--- a/por/docx/56.content.docx
+++ b/por/docx/56.content.docx
@@ -11,6 +11,15 @@
         <w:pStyle w:val="Heading2"/>
       </w:pPr>
       <w:r>
+        <w:t>Resource: Notas de Estudo (Tyndale)</w:t>
+      </w:r>
+      <w:r/>
+    </w:p>
+    <w:p>
+      <w:pPr>
+        <w:pStyle w:val="Heading2"/>
+      </w:pPr>
+      <w:r>
         <w:t>License Information</w:t>
       </w:r>
       <w:r/>
@@ -21,7 +30,7 @@
         <w:rPr>
           <w:b/>
         </w:rPr>
-        <w:t>Study Notes (Tyndale)</w:t>
+        <w:t>Notas de Estudo (Tyndale)</w:t>
       </w:r>
       <w:r>
         <w:t xml:space="preserve"> (Portuguese) is based on</w:t>
@@ -74,7 +83,7 @@
         <w:pStyle w:val="Heading1"/>
       </w:pPr>
       <w:r>
-        <w:t>Study Notes (Tyndale)</w:t>
+        <w:t>Notas de Estudo (Tyndale)</w:t>
       </w:r>
     </w:p>
     <w:p>
@@ -83,6 +92,51 @@
           <w:headerReference w:type="even" r:id="rId8"/>
           <w:headerReference w:type="default" r:id="rId9"/>
           <w:footerReference w:type="default" r:id="rId10"/>
+          <w:footnotePr>
+            <w:numRestart w:val="eachSect"/>
+          </w:footnotePr>
+          <w:type w:val="continuous"/>
+          <w:pgSz w:w="12240" w:h="15840" w:code="1"/>
+          <w:pgMar w:top="1440" w:right="1440" w:bottom="1440" w:left="1440" w:header="504" w:footer="504" w:gutter="0"/>
+          <w:cols w:space="708"/>
+          <w:titlePg/>
+          <w:docGrid w:linePitch="360"/>
+        </w:sectPr>
+      </w:pPr>
+    </w:p>
+    <w:p>
+      <w:r/>
+    </w:p>
+    <w:p>
+      <w:pPr>
+        <w:pStyle w:val="Heading2"/>
+      </w:pPr>
+      <w:r>
+        <w:t>TIT</w:t>
+      </w:r>
+      <w:r/>
+    </w:p>
+    <w:p>
+      <w:r/>
+      <w:r>
+        <w:rPr>
+          <w:i/>
+        </w:rPr>
+        <w:t>Tito 1.1, Titus.1.1–4, Tito 1.2, Tito 1.3, Tito 1.4, Tito 1.5, Tito 1.5–9, Tito 1.5–16, Tito 1.6, Tito 1.7, Tito 1.9, Titus.1.10, Tito 1.10–16, Tito 1.11, Tito 1.12, Tito 1.13, Tito 1.14, Titus.1.15, Tito 1.15–16, Tito 1.16, Tito 2.1–15, Titus.2.9–10, Tito 2.11, Titus.2.11–15, Titus.2.12, Titus.2.13, Titus.2.14, Titus.3.1, Titus.3.1–11, Titus.3.3, Titus.3.4, Titus.3.4–7, Titus.3.5, Titus.3.7, Titus.3.8, Titus.3.10–11, Titus.3.12, Titus.3.12–15, Titus.3.13, Titus.3.14, Titus.3.15</w:t>
+      </w:r>
+      <w:r/>
+    </w:p>
+    <w:p>
+      <w:r/>
+      <w:r>
+        <w:t xml:space="preserve"> </w:t>
+      </w:r>
+      <w:r/>
+      <w:r/>
+    </w:p>
+    <w:p>
+      <w:pPr>
+        <w:sectPr>
           <w:footnotePr>
             <w:numRestart w:val="eachSect"/>
           </w:footnotePr>

--- a/por/docx/56.content.docx
+++ b/por/docx/56.content.docx
@@ -4,49 +4,89 @@
   <w:body>
     <w:p/>
     <w:p>
-      <w:r/>
+      <w:pPr/>
+      <w:r>
+        <w:rPr>
+          <w:lang w:val="pt_PT" w:bidi="pt_PT"/>
+        </w:rPr>
+      </w:r>
     </w:p>
     <w:p>
       <w:pPr>
         <w:pStyle w:val="Heading2"/>
       </w:pPr>
       <w:r>
+        <w:rPr>
+          <w:lang w:val="pt_PT" w:bidi="pt_PT"/>
+        </w:rPr>
         <w:t>Resource: Notas de Estudo (Tyndale)</w:t>
       </w:r>
-      <w:r/>
+      <w:r>
+        <w:rPr>
+          <w:lang w:val="pt_PT" w:bidi="pt_PT"/>
+        </w:rPr>
+      </w:r>
     </w:p>
     <w:p>
       <w:pPr>
         <w:pStyle w:val="Heading2"/>
       </w:pPr>
       <w:r>
+        <w:rPr>
+          <w:lang w:val="pt_PT" w:bidi="pt_PT"/>
+        </w:rPr>
         <w:t>License Information</w:t>
       </w:r>
-      <w:r/>
-    </w:p>
-    <w:p>
-      <w:r/>
+      <w:r>
+        <w:rPr>
+          <w:lang w:val="pt_PT" w:bidi="pt_PT"/>
+        </w:rPr>
+      </w:r>
+    </w:p>
+    <w:p>
+      <w:pPr/>
+      <w:r>
+        <w:rPr>
+          <w:lang w:val="pt_PT" w:bidi="pt_PT"/>
+        </w:rPr>
+      </w:r>
       <w:r>
         <w:rPr>
           <w:b/>
+          <w:lang w:val="pt_PT" w:bidi="pt_PT"/>
         </w:rPr>
         <w:t>Notas de Estudo (Tyndale)</w:t>
       </w:r>
       <w:r>
+        <w:rPr>
+          <w:lang w:val="pt_PT" w:bidi="pt_PT"/>
+        </w:rPr>
         <w:t xml:space="preserve"> (Portuguese) is based on</w:t>
       </w:r>
       <w:r>
+        <w:rPr>
+          <w:lang w:val="pt_PT" w:bidi="pt_PT"/>
+        </w:rPr>
         <w:t xml:space="preserve">: </w:t>
       </w:r>
       <w:r>
+        <w:rPr>
+          <w:lang w:val="pt_PT" w:bidi="pt_PT"/>
+        </w:rPr>
         <w:t>Tyndale Open Study Notes</w:t>
       </w:r>
       <w:r>
+        <w:rPr>
+          <w:lang w:val="pt_PT" w:bidi="pt_PT"/>
+        </w:rPr>
         <w:t xml:space="preserve">, </w:t>
       </w:r>
       <w:hyperlink r:id="rId13">
         <w:r>
           <w:rPr>
+            <w:lang w:val="pt_PT" w:bidi="pt_PT"/>
+          </w:rPr>
+          <w:rPr>
             <w:color w:val="0000EE"/>
             <w:u w:val="single"/>
           </w:rPr>
@@ -54,11 +94,17 @@
         </w:r>
       </w:hyperlink>
       <w:r>
+        <w:rPr>
+          <w:lang w:val="pt_PT" w:bidi="pt_PT"/>
+        </w:rPr>
         <w:t xml:space="preserve">, 2019, which is licensed under a </w:t>
       </w:r>
       <w:hyperlink r:id="rId14">
         <w:r>
           <w:rPr>
+            <w:lang w:val="pt_PT" w:bidi="pt_PT"/>
+          </w:rPr>
+          <w:rPr>
             <w:color w:val="0000EE"/>
             <w:u w:val="single"/>
           </w:rPr>
@@ -66,23 +112,49 @@
         </w:r>
       </w:hyperlink>
       <w:r>
+        <w:rPr>
+          <w:lang w:val="pt_PT" w:bidi="pt_PT"/>
+        </w:rPr>
         <w:t>.</w:t>
       </w:r>
-      <w:r/>
-    </w:p>
-    <w:p>
-      <w:r/>
-      <w:r>
+      <w:r>
+        <w:rPr>
+          <w:lang w:val="pt_PT" w:bidi="pt_PT"/>
+        </w:rPr>
+      </w:r>
+    </w:p>
+    <w:p>
+      <w:pPr/>
+      <w:r>
+        <w:rPr>
+          <w:lang w:val="pt_PT" w:bidi="pt_PT"/>
+        </w:rPr>
+      </w:r>
+      <w:r>
+        <w:rPr>
+          <w:lang w:val="pt_PT" w:bidi="pt_PT"/>
+        </w:rPr>
         <w:t>This PDF version is provided under the same license.</w:t>
       </w:r>
-      <w:r/>
-      <w:r/>
+      <w:r>
+        <w:rPr>
+          <w:lang w:val="pt_PT" w:bidi="pt_PT"/>
+        </w:rPr>
+      </w:r>
+      <w:r>
+        <w:rPr>
+          <w:lang w:val="pt_PT" w:bidi="pt_PT"/>
+        </w:rPr>
+      </w:r>
     </w:p>
     <w:p>
       <w:pPr>
         <w:pStyle w:val="Heading1"/>
       </w:pPr>
       <w:r>
+        <w:rPr>
+          <w:lang w:val="pt_PT" w:bidi="pt_PT"/>
+        </w:rPr>
         <w:t>Notas de Estudo (Tyndale)</w:t>
       </w:r>
     </w:p>
@@ -105,34 +177,72 @@
       </w:pPr>
     </w:p>
     <w:p>
-      <w:r/>
+      <w:pPr/>
+      <w:r>
+        <w:rPr>
+          <w:lang w:val="pt_PT" w:bidi="pt_PT"/>
+        </w:rPr>
+      </w:r>
     </w:p>
     <w:p>
       <w:pPr>
         <w:pStyle w:val="Heading2"/>
       </w:pPr>
       <w:r>
+        <w:rPr>
+          <w:lang w:val="pt_PT" w:bidi="pt_PT"/>
+        </w:rPr>
         <w:t>TIT</w:t>
       </w:r>
-      <w:r/>
-    </w:p>
-    <w:p>
-      <w:r/>
+      <w:r>
+        <w:rPr>
+          <w:lang w:val="pt_PT" w:bidi="pt_PT"/>
+        </w:rPr>
+      </w:r>
+    </w:p>
+    <w:p>
+      <w:pPr/>
+      <w:r>
+        <w:rPr>
+          <w:lang w:val="pt_PT" w:bidi="pt_PT"/>
+        </w:rPr>
+      </w:r>
       <w:r>
         <w:rPr>
           <w:i/>
+          <w:lang w:val="pt_PT" w:bidi="pt_PT"/>
         </w:rPr>
         <w:t>Tito 1.1, Titus.1.1–4, Tito 1.2, Tito 1.3, Tito 1.4, Tito 1.5, Tito 1.5–9, Tito 1.5–16, Tito 1.6, Tito 1.7, Tito 1.9, Titus.1.10, Tito 1.10–16, Tito 1.11, Tito 1.12, Tito 1.13, Tito 1.14, Titus.1.15, Tito 1.15–16, Tito 1.16, Tito 2.1–15, Titus.2.9–10, Tito 2.11, Titus.2.11–15, Titus.2.12, Titus.2.13, Titus.2.14, Titus.3.1, Titus.3.1–11, Titus.3.3, Titus.3.4, Titus.3.4–7, Titus.3.5, Titus.3.7, Titus.3.8, Titus.3.10–11, Titus.3.12, Titus.3.12–15, Titus.3.13, Titus.3.14, Titus.3.15</w:t>
       </w:r>
-      <w:r/>
-    </w:p>
-    <w:p>
-      <w:r/>
-      <w:r>
+      <w:r>
+        <w:rPr>
+          <w:lang w:val="pt_PT" w:bidi="pt_PT"/>
+        </w:rPr>
+      </w:r>
+    </w:p>
+    <w:p>
+      <w:pPr/>
+      <w:r>
+        <w:rPr>
+          <w:lang w:val="pt_PT" w:bidi="pt_PT"/>
+        </w:rPr>
+      </w:r>
+      <w:r>
+        <w:rPr>
+          <w:lang w:val="pt_PT" w:bidi="pt_PT"/>
+        </w:rPr>
         <w:t xml:space="preserve"> </w:t>
       </w:r>
-      <w:r/>
-      <w:r/>
+      <w:r>
+        <w:rPr>
+          <w:lang w:val="pt_PT" w:bidi="pt_PT"/>
+        </w:rPr>
+      </w:r>
+      <w:r>
+        <w:rPr>
+          <w:lang w:val="pt_PT" w:bidi="pt_PT"/>
+        </w:rPr>
+      </w:r>
     </w:p>
     <w:p>
       <w:pPr>
@@ -150,25 +260,48 @@
       </w:pPr>
     </w:p>
     <w:p>
-      <w:r/>
+      <w:pPr/>
+      <w:r>
+        <w:rPr>
+          <w:lang w:val="pt_PT" w:bidi="pt_PT"/>
+        </w:rPr>
+      </w:r>
     </w:p>
     <w:p>
       <w:pPr>
         <w:pStyle w:val="Heading2"/>
       </w:pPr>
       <w:r>
+        <w:rPr>
+          <w:lang w:val="pt_PT" w:bidi="pt_PT"/>
+        </w:rPr>
         <w:t>Tito 1.1</w:t>
       </w:r>
-      <w:r/>
-    </w:p>
-    <w:p>
-      <w:r/>
-      <w:r>
+      <w:r>
+        <w:rPr>
+          <w:lang w:val="pt_PT" w:bidi="pt_PT"/>
+        </w:rPr>
+      </w:r>
+    </w:p>
+    <w:p>
+      <w:pPr/>
+      <w:r>
+        <w:rPr>
+          <w:lang w:val="pt_PT" w:bidi="pt_PT"/>
+        </w:rPr>
+      </w:r>
+      <w:r>
+        <w:rPr>
+          <w:lang w:val="pt_PT" w:bidi="pt_PT"/>
+        </w:rPr>
         <w:t xml:space="preserve">e para ensinar . . . vidas piedosas: Veja </w:t>
       </w:r>
       <w:hyperlink r:id="rId15">
         <w:r>
           <w:rPr>
+            <w:lang w:val="pt_PT" w:bidi="pt_PT"/>
+          </w:rPr>
+          <w:rPr>
             <w:color w:val="0000EE"/>
             <w:u w:val="single"/>
           </w:rPr>
@@ -176,11 +309,17 @@
         </w:r>
       </w:hyperlink>
       <w:r>
+        <w:rPr>
+          <w:lang w:val="pt_PT" w:bidi="pt_PT"/>
+        </w:rPr>
         <w:t xml:space="preserve">; </w:t>
       </w:r>
       <w:hyperlink r:id="rId16">
         <w:r>
           <w:rPr>
+            <w:lang w:val="pt_PT" w:bidi="pt_PT"/>
+          </w:rPr>
+          <w:rPr>
             <w:color w:val="0000EE"/>
             <w:u w:val="single"/>
           </w:rPr>
@@ -188,34 +327,73 @@
         </w:r>
       </w:hyperlink>
       <w:r>
+        <w:rPr>
+          <w:lang w:val="pt_PT" w:bidi="pt_PT"/>
+        </w:rPr>
         <w:t>.</w:t>
       </w:r>
     </w:p>
     <w:p>
-      <w:r/>
-      <w:r/>
-      <w:r/>
-    </w:p>
-    <w:p>
-      <w:r/>
+      <w:pPr/>
+      <w:r>
+        <w:rPr>
+          <w:lang w:val="pt_PT" w:bidi="pt_PT"/>
+        </w:rPr>
+      </w:r>
+      <w:r>
+        <w:rPr>
+          <w:lang w:val="pt_PT" w:bidi="pt_PT"/>
+        </w:rPr>
+      </w:r>
+      <w:r>
+        <w:rPr>
+          <w:lang w:val="pt_PT" w:bidi="pt_PT"/>
+        </w:rPr>
+      </w:r>
+    </w:p>
+    <w:p>
+      <w:pPr/>
+      <w:r>
+        <w:rPr>
+          <w:lang w:val="pt_PT" w:bidi="pt_PT"/>
+        </w:rPr>
+      </w:r>
     </w:p>
     <w:p>
       <w:pPr>
         <w:pStyle w:val="Heading2"/>
       </w:pPr>
       <w:r>
+        <w:rPr>
+          <w:lang w:val="pt_PT" w:bidi="pt_PT"/>
+        </w:rPr>
         <w:t>Titus.1.1–4</w:t>
       </w:r>
-      <w:r/>
-    </w:p>
-    <w:p>
-      <w:r/>
-      <w:r>
+      <w:r>
+        <w:rPr>
+          <w:lang w:val="pt_PT" w:bidi="pt_PT"/>
+        </w:rPr>
+      </w:r>
+    </w:p>
+    <w:p>
+      <w:pPr/>
+      <w:r>
+        <w:rPr>
+          <w:lang w:val="pt_PT" w:bidi="pt_PT"/>
+        </w:rPr>
+      </w:r>
+      <w:r>
+        <w:rPr>
+          <w:lang w:val="pt_PT" w:bidi="pt_PT"/>
+        </w:rPr>
         <w:t>A abertura de Tito, assim como a de 1 Timóteo (</w:t>
       </w:r>
       <w:hyperlink r:id="rId17">
         <w:r>
           <w:rPr>
+            <w:lang w:val="pt_PT" w:bidi="pt_PT"/>
+          </w:rPr>
+          <w:rPr>
             <w:color w:val="0000EE"/>
             <w:u w:val="single"/>
           </w:rPr>
@@ -223,31 +401,65 @@
         </w:r>
       </w:hyperlink>
       <w:r>
+        <w:rPr>
+          <w:lang w:val="pt_PT" w:bidi="pt_PT"/>
+        </w:rPr>
         <w:t xml:space="preserve">), estabelece a autoridade de Paulo para com seu representante. </w:t>
       </w:r>
-      <w:r/>
-      <w:r/>
-    </w:p>
-    <w:p>
-      <w:r/>
+      <w:r>
+        <w:rPr>
+          <w:lang w:val="pt_PT" w:bidi="pt_PT"/>
+        </w:rPr>
+      </w:r>
+      <w:r>
+        <w:rPr>
+          <w:lang w:val="pt_PT" w:bidi="pt_PT"/>
+        </w:rPr>
+      </w:r>
+    </w:p>
+    <w:p>
+      <w:pPr/>
+      <w:r>
+        <w:rPr>
+          <w:lang w:val="pt_PT" w:bidi="pt_PT"/>
+        </w:rPr>
+      </w:r>
     </w:p>
     <w:p>
       <w:pPr>
         <w:pStyle w:val="Heading2"/>
       </w:pPr>
       <w:r>
+        <w:rPr>
+          <w:lang w:val="pt_PT" w:bidi="pt_PT"/>
+        </w:rPr>
         <w:t>Tito 1.2</w:t>
       </w:r>
-      <w:r/>
-    </w:p>
-    <w:p>
-      <w:r/>
-      <w:r>
+      <w:r>
+        <w:rPr>
+          <w:lang w:val="pt_PT" w:bidi="pt_PT"/>
+        </w:rPr>
+      </w:r>
+    </w:p>
+    <w:p>
+      <w:pPr/>
+      <w:r>
+        <w:rPr>
+          <w:lang w:val="pt_PT" w:bidi="pt_PT"/>
+        </w:rPr>
+      </w:r>
+      <w:r>
+        <w:rPr>
+          <w:lang w:val="pt_PT" w:bidi="pt_PT"/>
+        </w:rPr>
         <w:t xml:space="preserve">A confiança de que eles têm a vida eterna permite que o povo de Deus viva no presente à luz do futuro (veja </w:t>
       </w:r>
       <w:hyperlink r:id="rId15">
         <w:r>
           <w:rPr>
+            <w:lang w:val="pt_PT" w:bidi="pt_PT"/>
+          </w:rPr>
+          <w:rPr>
             <w:color w:val="0000EE"/>
             <w:u w:val="single"/>
           </w:rPr>
@@ -255,11 +467,17 @@
         </w:r>
       </w:hyperlink>
       <w:r>
+        <w:rPr>
+          <w:lang w:val="pt_PT" w:bidi="pt_PT"/>
+        </w:rPr>
         <w:t xml:space="preserve">; </w:t>
       </w:r>
       <w:hyperlink r:id="rId18">
         <w:r>
           <w:rPr>
+            <w:lang w:val="pt_PT" w:bidi="pt_PT"/>
+          </w:rPr>
+          <w:rPr>
             <w:color w:val="0000EE"/>
             <w:u w:val="single"/>
           </w:rPr>
@@ -267,17 +485,29 @@
         </w:r>
       </w:hyperlink>
       <w:r>
+        <w:rPr>
+          <w:lang w:val="pt_PT" w:bidi="pt_PT"/>
+        </w:rPr>
         <w:t xml:space="preserve">). • Deus—que não mente: O verdadeiro Deus contrasta com as concepções populares dos cretenses (veja </w:t>
       </w:r>
       <w:r>
+        <w:rPr>
+          <w:lang w:val="pt_PT" w:bidi="pt_PT"/>
+        </w:rPr>
         <w:t>nota de estudo em 1.12</w:t>
       </w:r>
       <w:r>
+        <w:rPr>
+          <w:lang w:val="pt_PT" w:bidi="pt_PT"/>
+        </w:rPr>
         <w:t>). Esta declaração também sublinha o plano de salvação de Deus como imutável (</w:t>
       </w:r>
       <w:hyperlink r:id="rId19">
         <w:r>
           <w:rPr>
+            <w:lang w:val="pt_PT" w:bidi="pt_PT"/>
+          </w:rPr>
+          <w:rPr>
             <w:color w:val="0000EE"/>
             <w:u w:val="single"/>
           </w:rPr>
@@ -285,11 +515,17 @@
         </w:r>
       </w:hyperlink>
       <w:r>
+        <w:rPr>
+          <w:lang w:val="pt_PT" w:bidi="pt_PT"/>
+        </w:rPr>
         <w:t xml:space="preserve">): Deus pode ser confiado para cumprir suas promessas (veja </w:t>
       </w:r>
       <w:hyperlink r:id="rId20">
         <w:r>
           <w:rPr>
+            <w:lang w:val="pt_PT" w:bidi="pt_PT"/>
+          </w:rPr>
+          <w:rPr>
             <w:color w:val="0000EE"/>
             <w:u w:val="single"/>
           </w:rPr>
@@ -297,11 +533,17 @@
         </w:r>
       </w:hyperlink>
       <w:r>
+        <w:rPr>
+          <w:lang w:val="pt_PT" w:bidi="pt_PT"/>
+        </w:rPr>
         <w:t xml:space="preserve">; </w:t>
       </w:r>
       <w:hyperlink r:id="rId21">
         <w:r>
           <w:rPr>
+            <w:lang w:val="pt_PT" w:bidi="pt_PT"/>
+          </w:rPr>
+          <w:rPr>
             <w:color w:val="0000EE"/>
             <w:u w:val="single"/>
           </w:rPr>
@@ -309,11 +551,17 @@
         </w:r>
       </w:hyperlink>
       <w:r>
+        <w:rPr>
+          <w:lang w:val="pt_PT" w:bidi="pt_PT"/>
+        </w:rPr>
         <w:t xml:space="preserve">; </w:t>
       </w:r>
       <w:hyperlink r:id="rId22">
         <w:r>
           <w:rPr>
+            <w:lang w:val="pt_PT" w:bidi="pt_PT"/>
+          </w:rPr>
+          <w:rPr>
             <w:color w:val="0000EE"/>
             <w:u w:val="single"/>
           </w:rPr>
@@ -321,31 +569,65 @@
         </w:r>
       </w:hyperlink>
       <w:r>
+        <w:rPr>
+          <w:lang w:val="pt_PT" w:bidi="pt_PT"/>
+        </w:rPr>
         <w:t>).</w:t>
       </w:r>
-      <w:r/>
-      <w:r/>
-    </w:p>
-    <w:p>
-      <w:r/>
+      <w:r>
+        <w:rPr>
+          <w:lang w:val="pt_PT" w:bidi="pt_PT"/>
+        </w:rPr>
+      </w:r>
+      <w:r>
+        <w:rPr>
+          <w:lang w:val="pt_PT" w:bidi="pt_PT"/>
+        </w:rPr>
+      </w:r>
+    </w:p>
+    <w:p>
+      <w:pPr/>
+      <w:r>
+        <w:rPr>
+          <w:lang w:val="pt_PT" w:bidi="pt_PT"/>
+        </w:rPr>
+      </w:r>
     </w:p>
     <w:p>
       <w:pPr>
         <w:pStyle w:val="Heading2"/>
       </w:pPr>
       <w:r>
+        <w:rPr>
+          <w:lang w:val="pt_PT" w:bidi="pt_PT"/>
+        </w:rPr>
         <w:t>Tito 1.3</w:t>
       </w:r>
-      <w:r/>
-    </w:p>
-    <w:p>
-      <w:r/>
-      <w:r>
+      <w:r>
+        <w:rPr>
+          <w:lang w:val="pt_PT" w:bidi="pt_PT"/>
+        </w:rPr>
+      </w:r>
+    </w:p>
+    <w:p>
+      <w:pPr/>
+      <w:r>
+        <w:rPr>
+          <w:lang w:val="pt_PT" w:bidi="pt_PT"/>
+        </w:rPr>
+      </w:r>
+      <w:r>
+        <w:rPr>
+          <w:lang w:val="pt_PT" w:bidi="pt_PT"/>
+        </w:rPr>
         <w:t xml:space="preserve">no momento certo: A iniciativa é inteiramente de Deus, que realiza seu plano no seu próprio cronograma pela sua própria vontade (veja </w:t>
       </w:r>
       <w:hyperlink r:id="rId23">
         <w:r>
           <w:rPr>
+            <w:lang w:val="pt_PT" w:bidi="pt_PT"/>
+          </w:rPr>
+          <w:rPr>
             <w:color w:val="0000EE"/>
             <w:u w:val="single"/>
           </w:rPr>
@@ -353,11 +635,17 @@
         </w:r>
       </w:hyperlink>
       <w:r>
+        <w:rPr>
+          <w:lang w:val="pt_PT" w:bidi="pt_PT"/>
+        </w:rPr>
         <w:t xml:space="preserve">; </w:t>
       </w:r>
       <w:hyperlink r:id="rId24">
         <w:r>
           <w:rPr>
+            <w:lang w:val="pt_PT" w:bidi="pt_PT"/>
+          </w:rPr>
+          <w:rPr>
             <w:color w:val="0000EE"/>
             <w:u w:val="single"/>
           </w:rPr>
@@ -365,11 +653,17 @@
         </w:r>
       </w:hyperlink>
       <w:r>
+        <w:rPr>
+          <w:lang w:val="pt_PT" w:bidi="pt_PT"/>
+        </w:rPr>
         <w:t xml:space="preserve">; </w:t>
       </w:r>
       <w:hyperlink r:id="rId25">
         <w:r>
           <w:rPr>
+            <w:lang w:val="pt_PT" w:bidi="pt_PT"/>
+          </w:rPr>
+          <w:rPr>
             <w:color w:val="0000EE"/>
             <w:u w:val="single"/>
           </w:rPr>
@@ -377,11 +671,17 @@
         </w:r>
       </w:hyperlink>
       <w:r>
+        <w:rPr>
+          <w:lang w:val="pt_PT" w:bidi="pt_PT"/>
+        </w:rPr>
         <w:t xml:space="preserve">). • Deus nosso Salvador: Em </w:t>
       </w:r>
       <w:hyperlink r:id="rId26">
         <w:r>
           <w:rPr>
+            <w:lang w:val="pt_PT" w:bidi="pt_PT"/>
+          </w:rPr>
+          <w:rPr>
             <w:color w:val="0000EE"/>
             <w:u w:val="single"/>
           </w:rPr>
@@ -389,11 +689,17 @@
         </w:r>
       </w:hyperlink>
       <w:r>
+        <w:rPr>
+          <w:lang w:val="pt_PT" w:bidi="pt_PT"/>
+        </w:rPr>
         <w:t xml:space="preserve">, Jesus também é chamado de “nosso Salvador,” identificando Jesus com Deus (veja </w:t>
       </w:r>
       <w:hyperlink r:id="rId27">
         <w:r>
           <w:rPr>
+            <w:lang w:val="pt_PT" w:bidi="pt_PT"/>
+          </w:rPr>
+          <w:rPr>
             <w:color w:val="0000EE"/>
             <w:u w:val="single"/>
           </w:rPr>
@@ -401,11 +707,17 @@
         </w:r>
       </w:hyperlink>
       <w:r>
+        <w:rPr>
+          <w:lang w:val="pt_PT" w:bidi="pt_PT"/>
+        </w:rPr>
         <w:t>,</w:t>
       </w:r>
       <w:hyperlink r:id="rId28">
         <w:r>
           <w:rPr>
+            <w:lang w:val="pt_PT" w:bidi="pt_PT"/>
+          </w:rPr>
+          <w:rPr>
             <w:color w:val="0000EE"/>
             <w:u w:val="single"/>
           </w:rPr>
@@ -413,11 +725,17 @@
         </w:r>
       </w:hyperlink>
       <w:r>
+        <w:rPr>
+          <w:lang w:val="pt_PT" w:bidi="pt_PT"/>
+        </w:rPr>
         <w:t xml:space="preserve">; </w:t>
       </w:r>
       <w:hyperlink r:id="rId29">
         <w:r>
           <w:rPr>
+            <w:lang w:val="pt_PT" w:bidi="pt_PT"/>
+          </w:rPr>
+          <w:rPr>
             <w:color w:val="0000EE"/>
             <w:u w:val="single"/>
           </w:rPr>
@@ -425,11 +743,17 @@
         </w:r>
       </w:hyperlink>
       <w:r>
+        <w:rPr>
+          <w:lang w:val="pt_PT" w:bidi="pt_PT"/>
+        </w:rPr>
         <w:t>,</w:t>
       </w:r>
       <w:hyperlink r:id="rId30">
         <w:r>
           <w:rPr>
+            <w:lang w:val="pt_PT" w:bidi="pt_PT"/>
+          </w:rPr>
+          <w:rPr>
             <w:color w:val="0000EE"/>
             <w:u w:val="single"/>
           </w:rPr>
@@ -437,31 +761,65 @@
         </w:r>
       </w:hyperlink>
       <w:r>
+        <w:rPr>
+          <w:lang w:val="pt_PT" w:bidi="pt_PT"/>
+        </w:rPr>
         <w:t>).</w:t>
       </w:r>
-      <w:r/>
-      <w:r/>
-    </w:p>
-    <w:p>
-      <w:r/>
+      <w:r>
+        <w:rPr>
+          <w:lang w:val="pt_PT" w:bidi="pt_PT"/>
+        </w:rPr>
+      </w:r>
+      <w:r>
+        <w:rPr>
+          <w:lang w:val="pt_PT" w:bidi="pt_PT"/>
+        </w:rPr>
+      </w:r>
+    </w:p>
+    <w:p>
+      <w:pPr/>
+      <w:r>
+        <w:rPr>
+          <w:lang w:val="pt_PT" w:bidi="pt_PT"/>
+        </w:rPr>
+      </w:r>
     </w:p>
     <w:p>
       <w:pPr>
         <w:pStyle w:val="Heading2"/>
       </w:pPr>
       <w:r>
+        <w:rPr>
+          <w:lang w:val="pt_PT" w:bidi="pt_PT"/>
+        </w:rPr>
         <w:t>Tito 1.4</w:t>
       </w:r>
-      <w:r/>
-    </w:p>
-    <w:p>
-      <w:r/>
-      <w:r>
+      <w:r>
+        <w:rPr>
+          <w:lang w:val="pt_PT" w:bidi="pt_PT"/>
+        </w:rPr>
+      </w:r>
+    </w:p>
+    <w:p>
+      <w:pPr/>
+      <w:r>
+        <w:rPr>
+          <w:lang w:val="pt_PT" w:bidi="pt_PT"/>
+        </w:rPr>
+      </w:r>
+      <w:r>
+        <w:rPr>
+          <w:lang w:val="pt_PT" w:bidi="pt_PT"/>
+        </w:rPr>
         <w:t xml:space="preserve">Tito era o delegado de Paulo para lidar com a igreja em Creta. • meu verdadeiro filho: A frase autoriza a delegação (como em </w:t>
       </w:r>
       <w:hyperlink r:id="rId31">
         <w:r>
           <w:rPr>
+            <w:lang w:val="pt_PT" w:bidi="pt_PT"/>
+          </w:rPr>
+          <w:rPr>
             <w:color w:val="0000EE"/>
             <w:u w:val="single"/>
           </w:rPr>
@@ -469,31 +827,65 @@
         </w:r>
       </w:hyperlink>
       <w:r>
+        <w:rPr>
+          <w:lang w:val="pt_PT" w:bidi="pt_PT"/>
+        </w:rPr>
         <w:t>).</w:t>
       </w:r>
-      <w:r/>
-      <w:r/>
-    </w:p>
-    <w:p>
-      <w:r/>
+      <w:r>
+        <w:rPr>
+          <w:lang w:val="pt_PT" w:bidi="pt_PT"/>
+        </w:rPr>
+      </w:r>
+      <w:r>
+        <w:rPr>
+          <w:lang w:val="pt_PT" w:bidi="pt_PT"/>
+        </w:rPr>
+      </w:r>
+    </w:p>
+    <w:p>
+      <w:pPr/>
+      <w:r>
+        <w:rPr>
+          <w:lang w:val="pt_PT" w:bidi="pt_PT"/>
+        </w:rPr>
+      </w:r>
     </w:p>
     <w:p>
       <w:pPr>
         <w:pStyle w:val="Heading2"/>
       </w:pPr>
       <w:r>
+        <w:rPr>
+          <w:lang w:val="pt_PT" w:bidi="pt_PT"/>
+        </w:rPr>
         <w:t>Tito 1.5</w:t>
       </w:r>
-      <w:r/>
-    </w:p>
-    <w:p>
-      <w:r/>
-      <w:r>
+      <w:r>
+        <w:rPr>
+          <w:lang w:val="pt_PT" w:bidi="pt_PT"/>
+        </w:rPr>
+      </w:r>
+    </w:p>
+    <w:p>
+      <w:pPr/>
+      <w:r>
+        <w:rPr>
+          <w:lang w:val="pt_PT" w:bidi="pt_PT"/>
+        </w:rPr>
+      </w:r>
+      <w:r>
+        <w:rPr>
+          <w:lang w:val="pt_PT" w:bidi="pt_PT"/>
+        </w:rPr>
         <w:t>Creta ficava localizada no Mediterrâneo, ao sul do Mar Egeu. Era um local importante para viagens e comércio marítimo, por isso tinha uma mistura de influências, incluindo uma população judaica. Alguns de Creta estiveram no Pentecostes (</w:t>
       </w:r>
       <w:hyperlink r:id="rId32">
         <w:r>
           <w:rPr>
+            <w:lang w:val="pt_PT" w:bidi="pt_PT"/>
+          </w:rPr>
+          <w:rPr>
             <w:color w:val="0000EE"/>
             <w:u w:val="single"/>
           </w:rPr>
@@ -501,31 +893,65 @@
         </w:r>
       </w:hyperlink>
       <w:r>
+        <w:rPr>
+          <w:lang w:val="pt_PT" w:bidi="pt_PT"/>
+        </w:rPr>
         <w:t>), mas esta carta parece tratar de uma nova igreja. • anciãos em cada cidade: Pode ter havido mais de uma igreja doméstica em uma determinada cidade e possivelmente mais de um ancião em uma determinada igreja doméstica. Claramente, havia igrejas em pelo menos duas cidades e a liderança era específica para cada cidade.</w:t>
       </w:r>
-      <w:r/>
-      <w:r/>
-    </w:p>
-    <w:p>
-      <w:r/>
+      <w:r>
+        <w:rPr>
+          <w:lang w:val="pt_PT" w:bidi="pt_PT"/>
+        </w:rPr>
+      </w:r>
+      <w:r>
+        <w:rPr>
+          <w:lang w:val="pt_PT" w:bidi="pt_PT"/>
+        </w:rPr>
+      </w:r>
+    </w:p>
+    <w:p>
+      <w:pPr/>
+      <w:r>
+        <w:rPr>
+          <w:lang w:val="pt_PT" w:bidi="pt_PT"/>
+        </w:rPr>
+      </w:r>
     </w:p>
     <w:p>
       <w:pPr>
         <w:pStyle w:val="Heading2"/>
       </w:pPr>
       <w:r>
+        <w:rPr>
+          <w:lang w:val="pt_PT" w:bidi="pt_PT"/>
+        </w:rPr>
         <w:t>Tito 1.5–9</w:t>
       </w:r>
-      <w:r/>
-    </w:p>
-    <w:p>
-      <w:r/>
-      <w:r>
+      <w:r>
+        <w:rPr>
+          <w:lang w:val="pt_PT" w:bidi="pt_PT"/>
+        </w:rPr>
+      </w:r>
+    </w:p>
+    <w:p>
+      <w:pPr/>
+      <w:r>
+        <w:rPr>
+          <w:lang w:val="pt_PT" w:bidi="pt_PT"/>
+        </w:rPr>
+      </w:r>
+      <w:r>
+        <w:rPr>
+          <w:lang w:val="pt_PT" w:bidi="pt_PT"/>
+        </w:rPr>
         <w:t xml:space="preserve">Tito foi instruído a nomear líderes para completar nosso trabalho lá — ou seja, para estabelecer a igreja (cp. </w:t>
       </w:r>
       <w:hyperlink r:id="rId33">
         <w:r>
           <w:rPr>
+            <w:lang w:val="pt_PT" w:bidi="pt_PT"/>
+          </w:rPr>
+          <w:rPr>
             <w:color w:val="0000EE"/>
             <w:u w:val="single"/>
           </w:rPr>
@@ -533,11 +959,17 @@
         </w:r>
       </w:hyperlink>
       <w:r>
+        <w:rPr>
+          <w:lang w:val="pt_PT" w:bidi="pt_PT"/>
+        </w:rPr>
         <w:t xml:space="preserve">). Diáconos não são mencionados, possivelmente porque estas eram igrejas novas e pequenas. • Essas qualidades de liderança podem ser uma adaptação à falta de experiência desses convertidos e à dureza de sua cultura. Supõe-se que os anciãos serão homens (veja </w:t>
       </w:r>
       <w:hyperlink r:id="rId34">
         <w:r>
           <w:rPr>
+            <w:lang w:val="pt_PT" w:bidi="pt_PT"/>
+          </w:rPr>
+          <w:rPr>
             <w:color w:val="0000EE"/>
             <w:u w:val="single"/>
           </w:rPr>
@@ -545,31 +977,65 @@
         </w:r>
       </w:hyperlink>
       <w:r>
+        <w:rPr>
+          <w:lang w:val="pt_PT" w:bidi="pt_PT"/>
+        </w:rPr>
         <w:t>).</w:t>
       </w:r>
-      <w:r/>
-      <w:r/>
-    </w:p>
-    <w:p>
-      <w:r/>
+      <w:r>
+        <w:rPr>
+          <w:lang w:val="pt_PT" w:bidi="pt_PT"/>
+        </w:rPr>
+      </w:r>
+      <w:r>
+        <w:rPr>
+          <w:lang w:val="pt_PT" w:bidi="pt_PT"/>
+        </w:rPr>
+      </w:r>
+    </w:p>
+    <w:p>
+      <w:pPr/>
+      <w:r>
+        <w:rPr>
+          <w:lang w:val="pt_PT" w:bidi="pt_PT"/>
+        </w:rPr>
+      </w:r>
     </w:p>
     <w:p>
       <w:pPr>
         <w:pStyle w:val="Heading2"/>
       </w:pPr>
       <w:r>
+        <w:rPr>
+          <w:lang w:val="pt_PT" w:bidi="pt_PT"/>
+        </w:rPr>
         <w:t>Tito 1.5–16</w:t>
       </w:r>
-      <w:r/>
-    </w:p>
-    <w:p>
-      <w:r/>
-      <w:r>
+      <w:r>
+        <w:rPr>
+          <w:lang w:val="pt_PT" w:bidi="pt_PT"/>
+        </w:rPr>
+      </w:r>
+    </w:p>
+    <w:p>
+      <w:pPr/>
+      <w:r>
+        <w:rPr>
+          <w:lang w:val="pt_PT" w:bidi="pt_PT"/>
+        </w:rPr>
+      </w:r>
+      <w:r>
+        <w:rPr>
+          <w:lang w:val="pt_PT" w:bidi="pt_PT"/>
+        </w:rPr>
         <w:t>Uma liderança forte e fiel era necessária nas igrejas de Creta para enfrentar o perigo dos falsos mestres (</w:t>
       </w:r>
       <w:hyperlink r:id="rId35">
         <w:r>
           <w:rPr>
+            <w:lang w:val="pt_PT" w:bidi="pt_PT"/>
+          </w:rPr>
+          <w:rPr>
             <w:color w:val="0000EE"/>
             <w:u w:val="single"/>
           </w:rPr>
@@ -577,11 +1043,17 @@
         </w:r>
       </w:hyperlink>
       <w:r>
+        <w:rPr>
+          <w:lang w:val="pt_PT" w:bidi="pt_PT"/>
+        </w:rPr>
         <w:t xml:space="preserve">). Esta parte da tarefa de Tito se alinha com a preocupação maior da carta: formar uma comunidade que testemunhe a Cristo, incorporando a graça de Deus em sua conduta. Cf. </w:t>
       </w:r>
       <w:hyperlink r:id="rId36">
         <w:r>
           <w:rPr>
+            <w:lang w:val="pt_PT" w:bidi="pt_PT"/>
+          </w:rPr>
+          <w:rPr>
             <w:color w:val="0000EE"/>
             <w:u w:val="single"/>
           </w:rPr>
@@ -589,37 +1061,77 @@
         </w:r>
       </w:hyperlink>
       <w:r>
+        <w:rPr>
+          <w:lang w:val="pt_PT" w:bidi="pt_PT"/>
+        </w:rPr>
         <w:t>.</w:t>
       </w:r>
-      <w:r/>
-      <w:r/>
-    </w:p>
-    <w:p>
-      <w:r/>
+      <w:r>
+        <w:rPr>
+          <w:lang w:val="pt_PT" w:bidi="pt_PT"/>
+        </w:rPr>
+      </w:r>
+      <w:r>
+        <w:rPr>
+          <w:lang w:val="pt_PT" w:bidi="pt_PT"/>
+        </w:rPr>
+      </w:r>
+    </w:p>
+    <w:p>
+      <w:pPr/>
+      <w:r>
+        <w:rPr>
+          <w:lang w:val="pt_PT" w:bidi="pt_PT"/>
+        </w:rPr>
+      </w:r>
     </w:p>
     <w:p>
       <w:pPr>
         <w:pStyle w:val="Heading2"/>
       </w:pPr>
       <w:r>
+        <w:rPr>
+          <w:lang w:val="pt_PT" w:bidi="pt_PT"/>
+        </w:rPr>
         <w:t>Tito 1.6</w:t>
       </w:r>
-      <w:r/>
-    </w:p>
-    <w:p>
-      <w:r/>
-      <w:r>
+      <w:r>
+        <w:rPr>
+          <w:lang w:val="pt_PT" w:bidi="pt_PT"/>
+        </w:rPr>
+      </w:r>
+    </w:p>
+    <w:p>
+      <w:pPr/>
+      <w:r>
+        <w:rPr>
+          <w:lang w:val="pt_PT" w:bidi="pt_PT"/>
+        </w:rPr>
+      </w:r>
+      <w:r>
+        <w:rPr>
+          <w:lang w:val="pt_PT" w:bidi="pt_PT"/>
+        </w:rPr>
         <w:t xml:space="preserve">deve ser fiel à sua esposa: Veja </w:t>
       </w:r>
       <w:r>
+        <w:rPr>
+          <w:lang w:val="pt_PT" w:bidi="pt_PT"/>
+        </w:rPr>
         <w:t>nota de estudo em 1Tm 3.2</w:t>
       </w:r>
       <w:r>
+        <w:rPr>
+          <w:lang w:val="pt_PT" w:bidi="pt_PT"/>
+        </w:rPr>
         <w:t>. • selvagem ou rebelde: Isso provavelmente reflete a cultura cretense com seus baixos padrões morais (</w:t>
       </w:r>
       <w:hyperlink r:id="rId37">
         <w:r>
           <w:rPr>
+            <w:lang w:val="pt_PT" w:bidi="pt_PT"/>
+          </w:rPr>
+          <w:rPr>
             <w:color w:val="0000EE"/>
             <w:u w:val="single"/>
           </w:rPr>
@@ -627,49 +1139,91 @@
         </w:r>
       </w:hyperlink>
       <w:r>
+        <w:rPr>
+          <w:lang w:val="pt_PT" w:bidi="pt_PT"/>
+        </w:rPr>
         <w:t>).</w:t>
       </w:r>
-      <w:r/>
-      <w:r/>
-    </w:p>
-    <w:p>
-      <w:r/>
+      <w:r>
+        <w:rPr>
+          <w:lang w:val="pt_PT" w:bidi="pt_PT"/>
+        </w:rPr>
+      </w:r>
+      <w:r>
+        <w:rPr>
+          <w:lang w:val="pt_PT" w:bidi="pt_PT"/>
+        </w:rPr>
+      </w:r>
+    </w:p>
+    <w:p>
+      <w:pPr/>
+      <w:r>
+        <w:rPr>
+          <w:lang w:val="pt_PT" w:bidi="pt_PT"/>
+        </w:rPr>
+      </w:r>
     </w:p>
     <w:p>
       <w:pPr>
         <w:pStyle w:val="Heading2"/>
       </w:pPr>
       <w:r>
+        <w:rPr>
+          <w:lang w:val="pt_PT" w:bidi="pt_PT"/>
+        </w:rPr>
         <w:t>Tito 1.7</w:t>
       </w:r>
-      <w:r/>
-    </w:p>
-    <w:p>
-      <w:r/>
-      <w:r>
+      <w:r>
+        <w:rPr>
+          <w:lang w:val="pt_PT" w:bidi="pt_PT"/>
+        </w:rPr>
+      </w:r>
+    </w:p>
+    <w:p>
+      <w:pPr/>
+      <w:r>
+        <w:rPr>
+          <w:lang w:val="pt_PT" w:bidi="pt_PT"/>
+        </w:rPr>
+      </w:r>
+      <w:r>
+        <w:rPr>
+          <w:lang w:val="pt_PT" w:bidi="pt_PT"/>
+        </w:rPr>
         <w:t xml:space="preserve">Um líder da igreja (ou </w:t>
       </w:r>
       <w:r>
         <w:rPr>
           <w:i/>
+          <w:lang w:val="pt_PT" w:bidi="pt_PT"/>
         </w:rPr>
         <w:t>Um supervisor,</w:t>
       </w:r>
       <w:r>
+        <w:rPr>
+          <w:lang w:val="pt_PT" w:bidi="pt_PT"/>
+        </w:rPr>
         <w:t xml:space="preserve"> ou </w:t>
       </w:r>
       <w:r>
         <w:rPr>
           <w:i/>
+          <w:lang w:val="pt_PT" w:bidi="pt_PT"/>
         </w:rPr>
         <w:t>Um bispo</w:t>
       </w:r>
       <w:r>
+        <w:rPr>
+          <w:lang w:val="pt_PT" w:bidi="pt_PT"/>
+        </w:rPr>
         <w:t xml:space="preserve">) é um administrador da casa de Deus: Veja </w:t>
       </w:r>
       <w:hyperlink r:id="rId38">
         <w:r>
           <w:rPr>
+            <w:lang w:val="pt_PT" w:bidi="pt_PT"/>
+          </w:rPr>
+          <w:rPr>
             <w:color w:val="0000EE"/>
             <w:u w:val="single"/>
           </w:rPr>
@@ -677,11 +1231,17 @@
         </w:r>
       </w:hyperlink>
       <w:r>
+        <w:rPr>
+          <w:lang w:val="pt_PT" w:bidi="pt_PT"/>
+        </w:rPr>
         <w:t xml:space="preserve">; </w:t>
       </w:r>
       <w:hyperlink r:id="rId39">
         <w:r>
           <w:rPr>
+            <w:lang w:val="pt_PT" w:bidi="pt_PT"/>
+          </w:rPr>
+          <w:rPr>
             <w:color w:val="0000EE"/>
             <w:u w:val="single"/>
           </w:rPr>
@@ -689,11 +1249,17 @@
         </w:r>
       </w:hyperlink>
       <w:r>
+        <w:rPr>
+          <w:lang w:val="pt_PT" w:bidi="pt_PT"/>
+        </w:rPr>
         <w:t xml:space="preserve">; </w:t>
       </w:r>
       <w:hyperlink r:id="rId40">
         <w:r>
           <w:rPr>
+            <w:lang w:val="pt_PT" w:bidi="pt_PT"/>
+          </w:rPr>
+          <w:rPr>
             <w:color w:val="0000EE"/>
             <w:u w:val="single"/>
           </w:rPr>
@@ -701,11 +1267,17 @@
         </w:r>
       </w:hyperlink>
       <w:r>
+        <w:rPr>
+          <w:lang w:val="pt_PT" w:bidi="pt_PT"/>
+        </w:rPr>
         <w:t xml:space="preserve">; </w:t>
       </w:r>
       <w:hyperlink r:id="rId34">
         <w:r>
           <w:rPr>
+            <w:lang w:val="pt_PT" w:bidi="pt_PT"/>
+          </w:rPr>
+          <w:rPr>
             <w:color w:val="0000EE"/>
             <w:u w:val="single"/>
           </w:rPr>
@@ -713,11 +1285,17 @@
         </w:r>
       </w:hyperlink>
       <w:r>
+        <w:rPr>
+          <w:lang w:val="pt_PT" w:bidi="pt_PT"/>
+        </w:rPr>
         <w:t>,</w:t>
       </w:r>
       <w:hyperlink r:id="rId41">
         <w:r>
           <w:rPr>
+            <w:lang w:val="pt_PT" w:bidi="pt_PT"/>
+          </w:rPr>
+          <w:rPr>
             <w:color w:val="0000EE"/>
             <w:u w:val="single"/>
           </w:rPr>
@@ -725,11 +1303,17 @@
         </w:r>
       </w:hyperlink>
       <w:r>
+        <w:rPr>
+          <w:lang w:val="pt_PT" w:bidi="pt_PT"/>
+        </w:rPr>
         <w:t>,</w:t>
       </w:r>
       <w:hyperlink r:id="rId42">
         <w:r>
           <w:rPr>
+            <w:lang w:val="pt_PT" w:bidi="pt_PT"/>
+          </w:rPr>
+          <w:rPr>
             <w:color w:val="0000EE"/>
             <w:u w:val="single"/>
           </w:rPr>
@@ -737,11 +1321,17 @@
         </w:r>
       </w:hyperlink>
       <w:r>
+        <w:rPr>
+          <w:lang w:val="pt_PT" w:bidi="pt_PT"/>
+        </w:rPr>
         <w:t xml:space="preserve">; </w:t>
       </w:r>
       <w:hyperlink r:id="rId43">
         <w:r>
           <w:rPr>
+            <w:lang w:val="pt_PT" w:bidi="pt_PT"/>
+          </w:rPr>
+          <w:rPr>
             <w:color w:val="0000EE"/>
             <w:u w:val="single"/>
           </w:rPr>
@@ -749,11 +1339,17 @@
         </w:r>
       </w:hyperlink>
       <w:r>
+        <w:rPr>
+          <w:lang w:val="pt_PT" w:bidi="pt_PT"/>
+        </w:rPr>
         <w:t xml:space="preserve">. • Essas qualidades indicam que um ancião não deve estar "seguindo a multidão" dos cretenses (veja </w:t>
       </w:r>
       <w:hyperlink r:id="rId37">
         <w:r>
           <w:rPr>
+            <w:lang w:val="pt_PT" w:bidi="pt_PT"/>
+          </w:rPr>
+          <w:rPr>
             <w:color w:val="0000EE"/>
             <w:u w:val="single"/>
           </w:rPr>
@@ -761,31 +1357,65 @@
         </w:r>
       </w:hyperlink>
       <w:r>
+        <w:rPr>
+          <w:lang w:val="pt_PT" w:bidi="pt_PT"/>
+        </w:rPr>
         <w:t>).</w:t>
       </w:r>
-      <w:r/>
-      <w:r/>
-    </w:p>
-    <w:p>
-      <w:r/>
+      <w:r>
+        <w:rPr>
+          <w:lang w:val="pt_PT" w:bidi="pt_PT"/>
+        </w:rPr>
+      </w:r>
+      <w:r>
+        <w:rPr>
+          <w:lang w:val="pt_PT" w:bidi="pt_PT"/>
+        </w:rPr>
+      </w:r>
+    </w:p>
+    <w:p>
+      <w:pPr/>
+      <w:r>
+        <w:rPr>
+          <w:lang w:val="pt_PT" w:bidi="pt_PT"/>
+        </w:rPr>
+      </w:r>
     </w:p>
     <w:p>
       <w:pPr>
         <w:pStyle w:val="Heading2"/>
       </w:pPr>
       <w:r>
+        <w:rPr>
+          <w:lang w:val="pt_PT" w:bidi="pt_PT"/>
+        </w:rPr>
         <w:t>Tito 1.9</w:t>
       </w:r>
-      <w:r/>
-    </w:p>
-    <w:p>
-      <w:r/>
-      <w:r>
+      <w:r>
+        <w:rPr>
+          <w:lang w:val="pt_PT" w:bidi="pt_PT"/>
+        </w:rPr>
+      </w:r>
+    </w:p>
+    <w:p>
+      <w:pPr/>
+      <w:r>
+        <w:rPr>
+          <w:lang w:val="pt_PT" w:bidi="pt_PT"/>
+        </w:rPr>
+      </w:r>
+      <w:r>
+        <w:rPr>
+          <w:lang w:val="pt_PT" w:bidi="pt_PT"/>
+        </w:rPr>
         <w:t xml:space="preserve">Os anciãos tinham um papel principal no ensino da comunidade. Isso pode ter sido necessário para lidar com a ameaça imediata a essas comunidades específicas (como também em Éfeso; veja </w:t>
       </w:r>
       <w:hyperlink r:id="rId44">
         <w:r>
           <w:rPr>
+            <w:lang w:val="pt_PT" w:bidi="pt_PT"/>
+          </w:rPr>
+          <w:rPr>
             <w:color w:val="0000EE"/>
             <w:u w:val="single"/>
           </w:rPr>
@@ -793,11 +1423,17 @@
         </w:r>
       </w:hyperlink>
       <w:r>
+        <w:rPr>
+          <w:lang w:val="pt_PT" w:bidi="pt_PT"/>
+        </w:rPr>
         <w:t xml:space="preserve">). • Somente com uma forte crença nas Boas Novas um ancião seria capaz de fornecer um ensino saudável. As preocupações específicas de Paulo são abordadas em </w:t>
       </w:r>
       <w:hyperlink r:id="rId45">
         <w:r>
           <w:rPr>
+            <w:lang w:val="pt_PT" w:bidi="pt_PT"/>
+          </w:rPr>
+          <w:rPr>
             <w:color w:val="0000EE"/>
             <w:u w:val="single"/>
           </w:rPr>
@@ -805,11 +1441,17 @@
         </w:r>
       </w:hyperlink>
       <w:r>
+        <w:rPr>
+          <w:lang w:val="pt_PT" w:bidi="pt_PT"/>
+        </w:rPr>
         <w:t xml:space="preserve">, à luz dos problemas mencionados em </w:t>
       </w:r>
       <w:hyperlink r:id="rId35">
         <w:r>
           <w:rPr>
+            <w:lang w:val="pt_PT" w:bidi="pt_PT"/>
+          </w:rPr>
+          <w:rPr>
             <w:color w:val="0000EE"/>
             <w:u w:val="single"/>
           </w:rPr>
@@ -817,11 +1459,17 @@
         </w:r>
       </w:hyperlink>
       <w:r>
+        <w:rPr>
+          <w:lang w:val="pt_PT" w:bidi="pt_PT"/>
+        </w:rPr>
         <w:t xml:space="preserve"> e </w:t>
       </w:r>
       <w:hyperlink r:id="rId46">
         <w:r>
           <w:rPr>
+            <w:lang w:val="pt_PT" w:bidi="pt_PT"/>
+          </w:rPr>
+          <w:rPr>
             <w:color w:val="0000EE"/>
             <w:u w:val="single"/>
           </w:rPr>
@@ -829,11 +1477,17 @@
         </w:r>
       </w:hyperlink>
       <w:r>
+        <w:rPr>
+          <w:lang w:val="pt_PT" w:bidi="pt_PT"/>
+        </w:rPr>
         <w:t xml:space="preserve"> (veja também </w:t>
       </w:r>
       <w:hyperlink r:id="rId47">
         <w:r>
           <w:rPr>
+            <w:lang w:val="pt_PT" w:bidi="pt_PT"/>
+          </w:rPr>
+          <w:rPr>
             <w:color w:val="0000EE"/>
             <w:u w:val="single"/>
           </w:rPr>
@@ -841,11 +1495,17 @@
         </w:r>
       </w:hyperlink>
       <w:r>
+        <w:rPr>
+          <w:lang w:val="pt_PT" w:bidi="pt_PT"/>
+        </w:rPr>
         <w:t xml:space="preserve">). • Tito tinha um papel semelhante (cp. </w:t>
       </w:r>
       <w:hyperlink r:id="rId48">
         <w:r>
           <w:rPr>
+            <w:lang w:val="pt_PT" w:bidi="pt_PT"/>
+          </w:rPr>
+          <w:rPr>
             <w:color w:val="0000EE"/>
             <w:u w:val="single"/>
           </w:rPr>
@@ -853,11 +1513,17 @@
         </w:r>
       </w:hyperlink>
       <w:r>
+        <w:rPr>
+          <w:lang w:val="pt_PT" w:bidi="pt_PT"/>
+        </w:rPr>
         <w:t xml:space="preserve">; </w:t>
       </w:r>
       <w:hyperlink r:id="rId49">
         <w:r>
           <w:rPr>
+            <w:lang w:val="pt_PT" w:bidi="pt_PT"/>
+          </w:rPr>
+          <w:rPr>
             <w:color w:val="0000EE"/>
             <w:u w:val="single"/>
           </w:rPr>
@@ -865,11 +1531,17 @@
         </w:r>
       </w:hyperlink>
       <w:r>
+        <w:rPr>
+          <w:lang w:val="pt_PT" w:bidi="pt_PT"/>
+        </w:rPr>
         <w:t xml:space="preserve">; </w:t>
       </w:r>
       <w:hyperlink r:id="rId50">
         <w:r>
           <w:rPr>
+            <w:lang w:val="pt_PT" w:bidi="pt_PT"/>
+          </w:rPr>
+          <w:rPr>
             <w:color w:val="0000EE"/>
             <w:u w:val="single"/>
           </w:rPr>
@@ -877,11 +1549,17 @@
         </w:r>
       </w:hyperlink>
       <w:r>
+        <w:rPr>
+          <w:lang w:val="pt_PT" w:bidi="pt_PT"/>
+        </w:rPr>
         <w:t xml:space="preserve">). A liderança local continuaria de onde Paulo e seus delegados pararam. • Aqueles que se opõem são descritos em </w:t>
       </w:r>
       <w:hyperlink r:id="rId35">
         <w:r>
           <w:rPr>
+            <w:lang w:val="pt_PT" w:bidi="pt_PT"/>
+          </w:rPr>
+          <w:rPr>
             <w:color w:val="0000EE"/>
             <w:u w:val="single"/>
           </w:rPr>
@@ -889,31 +1567,65 @@
         </w:r>
       </w:hyperlink>
       <w:r>
+        <w:rPr>
+          <w:lang w:val="pt_PT" w:bidi="pt_PT"/>
+        </w:rPr>
         <w:t>.</w:t>
       </w:r>
-      <w:r/>
-      <w:r/>
-    </w:p>
-    <w:p>
-      <w:r/>
+      <w:r>
+        <w:rPr>
+          <w:lang w:val="pt_PT" w:bidi="pt_PT"/>
+        </w:rPr>
+      </w:r>
+      <w:r>
+        <w:rPr>
+          <w:lang w:val="pt_PT" w:bidi="pt_PT"/>
+        </w:rPr>
+      </w:r>
+    </w:p>
+    <w:p>
+      <w:pPr/>
+      <w:r>
+        <w:rPr>
+          <w:lang w:val="pt_PT" w:bidi="pt_PT"/>
+        </w:rPr>
+      </w:r>
     </w:p>
     <w:p>
       <w:pPr>
         <w:pStyle w:val="Heading2"/>
       </w:pPr>
       <w:r>
+        <w:rPr>
+          <w:lang w:val="pt_PT" w:bidi="pt_PT"/>
+        </w:rPr>
         <w:t>Titus.1.10</w:t>
       </w:r>
-      <w:r/>
-    </w:p>
-    <w:p>
-      <w:r/>
-      <w:r>
+      <w:r>
+        <w:rPr>
+          <w:lang w:val="pt_PT" w:bidi="pt_PT"/>
+        </w:rPr>
+      </w:r>
+    </w:p>
+    <w:p>
+      <w:pPr/>
+      <w:r>
+        <w:rPr>
+          <w:lang w:val="pt_PT" w:bidi="pt_PT"/>
+        </w:rPr>
+      </w:r>
+      <w:r>
+        <w:rPr>
+          <w:lang w:val="pt_PT" w:bidi="pt_PT"/>
+        </w:rPr>
         <w:t xml:space="preserve">pessoas rebeldes: A mesma palavra grega é usada para crianças em </w:t>
       </w:r>
       <w:hyperlink r:id="rId51">
         <w:r>
           <w:rPr>
+            <w:lang w:val="pt_PT" w:bidi="pt_PT"/>
+          </w:rPr>
+          <w:rPr>
             <w:color w:val="0000EE"/>
             <w:u w:val="single"/>
           </w:rPr>
@@ -921,20 +1633,30 @@
         </w:r>
       </w:hyperlink>
       <w:r>
+        <w:rPr>
+          <w:lang w:val="pt_PT" w:bidi="pt_PT"/>
+        </w:rPr>
         <w:t xml:space="preserve">. • aqueles que insistem na circuncisão para a salvação (literalmente </w:t>
       </w:r>
       <w:r>
         <w:rPr>
           <w:i/>
+          <w:lang w:val="pt_PT" w:bidi="pt_PT"/>
         </w:rPr>
         <w:t>aqueles da circuncisão</w:t>
       </w:r>
       <w:r>
+        <w:rPr>
+          <w:lang w:val="pt_PT" w:bidi="pt_PT"/>
+        </w:rPr>
         <w:t xml:space="preserve">): Isso provavelmente se refere a cristãos judeus; a frase grega deixa em aberto se eles exigiam ou não a circuncisão dos gentios. A essência judaica deste ensinamento falso é sugerida em </w:t>
       </w:r>
       <w:hyperlink r:id="rId52">
         <w:r>
           <w:rPr>
+            <w:lang w:val="pt_PT" w:bidi="pt_PT"/>
+          </w:rPr>
+          <w:rPr>
             <w:color w:val="0000EE"/>
             <w:u w:val="single"/>
           </w:rPr>
@@ -942,11 +1664,17 @@
         </w:r>
       </w:hyperlink>
       <w:r>
+        <w:rPr>
+          <w:lang w:val="pt_PT" w:bidi="pt_PT"/>
+        </w:rPr>
         <w:t xml:space="preserve"> e </w:t>
       </w:r>
       <w:hyperlink r:id="rId53">
         <w:r>
           <w:rPr>
+            <w:lang w:val="pt_PT" w:bidi="pt_PT"/>
+          </w:rPr>
+          <w:rPr>
             <w:color w:val="0000EE"/>
             <w:u w:val="single"/>
           </w:rPr>
@@ -954,31 +1682,65 @@
         </w:r>
       </w:hyperlink>
       <w:r>
+        <w:rPr>
+          <w:lang w:val="pt_PT" w:bidi="pt_PT"/>
+        </w:rPr>
         <w:t>.</w:t>
       </w:r>
-      <w:r/>
-      <w:r/>
-    </w:p>
-    <w:p>
-      <w:r/>
+      <w:r>
+        <w:rPr>
+          <w:lang w:val="pt_PT" w:bidi="pt_PT"/>
+        </w:rPr>
+      </w:r>
+      <w:r>
+        <w:rPr>
+          <w:lang w:val="pt_PT" w:bidi="pt_PT"/>
+        </w:rPr>
+      </w:r>
+    </w:p>
+    <w:p>
+      <w:pPr/>
+      <w:r>
+        <w:rPr>
+          <w:lang w:val="pt_PT" w:bidi="pt_PT"/>
+        </w:rPr>
+      </w:r>
     </w:p>
     <w:p>
       <w:pPr>
         <w:pStyle w:val="Heading2"/>
       </w:pPr>
       <w:r>
+        <w:rPr>
+          <w:lang w:val="pt_PT" w:bidi="pt_PT"/>
+        </w:rPr>
         <w:t>Tito 1.10–16</w:t>
       </w:r>
-      <w:r/>
-    </w:p>
-    <w:p>
-      <w:r/>
-      <w:r>
+      <w:r>
+        <w:rPr>
+          <w:lang w:val="pt_PT" w:bidi="pt_PT"/>
+        </w:rPr>
+      </w:r>
+    </w:p>
+    <w:p>
+      <w:pPr/>
+      <w:r>
+        <w:rPr>
+          <w:lang w:val="pt_PT" w:bidi="pt_PT"/>
+        </w:rPr>
+      </w:r>
+      <w:r>
+        <w:rPr>
+          <w:lang w:val="pt_PT" w:bidi="pt_PT"/>
+        </w:rPr>
         <w:t>Em uma população nativa de arruaceiros, Tito precisaria ter pulso firme para livrar essas comunidades cristãs da corrupção e torná-las saudáveis na fé (</w:t>
       </w:r>
       <w:hyperlink r:id="rId54">
         <w:r>
           <w:rPr>
+            <w:lang w:val="pt_PT" w:bidi="pt_PT"/>
+          </w:rPr>
+          <w:rPr>
             <w:color w:val="0000EE"/>
             <w:u w:val="single"/>
           </w:rPr>
@@ -986,31 +1748,65 @@
         </w:r>
       </w:hyperlink>
       <w:r>
+        <w:rPr>
+          <w:lang w:val="pt_PT" w:bidi="pt_PT"/>
+        </w:rPr>
         <w:t>).</w:t>
       </w:r>
-      <w:r/>
-      <w:r/>
-    </w:p>
-    <w:p>
-      <w:r/>
+      <w:r>
+        <w:rPr>
+          <w:lang w:val="pt_PT" w:bidi="pt_PT"/>
+        </w:rPr>
+      </w:r>
+      <w:r>
+        <w:rPr>
+          <w:lang w:val="pt_PT" w:bidi="pt_PT"/>
+        </w:rPr>
+      </w:r>
+    </w:p>
+    <w:p>
+      <w:pPr/>
+      <w:r>
+        <w:rPr>
+          <w:lang w:val="pt_PT" w:bidi="pt_PT"/>
+        </w:rPr>
+      </w:r>
     </w:p>
     <w:p>
       <w:pPr>
         <w:pStyle w:val="Heading2"/>
       </w:pPr>
       <w:r>
+        <w:rPr>
+          <w:lang w:val="pt_PT" w:bidi="pt_PT"/>
+        </w:rPr>
         <w:t>Tito 1.11</w:t>
       </w:r>
-      <w:r/>
-    </w:p>
-    <w:p>
-      <w:r/>
-      <w:r>
+      <w:r>
+        <w:rPr>
+          <w:lang w:val="pt_PT" w:bidi="pt_PT"/>
+        </w:rPr>
+      </w:r>
+    </w:p>
+    <w:p>
+      <w:pPr/>
+      <w:r>
+        <w:rPr>
+          <w:lang w:val="pt_PT" w:bidi="pt_PT"/>
+        </w:rPr>
+      </w:r>
+      <w:r>
+        <w:rPr>
+          <w:lang w:val="pt_PT" w:bidi="pt_PT"/>
+        </w:rPr>
         <w:t xml:space="preserve">atrapalhando famílias inteiras: Isso também aconteceu em Éfeso (cp. </w:t>
       </w:r>
       <w:hyperlink r:id="rId55">
         <w:r>
           <w:rPr>
+            <w:lang w:val="pt_PT" w:bidi="pt_PT"/>
+          </w:rPr>
+          <w:rPr>
             <w:color w:val="0000EE"/>
             <w:u w:val="single"/>
           </w:rPr>
@@ -1018,11 +1814,17 @@
         </w:r>
       </w:hyperlink>
       <w:r>
+        <w:rPr>
+          <w:lang w:val="pt_PT" w:bidi="pt_PT"/>
+        </w:rPr>
         <w:t xml:space="preserve">; </w:t>
       </w:r>
       <w:hyperlink r:id="rId56">
         <w:r>
           <w:rPr>
+            <w:lang w:val="pt_PT" w:bidi="pt_PT"/>
+          </w:rPr>
+          <w:rPr>
             <w:color w:val="0000EE"/>
             <w:u w:val="single"/>
           </w:rPr>
@@ -1030,11 +1832,17 @@
         </w:r>
       </w:hyperlink>
       <w:r>
+        <w:rPr>
+          <w:lang w:val="pt_PT" w:bidi="pt_PT"/>
+        </w:rPr>
         <w:t xml:space="preserve">; </w:t>
       </w:r>
       <w:hyperlink r:id="rId57">
         <w:r>
           <w:rPr>
+            <w:lang w:val="pt_PT" w:bidi="pt_PT"/>
+          </w:rPr>
+          <w:rPr>
             <w:color w:val="0000EE"/>
             <w:u w:val="single"/>
           </w:rPr>
@@ -1042,11 +1850,17 @@
         </w:r>
       </w:hyperlink>
       <w:r>
+        <w:rPr>
+          <w:lang w:val="pt_PT" w:bidi="pt_PT"/>
+        </w:rPr>
         <w:t>). • apenas por dinheiro: Os anciãos não devem ter essa característica (</w:t>
       </w:r>
       <w:hyperlink r:id="rId58">
         <w:r>
           <w:rPr>
+            <w:lang w:val="pt_PT" w:bidi="pt_PT"/>
+          </w:rPr>
+          <w:rPr>
             <w:color w:val="0000EE"/>
             <w:u w:val="single"/>
           </w:rPr>
@@ -1054,11 +1868,17 @@
         </w:r>
       </w:hyperlink>
       <w:r>
+        <w:rPr>
+          <w:lang w:val="pt_PT" w:bidi="pt_PT"/>
+        </w:rPr>
         <w:t xml:space="preserve">; veja também </w:t>
       </w:r>
       <w:hyperlink r:id="rId59">
         <w:r>
           <w:rPr>
+            <w:lang w:val="pt_PT" w:bidi="pt_PT"/>
+          </w:rPr>
+          <w:rPr>
             <w:color w:val="0000EE"/>
             <w:u w:val="single"/>
           </w:rPr>
@@ -1066,11 +1886,17 @@
         </w:r>
       </w:hyperlink>
       <w:r>
+        <w:rPr>
+          <w:lang w:val="pt_PT" w:bidi="pt_PT"/>
+        </w:rPr>
         <w:t xml:space="preserve">; </w:t>
       </w:r>
       <w:hyperlink r:id="rId60">
         <w:r>
           <w:rPr>
+            <w:lang w:val="pt_PT" w:bidi="pt_PT"/>
+          </w:rPr>
+          <w:rPr>
             <w:color w:val="0000EE"/>
             <w:u w:val="single"/>
           </w:rPr>
@@ -1078,11 +1904,17 @@
         </w:r>
       </w:hyperlink>
       <w:r>
+        <w:rPr>
+          <w:lang w:val="pt_PT" w:bidi="pt_PT"/>
+        </w:rPr>
         <w:t xml:space="preserve">; </w:t>
       </w:r>
       <w:hyperlink r:id="rId61">
         <w:r>
           <w:rPr>
+            <w:lang w:val="pt_PT" w:bidi="pt_PT"/>
+          </w:rPr>
+          <w:rPr>
             <w:color w:val="0000EE"/>
             <w:u w:val="single"/>
           </w:rPr>
@@ -1090,31 +1922,65 @@
         </w:r>
       </w:hyperlink>
       <w:r>
+        <w:rPr>
+          <w:lang w:val="pt_PT" w:bidi="pt_PT"/>
+        </w:rPr>
         <w:t>).</w:t>
       </w:r>
-      <w:r/>
-      <w:r/>
-    </w:p>
-    <w:p>
-      <w:r/>
+      <w:r>
+        <w:rPr>
+          <w:lang w:val="pt_PT" w:bidi="pt_PT"/>
+        </w:rPr>
+      </w:r>
+      <w:r>
+        <w:rPr>
+          <w:lang w:val="pt_PT" w:bidi="pt_PT"/>
+        </w:rPr>
+      </w:r>
+    </w:p>
+    <w:p>
+      <w:pPr/>
+      <w:r>
+        <w:rPr>
+          <w:lang w:val="pt_PT" w:bidi="pt_PT"/>
+        </w:rPr>
+      </w:r>
     </w:p>
     <w:p>
       <w:pPr>
         <w:pStyle w:val="Heading2"/>
       </w:pPr>
       <w:r>
+        <w:rPr>
+          <w:lang w:val="pt_PT" w:bidi="pt_PT"/>
+        </w:rPr>
         <w:t>Tito 1.12</w:t>
       </w:r>
-      <w:r/>
-    </w:p>
-    <w:p>
-      <w:r/>
-      <w:r>
+      <w:r>
+        <w:rPr>
+          <w:lang w:val="pt_PT" w:bidi="pt_PT"/>
+        </w:rPr>
+      </w:r>
+    </w:p>
+    <w:p>
+      <w:pPr/>
+      <w:r>
+        <w:rPr>
+          <w:lang w:val="pt_PT" w:bidi="pt_PT"/>
+        </w:rPr>
+      </w:r>
+      <w:r>
+        <w:rPr>
+          <w:lang w:val="pt_PT" w:bidi="pt_PT"/>
+        </w:rPr>
         <w:t>um dos seus próprios homens, um profeta de Creta, disse: Esta citação é de Epimênides de Cnossos, um filósofo que viveu em Creta por volta dos anos 500 a.C. • todos mentirosos: Esta acusação foi dirigida especificamente à alegação cretense de ter o túmulo de Zeus na ilha. Segundo a mitologia cretense, o deus Zeus foi uma vez um mero humano que viveu e morreu em Creta (seu túmulo dizia-se estar lá), mas que alcançou a divindade através de seu patrocínio (ou seja, presentes e benefícios) aos humanos. Alguns moralistas gregos se opuseram a essa lenda e a caracterizaram como uma mentira. Uma citação de Alexandria nos anos 200 a.C. diz: “Os cretenses são sempre mentirosos. Para um túmulo, ó Senhor, os cretenses constroem para você; mas você não morre, pois você é eterno.” Um dos próprios profetas de Creta (Epimênides) teve a mesma avaliação, e Paulo cita a voz de sua consciência aprovando (</w:t>
       </w:r>
       <w:hyperlink r:id="rId48">
         <w:r>
           <w:rPr>
+            <w:lang w:val="pt_PT" w:bidi="pt_PT"/>
+          </w:rPr>
+          <w:rPr>
             <w:color w:val="0000EE"/>
             <w:u w:val="single"/>
           </w:rPr>
@@ -1122,11 +1988,17 @@
         </w:r>
       </w:hyperlink>
       <w:r>
+        <w:rPr>
+          <w:lang w:val="pt_PT" w:bidi="pt_PT"/>
+        </w:rPr>
         <w:t xml:space="preserve">; veja </w:t>
       </w:r>
       <w:hyperlink r:id="rId62">
         <w:r>
           <w:rPr>
+            <w:lang w:val="pt_PT" w:bidi="pt_PT"/>
+          </w:rPr>
+          <w:rPr>
             <w:color w:val="0000EE"/>
             <w:u w:val="single"/>
           </w:rPr>
@@ -1134,11 +2006,17 @@
         </w:r>
       </w:hyperlink>
       <w:r>
+        <w:rPr>
+          <w:lang w:val="pt_PT" w:bidi="pt_PT"/>
+        </w:rPr>
         <w:t>), pois o Deus que não mente (</w:t>
       </w:r>
       <w:hyperlink r:id="rId63">
         <w:r>
           <w:rPr>
+            <w:lang w:val="pt_PT" w:bidi="pt_PT"/>
+          </w:rPr>
+          <w:rPr>
             <w:color w:val="0000EE"/>
             <w:u w:val="single"/>
           </w:rPr>
@@ -1146,11 +2024,17 @@
         </w:r>
       </w:hyperlink>
       <w:r>
+        <w:rPr>
+          <w:lang w:val="pt_PT" w:bidi="pt_PT"/>
+        </w:rPr>
         <w:t>) se opõe às mentiras de tais mitos. • mentirosos... animais... glutões: Acreditava-se que a imoralidade cretense resultava de sua crença sobre Zeus; mentiras religiosas deram origem à corrupção moral. Paulo posteriormente contrasta esses vícios apresentando as virtudes opostas (</w:t>
       </w:r>
       <w:hyperlink r:id="rId64">
         <w:r>
           <w:rPr>
+            <w:lang w:val="pt_PT" w:bidi="pt_PT"/>
+          </w:rPr>
+          <w:rPr>
             <w:color w:val="0000EE"/>
             <w:u w:val="single"/>
           </w:rPr>
@@ -1158,11 +2042,17 @@
         </w:r>
       </w:hyperlink>
       <w:r>
+        <w:rPr>
+          <w:lang w:val="pt_PT" w:bidi="pt_PT"/>
+        </w:rPr>
         <w:t>). Ele chama os cretenses a alcançarem ideais éticos que são exaltados na sociedade humana em geral, mas que estavam ausentes em Creta, como lamentado por seu próprio profeta. Eles alcançariam esses ideais apenas através do evangelho de Jesus Cristo (</w:t>
       </w:r>
       <w:hyperlink r:id="rId15">
         <w:r>
           <w:rPr>
+            <w:lang w:val="pt_PT" w:bidi="pt_PT"/>
+          </w:rPr>
+          <w:rPr>
             <w:color w:val="0000EE"/>
             <w:u w:val="single"/>
           </w:rPr>
@@ -1170,11 +2060,17 @@
         </w:r>
       </w:hyperlink>
       <w:r>
+        <w:rPr>
+          <w:lang w:val="pt_PT" w:bidi="pt_PT"/>
+        </w:rPr>
         <w:t xml:space="preserve">). • glutões preguiçosos: Os cretenses eram conhecidos por fazer qualquer coisa por um pouco de dinheiro. Eles eram famosos como mercenários e como consumidores insaciáveis. Supostamente, eles não viam vergonha na ganância (veja </w:t>
       </w:r>
       <w:hyperlink r:id="rId65">
         <w:r>
           <w:rPr>
+            <w:lang w:val="pt_PT" w:bidi="pt_PT"/>
+          </w:rPr>
+          <w:rPr>
             <w:color w:val="0000EE"/>
             <w:u w:val="single"/>
           </w:rPr>
@@ -1182,37 +2078,77 @@
         </w:r>
       </w:hyperlink>
       <w:r>
+        <w:rPr>
+          <w:lang w:val="pt_PT" w:bidi="pt_PT"/>
+        </w:rPr>
         <w:t>). • Paulo aplica a citação mais diretamente aos atuais falsos mestres do que à cultura cretense em geral; os falsos mestres continuavam essa tradição cretense de imoralidade baseada na falsidade.</w:t>
       </w:r>
-      <w:r/>
-      <w:r/>
-    </w:p>
-    <w:p>
-      <w:r/>
+      <w:r>
+        <w:rPr>
+          <w:lang w:val="pt_PT" w:bidi="pt_PT"/>
+        </w:rPr>
+      </w:r>
+      <w:r>
+        <w:rPr>
+          <w:lang w:val="pt_PT" w:bidi="pt_PT"/>
+        </w:rPr>
+      </w:r>
+    </w:p>
+    <w:p>
+      <w:pPr/>
+      <w:r>
+        <w:rPr>
+          <w:lang w:val="pt_PT" w:bidi="pt_PT"/>
+        </w:rPr>
+      </w:r>
     </w:p>
     <w:p>
       <w:pPr>
         <w:pStyle w:val="Heading2"/>
       </w:pPr>
       <w:r>
+        <w:rPr>
+          <w:lang w:val="pt_PT" w:bidi="pt_PT"/>
+        </w:rPr>
         <w:t>Tito 1.13</w:t>
       </w:r>
-      <w:r/>
-    </w:p>
-    <w:p>
-      <w:r/>
-      <w:r>
+      <w:r>
+        <w:rPr>
+          <w:lang w:val="pt_PT" w:bidi="pt_PT"/>
+        </w:rPr>
+      </w:r>
+    </w:p>
+    <w:p>
+      <w:pPr/>
+      <w:r>
+        <w:rPr>
+          <w:lang w:val="pt_PT" w:bidi="pt_PT"/>
+        </w:rPr>
+      </w:r>
+      <w:r>
+        <w:rPr>
+          <w:lang w:val="pt_PT" w:bidi="pt_PT"/>
+        </w:rPr>
         <w:t xml:space="preserve">Isso é verdade: Veja </w:t>
       </w:r>
       <w:r>
+        <w:rPr>
+          <w:lang w:val="pt_PT" w:bidi="pt_PT"/>
+        </w:rPr>
         <w:t>nota de estudo em 1.12</w:t>
       </w:r>
       <w:r>
+        <w:rPr>
+          <w:lang w:val="pt_PT" w:bidi="pt_PT"/>
+        </w:rPr>
         <w:t xml:space="preserve">. • Ser forte na fé é aqui definido como rejeitar ensinamentos falsos (cp. </w:t>
       </w:r>
       <w:hyperlink r:id="rId66">
         <w:r>
           <w:rPr>
+            <w:lang w:val="pt_PT" w:bidi="pt_PT"/>
+          </w:rPr>
+          <w:rPr>
             <w:color w:val="0000EE"/>
             <w:u w:val="single"/>
           </w:rPr>
@@ -1220,31 +2156,65 @@
         </w:r>
       </w:hyperlink>
       <w:r>
+        <w:rPr>
+          <w:lang w:val="pt_PT" w:bidi="pt_PT"/>
+        </w:rPr>
         <w:t>).</w:t>
       </w:r>
-      <w:r/>
-      <w:r/>
-    </w:p>
-    <w:p>
-      <w:r/>
+      <w:r>
+        <w:rPr>
+          <w:lang w:val="pt_PT" w:bidi="pt_PT"/>
+        </w:rPr>
+      </w:r>
+      <w:r>
+        <w:rPr>
+          <w:lang w:val="pt_PT" w:bidi="pt_PT"/>
+        </w:rPr>
+      </w:r>
+    </w:p>
+    <w:p>
+      <w:pPr/>
+      <w:r>
+        <w:rPr>
+          <w:lang w:val="pt_PT" w:bidi="pt_PT"/>
+        </w:rPr>
+      </w:r>
     </w:p>
     <w:p>
       <w:pPr>
         <w:pStyle w:val="Heading2"/>
       </w:pPr>
       <w:r>
+        <w:rPr>
+          <w:lang w:val="pt_PT" w:bidi="pt_PT"/>
+        </w:rPr>
         <w:t>Tito 1.14</w:t>
       </w:r>
-      <w:r/>
-    </w:p>
-    <w:p>
-      <w:r/>
-      <w:r>
+      <w:r>
+        <w:rPr>
+          <w:lang w:val="pt_PT" w:bidi="pt_PT"/>
+        </w:rPr>
+      </w:r>
+    </w:p>
+    <w:p>
+      <w:pPr/>
+      <w:r>
+        <w:rPr>
+          <w:lang w:val="pt_PT" w:bidi="pt_PT"/>
+        </w:rPr>
+      </w:r>
+      <w:r>
+        <w:rPr>
+          <w:lang w:val="pt_PT" w:bidi="pt_PT"/>
+        </w:rPr>
         <w:t xml:space="preserve">Mitos judaicos: Veja </w:t>
       </w:r>
       <w:hyperlink r:id="rId53">
         <w:r>
           <w:rPr>
+            <w:lang w:val="pt_PT" w:bidi="pt_PT"/>
+          </w:rPr>
+          <w:rPr>
             <w:color w:val="0000EE"/>
             <w:u w:val="single"/>
           </w:rPr>
@@ -1252,11 +2222,17 @@
         </w:r>
       </w:hyperlink>
       <w:r>
+        <w:rPr>
+          <w:lang w:val="pt_PT" w:bidi="pt_PT"/>
+        </w:rPr>
         <w:t xml:space="preserve">; </w:t>
       </w:r>
       <w:hyperlink r:id="rId40">
         <w:r>
           <w:rPr>
+            <w:lang w:val="pt_PT" w:bidi="pt_PT"/>
+          </w:rPr>
+          <w:rPr>
             <w:color w:val="0000EE"/>
             <w:u w:val="single"/>
           </w:rPr>
@@ -1264,11 +2240,17 @@
         </w:r>
       </w:hyperlink>
       <w:r>
+        <w:rPr>
+          <w:lang w:val="pt_PT" w:bidi="pt_PT"/>
+        </w:rPr>
         <w:t xml:space="preserve">; </w:t>
       </w:r>
       <w:hyperlink r:id="rId67">
         <w:r>
           <w:rPr>
+            <w:lang w:val="pt_PT" w:bidi="pt_PT"/>
+          </w:rPr>
+          <w:rPr>
             <w:color w:val="0000EE"/>
             <w:u w:val="single"/>
           </w:rPr>
@@ -1276,11 +2258,17 @@
         </w:r>
       </w:hyperlink>
       <w:r>
+        <w:rPr>
+          <w:lang w:val="pt_PT" w:bidi="pt_PT"/>
+        </w:rPr>
         <w:t xml:space="preserve">; </w:t>
       </w:r>
       <w:hyperlink r:id="rId68">
         <w:r>
           <w:rPr>
+            <w:lang w:val="pt_PT" w:bidi="pt_PT"/>
+          </w:rPr>
+          <w:rPr>
             <w:color w:val="0000EE"/>
             <w:u w:val="single"/>
           </w:rPr>
@@ -1288,11 +2276,17 @@
         </w:r>
       </w:hyperlink>
       <w:r>
+        <w:rPr>
+          <w:lang w:val="pt_PT" w:bidi="pt_PT"/>
+        </w:rPr>
         <w:t xml:space="preserve">. • se desviaram da verdade: Isso foi apostasia, não mera descrença. Veja </w:t>
       </w:r>
       <w:hyperlink r:id="rId69">
         <w:r>
           <w:rPr>
+            <w:lang w:val="pt_PT" w:bidi="pt_PT"/>
+          </w:rPr>
+          <w:rPr>
             <w:color w:val="0000EE"/>
             <w:u w:val="single"/>
           </w:rPr>
@@ -1300,31 +2294,65 @@
         </w:r>
       </w:hyperlink>
       <w:r>
+        <w:rPr>
+          <w:lang w:val="pt_PT" w:bidi="pt_PT"/>
+        </w:rPr>
         <w:t>.</w:t>
       </w:r>
-      <w:r/>
-      <w:r/>
-    </w:p>
-    <w:p>
-      <w:r/>
+      <w:r>
+        <w:rPr>
+          <w:lang w:val="pt_PT" w:bidi="pt_PT"/>
+        </w:rPr>
+      </w:r>
+      <w:r>
+        <w:rPr>
+          <w:lang w:val="pt_PT" w:bidi="pt_PT"/>
+        </w:rPr>
+      </w:r>
+    </w:p>
+    <w:p>
+      <w:pPr/>
+      <w:r>
+        <w:rPr>
+          <w:lang w:val="pt_PT" w:bidi="pt_PT"/>
+        </w:rPr>
+      </w:r>
     </w:p>
     <w:p>
       <w:pPr>
         <w:pStyle w:val="Heading2"/>
       </w:pPr>
       <w:r>
+        <w:rPr>
+          <w:lang w:val="pt_PT" w:bidi="pt_PT"/>
+        </w:rPr>
         <w:t>Titus.1.15</w:t>
       </w:r>
-      <w:r/>
-    </w:p>
-    <w:p>
-      <w:r/>
-      <w:r>
+      <w:r>
+        <w:rPr>
+          <w:lang w:val="pt_PT" w:bidi="pt_PT"/>
+        </w:rPr>
+      </w:r>
+    </w:p>
+    <w:p>
+      <w:pPr/>
+      <w:r>
+        <w:rPr>
+          <w:lang w:val="pt_PT" w:bidi="pt_PT"/>
+        </w:rPr>
+      </w:r>
+      <w:r>
+        <w:rPr>
+          <w:lang w:val="pt_PT" w:bidi="pt_PT"/>
+        </w:rPr>
         <w:t xml:space="preserve">Cp. </w:t>
       </w:r>
       <w:hyperlink r:id="rId70">
         <w:r>
           <w:rPr>
+            <w:lang w:val="pt_PT" w:bidi="pt_PT"/>
+          </w:rPr>
+          <w:rPr>
             <w:color w:val="0000EE"/>
             <w:u w:val="single"/>
           </w:rPr>
@@ -1332,31 +2360,65 @@
         </w:r>
       </w:hyperlink>
       <w:r>
+        <w:rPr>
+          <w:lang w:val="pt_PT" w:bidi="pt_PT"/>
+        </w:rPr>
         <w:t>.</w:t>
       </w:r>
-      <w:r/>
-      <w:r/>
-    </w:p>
-    <w:p>
-      <w:r/>
+      <w:r>
+        <w:rPr>
+          <w:lang w:val="pt_PT" w:bidi="pt_PT"/>
+        </w:rPr>
+      </w:r>
+      <w:r>
+        <w:rPr>
+          <w:lang w:val="pt_PT" w:bidi="pt_PT"/>
+        </w:rPr>
+      </w:r>
+    </w:p>
+    <w:p>
+      <w:pPr/>
+      <w:r>
+        <w:rPr>
+          <w:lang w:val="pt_PT" w:bidi="pt_PT"/>
+        </w:rPr>
+      </w:r>
     </w:p>
     <w:p>
       <w:pPr>
         <w:pStyle w:val="Heading2"/>
       </w:pPr>
       <w:r>
+        <w:rPr>
+          <w:lang w:val="pt_PT" w:bidi="pt_PT"/>
+        </w:rPr>
         <w:t>Tito 1.15–16</w:t>
       </w:r>
-      <w:r/>
-    </w:p>
-    <w:p>
-      <w:r/>
-      <w:r>
+      <w:r>
+        <w:rPr>
+          <w:lang w:val="pt_PT" w:bidi="pt_PT"/>
+        </w:rPr>
+      </w:r>
+    </w:p>
+    <w:p>
+      <w:pPr/>
+      <w:r>
+        <w:rPr>
+          <w:lang w:val="pt_PT" w:bidi="pt_PT"/>
+        </w:rPr>
+      </w:r>
+      <w:r>
+        <w:rPr>
+          <w:lang w:val="pt_PT" w:bidi="pt_PT"/>
+        </w:rPr>
         <w:t xml:space="preserve">Estes dois versículos comentam sobre o povo de </w:t>
       </w:r>
       <w:hyperlink r:id="rId71">
         <w:r>
           <w:rPr>
+            <w:lang w:val="pt_PT" w:bidi="pt_PT"/>
+          </w:rPr>
+          <w:rPr>
             <w:color w:val="0000EE"/>
             <w:u w:val="single"/>
           </w:rPr>
@@ -1364,11 +2426,17 @@
         </w:r>
       </w:hyperlink>
       <w:r>
+        <w:rPr>
+          <w:lang w:val="pt_PT" w:bidi="pt_PT"/>
+        </w:rPr>
         <w:t xml:space="preserve"> e seus comandos, enquanto faz a transição para uma discussão sobre ensinamentos saudáveis (</w:t>
       </w:r>
       <w:hyperlink r:id="rId45">
         <w:r>
           <w:rPr>
+            <w:lang w:val="pt_PT" w:bidi="pt_PT"/>
+          </w:rPr>
+          <w:rPr>
             <w:color w:val="0000EE"/>
             <w:u w:val="single"/>
           </w:rPr>
@@ -1376,31 +2444,65 @@
         </w:r>
       </w:hyperlink>
       <w:r>
+        <w:rPr>
+          <w:lang w:val="pt_PT" w:bidi="pt_PT"/>
+        </w:rPr>
         <w:t>).</w:t>
       </w:r>
-      <w:r/>
-      <w:r/>
-    </w:p>
-    <w:p>
-      <w:r/>
+      <w:r>
+        <w:rPr>
+          <w:lang w:val="pt_PT" w:bidi="pt_PT"/>
+        </w:rPr>
+      </w:r>
+      <w:r>
+        <w:rPr>
+          <w:lang w:val="pt_PT" w:bidi="pt_PT"/>
+        </w:rPr>
+      </w:r>
+    </w:p>
+    <w:p>
+      <w:pPr/>
+      <w:r>
+        <w:rPr>
+          <w:lang w:val="pt_PT" w:bidi="pt_PT"/>
+        </w:rPr>
+      </w:r>
     </w:p>
     <w:p>
       <w:pPr>
         <w:pStyle w:val="Heading2"/>
       </w:pPr>
       <w:r>
+        <w:rPr>
+          <w:lang w:val="pt_PT" w:bidi="pt_PT"/>
+        </w:rPr>
         <w:t>Tito 1.16</w:t>
       </w:r>
-      <w:r/>
-    </w:p>
-    <w:p>
-      <w:r/>
-      <w:r>
+      <w:r>
+        <w:rPr>
+          <w:lang w:val="pt_PT" w:bidi="pt_PT"/>
+        </w:rPr>
+      </w:r>
+    </w:p>
+    <w:p>
+      <w:pPr/>
+      <w:r>
+        <w:rPr>
+          <w:lang w:val="pt_PT" w:bidi="pt_PT"/>
+        </w:rPr>
+      </w:r>
+      <w:r>
+        <w:rPr>
+          <w:lang w:val="pt_PT" w:bidi="pt_PT"/>
+        </w:rPr>
         <w:t xml:space="preserve">O ensino saudável e a piedade estão sempre conectados nas cartas a Timóteo e Tito (veja </w:t>
       </w:r>
       <w:hyperlink r:id="rId72">
         <w:r>
           <w:rPr>
+            <w:lang w:val="pt_PT" w:bidi="pt_PT"/>
+          </w:rPr>
+          <w:rPr>
             <w:color w:val="0000EE"/>
             <w:u w:val="single"/>
           </w:rPr>
@@ -1408,11 +2510,17 @@
         </w:r>
       </w:hyperlink>
       <w:r>
+        <w:rPr>
+          <w:lang w:val="pt_PT" w:bidi="pt_PT"/>
+        </w:rPr>
         <w:t xml:space="preserve">; </w:t>
       </w:r>
       <w:hyperlink r:id="rId73">
         <w:r>
           <w:rPr>
+            <w:lang w:val="pt_PT" w:bidi="pt_PT"/>
+          </w:rPr>
+          <w:rPr>
             <w:color w:val="0000EE"/>
             <w:u w:val="single"/>
           </w:rPr>
@@ -1420,11 +2528,17 @@
         </w:r>
       </w:hyperlink>
       <w:r>
+        <w:rPr>
+          <w:lang w:val="pt_PT" w:bidi="pt_PT"/>
+        </w:rPr>
         <w:t xml:space="preserve">; </w:t>
       </w:r>
       <w:hyperlink r:id="rId74">
         <w:r>
           <w:rPr>
+            <w:lang w:val="pt_PT" w:bidi="pt_PT"/>
+          </w:rPr>
+          <w:rPr>
             <w:color w:val="0000EE"/>
             <w:u w:val="single"/>
           </w:rPr>
@@ -1432,11 +2546,17 @@
         </w:r>
       </w:hyperlink>
       <w:r>
+        <w:rPr>
+          <w:lang w:val="pt_PT" w:bidi="pt_PT"/>
+        </w:rPr>
         <w:t xml:space="preserve">; </w:t>
       </w:r>
       <w:hyperlink r:id="rId75">
         <w:r>
           <w:rPr>
+            <w:lang w:val="pt_PT" w:bidi="pt_PT"/>
+          </w:rPr>
+          <w:rPr>
             <w:color w:val="0000EE"/>
             <w:u w:val="single"/>
           </w:rPr>
@@ -1444,11 +2564,17 @@
         </w:r>
       </w:hyperlink>
       <w:r>
+        <w:rPr>
+          <w:lang w:val="pt_PT" w:bidi="pt_PT"/>
+        </w:rPr>
         <w:t>,</w:t>
       </w:r>
       <w:hyperlink r:id="rId76">
         <w:r>
           <w:rPr>
+            <w:lang w:val="pt_PT" w:bidi="pt_PT"/>
+          </w:rPr>
+          <w:rPr>
             <w:color w:val="0000EE"/>
             <w:u w:val="single"/>
           </w:rPr>
@@ -1456,11 +2582,17 @@
         </w:r>
       </w:hyperlink>
       <w:r>
+        <w:rPr>
+          <w:lang w:val="pt_PT" w:bidi="pt_PT"/>
+        </w:rPr>
         <w:t xml:space="preserve">). Da mesma forma, a maneira ímpia como vivem está conectada com o falso ensino. • qualquer coisa boa: Isso contrasta com </w:t>
       </w:r>
       <w:hyperlink r:id="rId77">
         <w:r>
           <w:rPr>
+            <w:lang w:val="pt_PT" w:bidi="pt_PT"/>
+          </w:rPr>
+          <w:rPr>
             <w:color w:val="0000EE"/>
             <w:u w:val="single"/>
           </w:rPr>
@@ -1468,31 +2600,65 @@
         </w:r>
       </w:hyperlink>
       <w:r>
+        <w:rPr>
+          <w:lang w:val="pt_PT" w:bidi="pt_PT"/>
+        </w:rPr>
         <w:t>.</w:t>
       </w:r>
-      <w:r/>
-      <w:r/>
-    </w:p>
-    <w:p>
-      <w:r/>
+      <w:r>
+        <w:rPr>
+          <w:lang w:val="pt_PT" w:bidi="pt_PT"/>
+        </w:rPr>
+      </w:r>
+      <w:r>
+        <w:rPr>
+          <w:lang w:val="pt_PT" w:bidi="pt_PT"/>
+        </w:rPr>
+      </w:r>
+    </w:p>
+    <w:p>
+      <w:pPr/>
+      <w:r>
+        <w:rPr>
+          <w:lang w:val="pt_PT" w:bidi="pt_PT"/>
+        </w:rPr>
+      </w:r>
     </w:p>
     <w:p>
       <w:pPr>
         <w:pStyle w:val="Heading2"/>
       </w:pPr>
       <w:r>
+        <w:rPr>
+          <w:lang w:val="pt_PT" w:bidi="pt_PT"/>
+        </w:rPr>
         <w:t>Tito 2.1–15</w:t>
       </w:r>
-      <w:r/>
-    </w:p>
-    <w:p>
-      <w:r/>
-      <w:r>
+      <w:r>
+        <w:rPr>
+          <w:lang w:val="pt_PT" w:bidi="pt_PT"/>
+        </w:rPr>
+      </w:r>
+    </w:p>
+    <w:p>
+      <w:pPr/>
+      <w:r>
+        <w:rPr>
+          <w:lang w:val="pt_PT" w:bidi="pt_PT"/>
+        </w:rPr>
+      </w:r>
+      <w:r>
+        <w:rPr>
+          <w:lang w:val="pt_PT" w:bidi="pt_PT"/>
+        </w:rPr>
         <w:t>O ensino saudável era especialmente urgente por causa dos falsos mestres, que haviam causado estragos em “famílias inteiras” (</w:t>
       </w:r>
       <w:hyperlink r:id="rId38">
         <w:r>
           <w:rPr>
+            <w:lang w:val="pt_PT" w:bidi="pt_PT"/>
+          </w:rPr>
+          <w:rPr>
             <w:color w:val="0000EE"/>
             <w:u w:val="single"/>
           </w:rPr>
@@ -1500,11 +2666,17 @@
         </w:r>
       </w:hyperlink>
       <w:r>
+        <w:rPr>
+          <w:lang w:val="pt_PT" w:bidi="pt_PT"/>
+        </w:rPr>
         <w:t xml:space="preserve">). Em </w:t>
       </w:r>
       <w:hyperlink r:id="rId78">
         <w:r>
           <w:rPr>
+            <w:lang w:val="pt_PT" w:bidi="pt_PT"/>
+          </w:rPr>
+          <w:rPr>
             <w:color w:val="0000EE"/>
             <w:u w:val="single"/>
           </w:rPr>
@@ -1512,11 +2684,17 @@
         </w:r>
       </w:hyperlink>
       <w:r>
+        <w:rPr>
+          <w:lang w:val="pt_PT" w:bidi="pt_PT"/>
+        </w:rPr>
         <w:t>, Paulo aborda diferentes grupos dentro da casa da fé, mostrando sua preocupação com o testemunho público da igreja (</w:t>
       </w:r>
       <w:hyperlink r:id="rId79">
         <w:r>
           <w:rPr>
+            <w:lang w:val="pt_PT" w:bidi="pt_PT"/>
+          </w:rPr>
+          <w:rPr>
             <w:color w:val="0000EE"/>
             <w:u w:val="single"/>
           </w:rPr>
@@ -1524,11 +2702,17 @@
         </w:r>
       </w:hyperlink>
       <w:r>
+        <w:rPr>
+          <w:lang w:val="pt_PT" w:bidi="pt_PT"/>
+        </w:rPr>
         <w:t>,</w:t>
       </w:r>
       <w:hyperlink r:id="rId80">
         <w:r>
           <w:rPr>
+            <w:lang w:val="pt_PT" w:bidi="pt_PT"/>
+          </w:rPr>
+          <w:rPr>
             <w:color w:val="0000EE"/>
             <w:u w:val="single"/>
           </w:rPr>
@@ -1536,11 +2720,17 @@
         </w:r>
       </w:hyperlink>
       <w:r>
+        <w:rPr>
+          <w:lang w:val="pt_PT" w:bidi="pt_PT"/>
+        </w:rPr>
         <w:t>,</w:t>
       </w:r>
       <w:hyperlink r:id="rId27">
         <w:r>
           <w:rPr>
+            <w:lang w:val="pt_PT" w:bidi="pt_PT"/>
+          </w:rPr>
+          <w:rPr>
             <w:color w:val="0000EE"/>
             <w:u w:val="single"/>
           </w:rPr>
@@ -1548,11 +2738,17 @@
         </w:r>
       </w:hyperlink>
       <w:r>
+        <w:rPr>
+          <w:lang w:val="pt_PT" w:bidi="pt_PT"/>
+        </w:rPr>
         <w:t xml:space="preserve">; veja também </w:t>
       </w:r>
       <w:hyperlink r:id="rId81">
         <w:r>
           <w:rPr>
+            <w:lang w:val="pt_PT" w:bidi="pt_PT"/>
+          </w:rPr>
+          <w:rPr>
             <w:color w:val="0000EE"/>
             <w:u w:val="single"/>
           </w:rPr>
@@ -1560,11 +2756,17 @@
         </w:r>
       </w:hyperlink>
       <w:r>
+        <w:rPr>
+          <w:lang w:val="pt_PT" w:bidi="pt_PT"/>
+        </w:rPr>
         <w:t>). Paulo então discorre sobre a vinda de Cristo (</w:t>
       </w:r>
       <w:hyperlink r:id="rId15">
         <w:r>
           <w:rPr>
+            <w:lang w:val="pt_PT" w:bidi="pt_PT"/>
+          </w:rPr>
+          <w:rPr>
             <w:color w:val="0000EE"/>
             <w:u w:val="single"/>
           </w:rPr>
@@ -1572,11 +2774,17 @@
         </w:r>
       </w:hyperlink>
       <w:r>
+        <w:rPr>
+          <w:lang w:val="pt_PT" w:bidi="pt_PT"/>
+        </w:rPr>
         <w:t>) antes de dar uma ordem direta a Tito (</w:t>
       </w:r>
       <w:hyperlink r:id="rId49">
         <w:r>
           <w:rPr>
+            <w:lang w:val="pt_PT" w:bidi="pt_PT"/>
+          </w:rPr>
+          <w:rPr>
             <w:color w:val="0000EE"/>
             <w:u w:val="single"/>
           </w:rPr>
@@ -1584,31 +2792,65 @@
         </w:r>
       </w:hyperlink>
       <w:r>
+        <w:rPr>
+          <w:lang w:val="pt_PT" w:bidi="pt_PT"/>
+        </w:rPr>
         <w:t>).</w:t>
       </w:r>
-      <w:r/>
-      <w:r/>
-    </w:p>
-    <w:p>
-      <w:r/>
+      <w:r>
+        <w:rPr>
+          <w:lang w:val="pt_PT" w:bidi="pt_PT"/>
+        </w:rPr>
+      </w:r>
+      <w:r>
+        <w:rPr>
+          <w:lang w:val="pt_PT" w:bidi="pt_PT"/>
+        </w:rPr>
+      </w:r>
+    </w:p>
+    <w:p>
+      <w:pPr/>
+      <w:r>
+        <w:rPr>
+          <w:lang w:val="pt_PT" w:bidi="pt_PT"/>
+        </w:rPr>
+      </w:r>
     </w:p>
     <w:p>
       <w:pPr>
         <w:pStyle w:val="Heading2"/>
       </w:pPr>
       <w:r>
+        <w:rPr>
+          <w:lang w:val="pt_PT" w:bidi="pt_PT"/>
+        </w:rPr>
         <w:t>Titus.2.9–10</w:t>
       </w:r>
-      <w:r/>
-    </w:p>
-    <w:p>
-      <w:r/>
-      <w:r>
+      <w:r>
+        <w:rPr>
+          <w:lang w:val="pt_PT" w:bidi="pt_PT"/>
+        </w:rPr>
+      </w:r>
+    </w:p>
+    <w:p>
+      <w:pPr/>
+      <w:r>
+        <w:rPr>
+          <w:lang w:val="pt_PT" w:bidi="pt_PT"/>
+        </w:rPr>
+      </w:r>
+      <w:r>
+        <w:rPr>
+          <w:lang w:val="pt_PT" w:bidi="pt_PT"/>
+        </w:rPr>
         <w:t xml:space="preserve">O objetivo destas ordens é tornar o ensino sobre Deus... atraente (ver </w:t>
       </w:r>
       <w:hyperlink r:id="rId82">
         <w:r>
           <w:rPr>
+            <w:lang w:val="pt_PT" w:bidi="pt_PT"/>
+          </w:rPr>
+          <w:rPr>
             <w:color w:val="0000EE"/>
             <w:u w:val="single"/>
           </w:rPr>
@@ -1616,46 +2858,90 @@
         </w:r>
       </w:hyperlink>
       <w:r>
+        <w:rPr>
+          <w:lang w:val="pt_PT" w:bidi="pt_PT"/>
+        </w:rPr>
         <w:t>).</w:t>
       </w:r>
-      <w:r/>
-      <w:r/>
-    </w:p>
-    <w:p>
-      <w:r/>
+      <w:r>
+        <w:rPr>
+          <w:lang w:val="pt_PT" w:bidi="pt_PT"/>
+        </w:rPr>
+      </w:r>
+      <w:r>
+        <w:rPr>
+          <w:lang w:val="pt_PT" w:bidi="pt_PT"/>
+        </w:rPr>
+      </w:r>
+    </w:p>
+    <w:p>
+      <w:pPr/>
+      <w:r>
+        <w:rPr>
+          <w:lang w:val="pt_PT" w:bidi="pt_PT"/>
+        </w:rPr>
+      </w:r>
     </w:p>
     <w:p>
       <w:pPr>
         <w:pStyle w:val="Heading2"/>
       </w:pPr>
       <w:r>
+        <w:rPr>
+          <w:lang w:val="pt_PT" w:bidi="pt_PT"/>
+        </w:rPr>
         <w:t>Tito 2.11</w:t>
       </w:r>
-      <w:r/>
-    </w:p>
-    <w:p>
-      <w:r/>
-      <w:r>
+      <w:r>
+        <w:rPr>
+          <w:lang w:val="pt_PT" w:bidi="pt_PT"/>
+        </w:rPr>
+      </w:r>
+    </w:p>
+    <w:p>
+      <w:pPr/>
+      <w:r>
+        <w:rPr>
+          <w:lang w:val="pt_PT" w:bidi="pt_PT"/>
+        </w:rPr>
+      </w:r>
+      <w:r>
+        <w:rPr>
+          <w:lang w:val="pt_PT" w:bidi="pt_PT"/>
+        </w:rPr>
         <w:t xml:space="preserve">foi revelado (literalmente </w:t>
       </w:r>
       <w:r>
         <w:rPr>
           <w:i/>
+          <w:lang w:val="pt_PT" w:bidi="pt_PT"/>
         </w:rPr>
         <w:t>apareceu</w:t>
       </w:r>
       <w:r>
+        <w:rPr>
+          <w:lang w:val="pt_PT" w:bidi="pt_PT"/>
+        </w:rPr>
         <w:t xml:space="preserve">): Veja </w:t>
       </w:r>
       <w:r>
+        <w:rPr>
+          <w:lang w:val="pt_PT" w:bidi="pt_PT"/>
+        </w:rPr>
         <w:t>nota de estudo em 1Tm 6.14</w:t>
       </w:r>
       <w:r>
+        <w:rPr>
+          <w:lang w:val="pt_PT" w:bidi="pt_PT"/>
+        </w:rPr>
         <w:t>. • salvação para todas as pessoas: Paulo tem a intenção que a graça de Deus cumpra plenamente seus objetivos entre os cretenses e que, ao fazer isso, os aliste no trabalho salvador de evangelismo de Deus (</w:t>
       </w:r>
       <w:hyperlink r:id="rId64">
         <w:r>
           <w:rPr>
+            <w:lang w:val="pt_PT" w:bidi="pt_PT"/>
+          </w:rPr>
+          <w:rPr>
             <w:color w:val="0000EE"/>
             <w:u w:val="single"/>
           </w:rPr>
@@ -1663,11 +2949,17 @@
         </w:r>
       </w:hyperlink>
       <w:r>
+        <w:rPr>
+          <w:lang w:val="pt_PT" w:bidi="pt_PT"/>
+        </w:rPr>
         <w:t xml:space="preserve">; veja </w:t>
       </w:r>
       <w:hyperlink r:id="rId83">
         <w:r>
           <w:rPr>
+            <w:lang w:val="pt_PT" w:bidi="pt_PT"/>
+          </w:rPr>
+          <w:rPr>
             <w:color w:val="0000EE"/>
             <w:u w:val="single"/>
           </w:rPr>
@@ -1675,11 +2967,17 @@
         </w:r>
       </w:hyperlink>
       <w:r>
+        <w:rPr>
+          <w:lang w:val="pt_PT" w:bidi="pt_PT"/>
+        </w:rPr>
         <w:t xml:space="preserve">; </w:t>
       </w:r>
       <w:hyperlink r:id="rId84">
         <w:r>
           <w:rPr>
+            <w:lang w:val="pt_PT" w:bidi="pt_PT"/>
+          </w:rPr>
+          <w:rPr>
             <w:color w:val="0000EE"/>
             <w:u w:val="single"/>
           </w:rPr>
@@ -1687,31 +2985,65 @@
         </w:r>
       </w:hyperlink>
       <w:r>
+        <w:rPr>
+          <w:lang w:val="pt_PT" w:bidi="pt_PT"/>
+        </w:rPr>
         <w:t>).</w:t>
       </w:r>
-      <w:r/>
-      <w:r/>
-    </w:p>
-    <w:p>
-      <w:r/>
+      <w:r>
+        <w:rPr>
+          <w:lang w:val="pt_PT" w:bidi="pt_PT"/>
+        </w:rPr>
+      </w:r>
+      <w:r>
+        <w:rPr>
+          <w:lang w:val="pt_PT" w:bidi="pt_PT"/>
+        </w:rPr>
+      </w:r>
+    </w:p>
+    <w:p>
+      <w:pPr/>
+      <w:r>
+        <w:rPr>
+          <w:lang w:val="pt_PT" w:bidi="pt_PT"/>
+        </w:rPr>
+      </w:r>
     </w:p>
     <w:p>
       <w:pPr>
         <w:pStyle w:val="Heading2"/>
       </w:pPr>
       <w:r>
+        <w:rPr>
+          <w:lang w:val="pt_PT" w:bidi="pt_PT"/>
+        </w:rPr>
         <w:t>Titus.2.11–15</w:t>
       </w:r>
-      <w:r/>
-    </w:p>
-    <w:p>
-      <w:r/>
-      <w:r>
+      <w:r>
+        <w:rPr>
+          <w:lang w:val="pt_PT" w:bidi="pt_PT"/>
+        </w:rPr>
+      </w:r>
+    </w:p>
+    <w:p>
+      <w:pPr/>
+      <w:r>
+        <w:rPr>
+          <w:lang w:val="pt_PT" w:bidi="pt_PT"/>
+        </w:rPr>
+      </w:r>
+      <w:r>
+        <w:rPr>
+          <w:lang w:val="pt_PT" w:bidi="pt_PT"/>
+        </w:rPr>
         <w:t xml:space="preserve">Para: As ordens de </w:t>
       </w:r>
       <w:hyperlink r:id="rId78">
         <w:r>
           <w:rPr>
+            <w:lang w:val="pt_PT" w:bidi="pt_PT"/>
+          </w:rPr>
+          <w:rPr>
             <w:color w:val="0000EE"/>
             <w:u w:val="single"/>
           </w:rPr>
@@ -1719,11 +3051,17 @@
         </w:r>
       </w:hyperlink>
       <w:r>
+        <w:rPr>
+          <w:lang w:val="pt_PT" w:bidi="pt_PT"/>
+        </w:rPr>
         <w:t xml:space="preserve">estão aqui fundamentadas na passada e na futura vinda de Cristo. A graça de Deus é um modelo para a conduta da igreja, assim como a salvação pela graça torna uma boa vida possível e cria pessoas dedicadas a boas obras (ver também </w:t>
       </w:r>
       <w:hyperlink r:id="rId85">
         <w:r>
           <w:rPr>
+            <w:lang w:val="pt_PT" w:bidi="pt_PT"/>
+          </w:rPr>
+          <w:rPr>
             <w:color w:val="0000EE"/>
             <w:u w:val="single"/>
           </w:rPr>
@@ -1731,31 +3069,65 @@
         </w:r>
       </w:hyperlink>
       <w:r>
+        <w:rPr>
+          <w:lang w:val="pt_PT" w:bidi="pt_PT"/>
+        </w:rPr>
         <w:t>).</w:t>
       </w:r>
-      <w:r/>
-      <w:r/>
-    </w:p>
-    <w:p>
-      <w:r/>
+      <w:r>
+        <w:rPr>
+          <w:lang w:val="pt_PT" w:bidi="pt_PT"/>
+        </w:rPr>
+      </w:r>
+      <w:r>
+        <w:rPr>
+          <w:lang w:val="pt_PT" w:bidi="pt_PT"/>
+        </w:rPr>
+      </w:r>
+    </w:p>
+    <w:p>
+      <w:pPr/>
+      <w:r>
+        <w:rPr>
+          <w:lang w:val="pt_PT" w:bidi="pt_PT"/>
+        </w:rPr>
+      </w:r>
     </w:p>
     <w:p>
       <w:pPr>
         <w:pStyle w:val="Heading2"/>
       </w:pPr>
       <w:r>
+        <w:rPr>
+          <w:lang w:val="pt_PT" w:bidi="pt_PT"/>
+        </w:rPr>
         <w:t>Titus.2.12</w:t>
       </w:r>
-      <w:r/>
-    </w:p>
-    <w:p>
-      <w:r/>
-      <w:r>
+      <w:r>
+        <w:rPr>
+          <w:lang w:val="pt_PT" w:bidi="pt_PT"/>
+        </w:rPr>
+      </w:r>
+    </w:p>
+    <w:p>
+      <w:pPr/>
+      <w:r>
+        <w:rPr>
+          <w:lang w:val="pt_PT" w:bidi="pt_PT"/>
+        </w:rPr>
+      </w:r>
+      <w:r>
+        <w:rPr>
+          <w:lang w:val="pt_PT" w:bidi="pt_PT"/>
+        </w:rPr>
         <w:t xml:space="preserve">somos instruídos: A ênfase desta instrução recai sobre as virtudes positivas: sabedoria, retidão e devoção a Deus. Nos escritos greco-romanos, essas três virtudes representam conduta virtuosa em geral. Essas virtudes combatem os vícios cretenses listados em </w:t>
       </w:r>
       <w:hyperlink r:id="rId37">
         <w:r>
           <w:rPr>
+            <w:lang w:val="pt_PT" w:bidi="pt_PT"/>
+          </w:rPr>
+          <w:rPr>
             <w:color w:val="0000EE"/>
             <w:u w:val="single"/>
           </w:rPr>
@@ -1763,11 +3135,17 @@
         </w:r>
       </w:hyperlink>
       <w:r>
+        <w:rPr>
+          <w:lang w:val="pt_PT" w:bidi="pt_PT"/>
+        </w:rPr>
         <w:t xml:space="preserve"> e são transformados em qualidades totalmente cristãs (ver </w:t>
       </w:r>
       <w:hyperlink r:id="rId28">
         <w:r>
           <w:rPr>
+            <w:lang w:val="pt_PT" w:bidi="pt_PT"/>
+          </w:rPr>
+          <w:rPr>
             <w:color w:val="0000EE"/>
             <w:u w:val="single"/>
           </w:rPr>
@@ -1775,31 +3153,65 @@
         </w:r>
       </w:hyperlink>
       <w:r>
+        <w:rPr>
+          <w:lang w:val="pt_PT" w:bidi="pt_PT"/>
+        </w:rPr>
         <w:t>). • Paulo exorta os cretenses a dar vida a essas virtudes, a fim de deixar claro para seus compatriotas que uma vida virtuosa deriva apenas da graça de Deus em Jesus Cristo.</w:t>
       </w:r>
-      <w:r/>
-      <w:r/>
-    </w:p>
-    <w:p>
-      <w:r/>
+      <w:r>
+        <w:rPr>
+          <w:lang w:val="pt_PT" w:bidi="pt_PT"/>
+        </w:rPr>
+      </w:r>
+      <w:r>
+        <w:rPr>
+          <w:lang w:val="pt_PT" w:bidi="pt_PT"/>
+        </w:rPr>
+      </w:r>
+    </w:p>
+    <w:p>
+      <w:pPr/>
+      <w:r>
+        <w:rPr>
+          <w:lang w:val="pt_PT" w:bidi="pt_PT"/>
+        </w:rPr>
+      </w:r>
     </w:p>
     <w:p>
       <w:pPr>
         <w:pStyle w:val="Heading2"/>
       </w:pPr>
       <w:r>
+        <w:rPr>
+          <w:lang w:val="pt_PT" w:bidi="pt_PT"/>
+        </w:rPr>
         <w:t>Titus.2.13</w:t>
       </w:r>
-      <w:r/>
-    </w:p>
-    <w:p>
-      <w:r/>
-      <w:r>
+      <w:r>
+        <w:rPr>
+          <w:lang w:val="pt_PT" w:bidi="pt_PT"/>
+        </w:rPr>
+      </w:r>
+    </w:p>
+    <w:p>
+      <w:pPr/>
+      <w:r>
+        <w:rPr>
+          <w:lang w:val="pt_PT" w:bidi="pt_PT"/>
+        </w:rPr>
+      </w:r>
+      <w:r>
+        <w:rPr>
+          <w:lang w:val="pt_PT" w:bidi="pt_PT"/>
+        </w:rPr>
         <w:t xml:space="preserve">ficamos esperando: Isso implica esperança, bem como responsabilidade futura, ambos estimulando a conduta piedosa no presente. • em que aparecerá: Esta frase traduz uma palavra grega proeminente nas cartas a Timóteo e Tito (“epifania” ou “aparição”; também </w:t>
       </w:r>
       <w:hyperlink r:id="rId86">
         <w:r>
           <w:rPr>
+            <w:lang w:val="pt_PT" w:bidi="pt_PT"/>
+          </w:rPr>
+          <w:rPr>
             <w:color w:val="0000EE"/>
             <w:u w:val="single"/>
           </w:rPr>
@@ -1807,17 +3219,29 @@
         </w:r>
       </w:hyperlink>
       <w:r>
+        <w:rPr>
+          <w:lang w:val="pt_PT" w:bidi="pt_PT"/>
+        </w:rPr>
         <w:t xml:space="preserve">; ver </w:t>
       </w:r>
       <w:r>
+        <w:rPr>
+          <w:lang w:val="pt_PT" w:bidi="pt_PT"/>
+        </w:rPr>
         <w:t>nota de estudo em 1 Timóteo 6:14</w:t>
       </w:r>
       <w:r>
+        <w:rPr>
+          <w:lang w:val="pt_PT" w:bidi="pt_PT"/>
+        </w:rPr>
         <w:t xml:space="preserve">). • grande Deus e Salvador: Este é um dos poucos lugares no Novo Testamento onde Jesus Cristo é chamado diretamente de “Deus” (ver também </w:t>
       </w:r>
       <w:hyperlink r:id="rId87">
         <w:r>
           <w:rPr>
+            <w:lang w:val="pt_PT" w:bidi="pt_PT"/>
+          </w:rPr>
+          <w:rPr>
             <w:color w:val="0000EE"/>
             <w:u w:val="single"/>
           </w:rPr>
@@ -1825,11 +3249,17 @@
         </w:r>
       </w:hyperlink>
       <w:r>
+        <w:rPr>
+          <w:lang w:val="pt_PT" w:bidi="pt_PT"/>
+        </w:rPr>
         <w:t xml:space="preserve">; </w:t>
       </w:r>
       <w:hyperlink r:id="rId88">
         <w:r>
           <w:rPr>
+            <w:lang w:val="pt_PT" w:bidi="pt_PT"/>
+          </w:rPr>
+          <w:rPr>
             <w:color w:val="0000EE"/>
             <w:u w:val="single"/>
           </w:rPr>
@@ -1837,11 +3267,17 @@
         </w:r>
       </w:hyperlink>
       <w:r>
+        <w:rPr>
+          <w:lang w:val="pt_PT" w:bidi="pt_PT"/>
+        </w:rPr>
         <w:t xml:space="preserve">; </w:t>
       </w:r>
       <w:hyperlink r:id="rId89">
         <w:r>
           <w:rPr>
+            <w:lang w:val="pt_PT" w:bidi="pt_PT"/>
+          </w:rPr>
+          <w:rPr>
             <w:color w:val="0000EE"/>
             <w:u w:val="single"/>
           </w:rPr>
@@ -1849,11 +3285,17 @@
         </w:r>
       </w:hyperlink>
       <w:r>
+        <w:rPr>
+          <w:lang w:val="pt_PT" w:bidi="pt_PT"/>
+        </w:rPr>
         <w:t xml:space="preserve">; </w:t>
       </w:r>
       <w:hyperlink r:id="rId90">
         <w:r>
           <w:rPr>
+            <w:lang w:val="pt_PT" w:bidi="pt_PT"/>
+          </w:rPr>
+          <w:rPr>
             <w:color w:val="0000EE"/>
             <w:u w:val="single"/>
           </w:rPr>
@@ -1861,11 +3303,17 @@
         </w:r>
       </w:hyperlink>
       <w:r>
+        <w:rPr>
+          <w:lang w:val="pt_PT" w:bidi="pt_PT"/>
+        </w:rPr>
         <w:t xml:space="preserve">; </w:t>
       </w:r>
       <w:hyperlink r:id="rId91">
         <w:r>
           <w:rPr>
+            <w:lang w:val="pt_PT" w:bidi="pt_PT"/>
+          </w:rPr>
+          <w:rPr>
             <w:color w:val="0000EE"/>
             <w:u w:val="single"/>
           </w:rPr>
@@ -1873,11 +3321,17 @@
         </w:r>
       </w:hyperlink>
       <w:r>
+        <w:rPr>
+          <w:lang w:val="pt_PT" w:bidi="pt_PT"/>
+        </w:rPr>
         <w:t xml:space="preserve">; possivelmente </w:t>
       </w:r>
       <w:hyperlink r:id="rId92">
         <w:r>
           <w:rPr>
+            <w:lang w:val="pt_PT" w:bidi="pt_PT"/>
+          </w:rPr>
+          <w:rPr>
             <w:color w:val="0000EE"/>
             <w:u w:val="single"/>
           </w:rPr>
@@ -1885,37 +3339,77 @@
         </w:r>
       </w:hyperlink>
       <w:r>
+        <w:rPr>
+          <w:lang w:val="pt_PT" w:bidi="pt_PT"/>
+        </w:rPr>
         <w:t xml:space="preserve">). No entanto, essa afirmação é totalmente consistente com os papéis e atributos de Cristo e a adoração que ele recebe. Possivelmente essa designação é usada aqui para insistir que Cristo não é um mero humano promovido a membro do panteão dos deuses (ver </w:t>
       </w:r>
       <w:r>
+        <w:rPr>
+          <w:lang w:val="pt_PT" w:bidi="pt_PT"/>
+        </w:rPr>
         <w:t>nota de estudo em Tito 1:12</w:t>
       </w:r>
       <w:r>
+        <w:rPr>
+          <w:lang w:val="pt_PT" w:bidi="pt_PT"/>
+        </w:rPr>
         <w:t>). Na época desta carta, os cristãos estavam cada vez mais insistindo que somente Cristo, e não governantes e imperadores, deveriam ser chamados de divinos.</w:t>
       </w:r>
-      <w:r/>
-      <w:r/>
-    </w:p>
-    <w:p>
-      <w:r/>
+      <w:r>
+        <w:rPr>
+          <w:lang w:val="pt_PT" w:bidi="pt_PT"/>
+        </w:rPr>
+      </w:r>
+      <w:r>
+        <w:rPr>
+          <w:lang w:val="pt_PT" w:bidi="pt_PT"/>
+        </w:rPr>
+      </w:r>
+    </w:p>
+    <w:p>
+      <w:pPr/>
+      <w:r>
+        <w:rPr>
+          <w:lang w:val="pt_PT" w:bidi="pt_PT"/>
+        </w:rPr>
+      </w:r>
     </w:p>
     <w:p>
       <w:pPr>
         <w:pStyle w:val="Heading2"/>
       </w:pPr>
       <w:r>
+        <w:rPr>
+          <w:lang w:val="pt_PT" w:bidi="pt_PT"/>
+        </w:rPr>
         <w:t>Titus.2.14</w:t>
       </w:r>
-      <w:r/>
-    </w:p>
-    <w:p>
-      <w:r/>
-      <w:r>
+      <w:r>
+        <w:rPr>
+          <w:lang w:val="pt_PT" w:bidi="pt_PT"/>
+        </w:rPr>
+      </w:r>
+    </w:p>
+    <w:p>
+      <w:pPr/>
+      <w:r>
+        <w:rPr>
+          <w:lang w:val="pt_PT" w:bidi="pt_PT"/>
+        </w:rPr>
+      </w:r>
+      <w:r>
+        <w:rPr>
+          <w:lang w:val="pt_PT" w:bidi="pt_PT"/>
+        </w:rPr>
         <w:t xml:space="preserve">A salvação produz um povo que tem o desejo e a capacidade para as boas obras delineadas em </w:t>
       </w:r>
       <w:hyperlink r:id="rId39">
         <w:r>
           <w:rPr>
+            <w:lang w:val="pt_PT" w:bidi="pt_PT"/>
+          </w:rPr>
+          <w:rPr>
             <w:color w:val="0000EE"/>
             <w:u w:val="single"/>
           </w:rPr>
@@ -1923,11 +3417,17 @@
         </w:r>
       </w:hyperlink>
       <w:r>
+        <w:rPr>
+          <w:lang w:val="pt_PT" w:bidi="pt_PT"/>
+        </w:rPr>
         <w:t xml:space="preserve">. • deu a si mesmo: Ver também </w:t>
       </w:r>
       <w:hyperlink r:id="rId24">
         <w:r>
           <w:rPr>
+            <w:lang w:val="pt_PT" w:bidi="pt_PT"/>
+          </w:rPr>
+          <w:rPr>
             <w:color w:val="0000EE"/>
             <w:u w:val="single"/>
           </w:rPr>
@@ -1935,11 +3435,17 @@
         </w:r>
       </w:hyperlink>
       <w:r>
+        <w:rPr>
+          <w:lang w:val="pt_PT" w:bidi="pt_PT"/>
+        </w:rPr>
         <w:t xml:space="preserve">. • a fim de nos livrar: Ver </w:t>
       </w:r>
       <w:hyperlink r:id="rId93">
         <w:r>
           <w:rPr>
+            <w:lang w:val="pt_PT" w:bidi="pt_PT"/>
+          </w:rPr>
+          <w:rPr>
             <w:color w:val="0000EE"/>
             <w:u w:val="single"/>
           </w:rPr>
@@ -1947,11 +3453,17 @@
         </w:r>
       </w:hyperlink>
       <w:r>
+        <w:rPr>
+          <w:lang w:val="pt_PT" w:bidi="pt_PT"/>
+        </w:rPr>
         <w:t xml:space="preserve">; </w:t>
       </w:r>
       <w:hyperlink r:id="rId94">
         <w:r>
           <w:rPr>
+            <w:lang w:val="pt_PT" w:bidi="pt_PT"/>
+          </w:rPr>
+          <w:rPr>
             <w:color w:val="0000EE"/>
             <w:u w:val="single"/>
           </w:rPr>
@@ -1959,11 +3471,17 @@
         </w:r>
       </w:hyperlink>
       <w:r>
+        <w:rPr>
+          <w:lang w:val="pt_PT" w:bidi="pt_PT"/>
+        </w:rPr>
         <w:t xml:space="preserve">; cp. </w:t>
       </w:r>
       <w:hyperlink r:id="rId95">
         <w:r>
           <w:rPr>
+            <w:lang w:val="pt_PT" w:bidi="pt_PT"/>
+          </w:rPr>
+          <w:rPr>
             <w:color w:val="0000EE"/>
             <w:u w:val="single"/>
           </w:rPr>
@@ -1971,11 +3489,17 @@
         </w:r>
       </w:hyperlink>
       <w:r>
+        <w:rPr>
+          <w:lang w:val="pt_PT" w:bidi="pt_PT"/>
+        </w:rPr>
         <w:t xml:space="preserve">. • A frase um povo que pertence somente a ele lembra a formação de Israel como nação (ver </w:t>
       </w:r>
       <w:hyperlink r:id="rId96">
         <w:r>
           <w:rPr>
+            <w:lang w:val="pt_PT" w:bidi="pt_PT"/>
+          </w:rPr>
+          <w:rPr>
             <w:color w:val="0000EE"/>
             <w:u w:val="single"/>
           </w:rPr>
@@ -1983,11 +3507,17 @@
         </w:r>
       </w:hyperlink>
       <w:r>
+        <w:rPr>
+          <w:lang w:val="pt_PT" w:bidi="pt_PT"/>
+        </w:rPr>
         <w:t xml:space="preserve">; </w:t>
       </w:r>
       <w:hyperlink r:id="rId97">
         <w:r>
           <w:rPr>
+            <w:lang w:val="pt_PT" w:bidi="pt_PT"/>
+          </w:rPr>
+          <w:rPr>
             <w:color w:val="0000EE"/>
             <w:u w:val="single"/>
           </w:rPr>
@@ -1995,11 +3525,17 @@
         </w:r>
       </w:hyperlink>
       <w:r>
+        <w:rPr>
+          <w:lang w:val="pt_PT" w:bidi="pt_PT"/>
+        </w:rPr>
         <w:t xml:space="preserve">; </w:t>
       </w:r>
       <w:hyperlink r:id="rId98">
         <w:r>
           <w:rPr>
+            <w:lang w:val="pt_PT" w:bidi="pt_PT"/>
+          </w:rPr>
+          <w:rPr>
             <w:color w:val="0000EE"/>
             <w:u w:val="single"/>
           </w:rPr>
@@ -2007,11 +3543,17 @@
         </w:r>
       </w:hyperlink>
       <w:r>
+        <w:rPr>
+          <w:lang w:val="pt_PT" w:bidi="pt_PT"/>
+        </w:rPr>
         <w:t xml:space="preserve">). Aqueles que seguem a Cristo agora são o povo de Deus - sua nação - e o Espírito os guia para manter a aliança de Deus. • que se dedica a fazer o bem: Ver </w:t>
       </w:r>
       <w:hyperlink r:id="rId99">
         <w:r>
           <w:rPr>
+            <w:lang w:val="pt_PT" w:bidi="pt_PT"/>
+          </w:rPr>
+          <w:rPr>
             <w:color w:val="0000EE"/>
             <w:u w:val="single"/>
           </w:rPr>
@@ -2019,11 +3561,17 @@
         </w:r>
       </w:hyperlink>
       <w:r>
+        <w:rPr>
+          <w:lang w:val="pt_PT" w:bidi="pt_PT"/>
+        </w:rPr>
         <w:t xml:space="preserve">; </w:t>
       </w:r>
       <w:hyperlink r:id="rId100">
         <w:r>
           <w:rPr>
+            <w:lang w:val="pt_PT" w:bidi="pt_PT"/>
+          </w:rPr>
+          <w:rPr>
             <w:color w:val="0000EE"/>
             <w:u w:val="single"/>
           </w:rPr>
@@ -2031,31 +3579,65 @@
         </w:r>
       </w:hyperlink>
       <w:r>
+        <w:rPr>
+          <w:lang w:val="pt_PT" w:bidi="pt_PT"/>
+        </w:rPr>
         <w:t>.</w:t>
       </w:r>
-      <w:r/>
-      <w:r/>
-    </w:p>
-    <w:p>
-      <w:r/>
+      <w:r>
+        <w:rPr>
+          <w:lang w:val="pt_PT" w:bidi="pt_PT"/>
+        </w:rPr>
+      </w:r>
+      <w:r>
+        <w:rPr>
+          <w:lang w:val="pt_PT" w:bidi="pt_PT"/>
+        </w:rPr>
+      </w:r>
+    </w:p>
+    <w:p>
+      <w:pPr/>
+      <w:r>
+        <w:rPr>
+          <w:lang w:val="pt_PT" w:bidi="pt_PT"/>
+        </w:rPr>
+      </w:r>
     </w:p>
     <w:p>
       <w:pPr>
         <w:pStyle w:val="Heading2"/>
       </w:pPr>
       <w:r>
+        <w:rPr>
+          <w:lang w:val="pt_PT" w:bidi="pt_PT"/>
+        </w:rPr>
         <w:t>Titus.3.1</w:t>
       </w:r>
-      <w:r/>
-    </w:p>
-    <w:p>
-      <w:r/>
-      <w:r>
+      <w:r>
+        <w:rPr>
+          <w:lang w:val="pt_PT" w:bidi="pt_PT"/>
+        </w:rPr>
+      </w:r>
+    </w:p>
+    <w:p>
+      <w:pPr/>
+      <w:r>
+        <w:rPr>
+          <w:lang w:val="pt_PT" w:bidi="pt_PT"/>
+        </w:rPr>
+      </w:r>
+      <w:r>
+        <w:rPr>
+          <w:lang w:val="pt_PT" w:bidi="pt_PT"/>
+        </w:rPr>
         <w:t>Paulo pode estar dizendo aos crentes para fazerem uma clara distinção entre eles e as massas comuns desordeiras. Alternativamente, os arruaceiros (</w:t>
       </w:r>
       <w:hyperlink r:id="rId101">
         <w:r>
           <w:rPr>
+            <w:lang w:val="pt_PT" w:bidi="pt_PT"/>
+          </w:rPr>
+          <w:rPr>
             <w:color w:val="0000EE"/>
             <w:u w:val="single"/>
           </w:rPr>
@@ -2063,11 +3645,17 @@
         </w:r>
       </w:hyperlink>
       <w:r>
+        <w:rPr>
+          <w:lang w:val="pt_PT" w:bidi="pt_PT"/>
+        </w:rPr>
         <w:t xml:space="preserve">; </w:t>
       </w:r>
       <w:hyperlink r:id="rId102">
         <w:r>
           <w:rPr>
+            <w:lang w:val="pt_PT" w:bidi="pt_PT"/>
+          </w:rPr>
+          <w:rPr>
             <w:color w:val="0000EE"/>
             <w:u w:val="single"/>
           </w:rPr>
@@ -2075,11 +3663,17 @@
         </w:r>
       </w:hyperlink>
       <w:r>
+        <w:rPr>
+          <w:lang w:val="pt_PT" w:bidi="pt_PT"/>
+        </w:rPr>
         <w:t xml:space="preserve">) podem ter adotado comportamentos desordeiros que surgiram de seus ensinamentos errôneos (como é provavelmente o caso em </w:t>
       </w:r>
       <w:hyperlink r:id="rId83">
         <w:r>
           <w:rPr>
+            <w:lang w:val="pt_PT" w:bidi="pt_PT"/>
+          </w:rPr>
+          <w:rPr>
             <w:color w:val="0000EE"/>
             <w:u w:val="single"/>
           </w:rPr>
@@ -2087,20 +3681,30 @@
         </w:r>
       </w:hyperlink>
       <w:r>
+        <w:rPr>
+          <w:lang w:val="pt_PT" w:bidi="pt_PT"/>
+        </w:rPr>
         <w:t>). • Sobre as relações com os que governam e das autoridades</w:t>
       </w:r>
       <w:r>
         <w:rPr>
           <w:i/>
+          <w:lang w:val="pt_PT" w:bidi="pt_PT"/>
         </w:rPr>
         <w:t>,</w:t>
       </w:r>
       <w:r>
+        <w:rPr>
+          <w:lang w:val="pt_PT" w:bidi="pt_PT"/>
+        </w:rPr>
         <w:t xml:space="preserve"> veja </w:t>
       </w:r>
       <w:hyperlink r:id="rId103">
         <w:r>
           <w:rPr>
+            <w:lang w:val="pt_PT" w:bidi="pt_PT"/>
+          </w:rPr>
+          <w:rPr>
             <w:color w:val="0000EE"/>
             <w:u w:val="single"/>
           </w:rPr>
@@ -2108,11 +3712,17 @@
         </w:r>
       </w:hyperlink>
       <w:r>
+        <w:rPr>
+          <w:lang w:val="pt_PT" w:bidi="pt_PT"/>
+        </w:rPr>
         <w:t xml:space="preserve">; </w:t>
       </w:r>
       <w:hyperlink r:id="rId104">
         <w:r>
           <w:rPr>
+            <w:lang w:val="pt_PT" w:bidi="pt_PT"/>
+          </w:rPr>
+          <w:rPr>
             <w:color w:val="0000EE"/>
             <w:u w:val="single"/>
           </w:rPr>
@@ -2120,31 +3730,65 @@
         </w:r>
       </w:hyperlink>
       <w:r>
+        <w:rPr>
+          <w:lang w:val="pt_PT" w:bidi="pt_PT"/>
+        </w:rPr>
         <w:t>.</w:t>
       </w:r>
-      <w:r/>
-      <w:r/>
-    </w:p>
-    <w:p>
-      <w:r/>
+      <w:r>
+        <w:rPr>
+          <w:lang w:val="pt_PT" w:bidi="pt_PT"/>
+        </w:rPr>
+      </w:r>
+      <w:r>
+        <w:rPr>
+          <w:lang w:val="pt_PT" w:bidi="pt_PT"/>
+        </w:rPr>
+      </w:r>
+    </w:p>
+    <w:p>
+      <w:pPr/>
+      <w:r>
+        <w:rPr>
+          <w:lang w:val="pt_PT" w:bidi="pt_PT"/>
+        </w:rPr>
+      </w:r>
     </w:p>
     <w:p>
       <w:pPr>
         <w:pStyle w:val="Heading2"/>
       </w:pPr>
       <w:r>
+        <w:rPr>
+          <w:lang w:val="pt_PT" w:bidi="pt_PT"/>
+        </w:rPr>
         <w:t>Titus.3.1–11</w:t>
       </w:r>
-      <w:r/>
-    </w:p>
-    <w:p>
-      <w:r/>
-      <w:r>
+      <w:r>
+        <w:rPr>
+          <w:lang w:val="pt_PT" w:bidi="pt_PT"/>
+        </w:rPr>
+      </w:r>
+    </w:p>
+    <w:p>
+      <w:pPr/>
+      <w:r>
+        <w:rPr>
+          <w:lang w:val="pt_PT" w:bidi="pt_PT"/>
+        </w:rPr>
+      </w:r>
+      <w:r>
+        <w:rPr>
+          <w:lang w:val="pt_PT" w:bidi="pt_PT"/>
+        </w:rPr>
         <w:t>O destaque para o ensino saudável (</w:t>
       </w:r>
       <w:hyperlink r:id="rId66">
         <w:r>
           <w:rPr>
+            <w:lang w:val="pt_PT" w:bidi="pt_PT"/>
+          </w:rPr>
+          <w:rPr>
             <w:color w:val="0000EE"/>
             <w:u w:val="single"/>
           </w:rPr>
@@ -2152,11 +3796,17 @@
         </w:r>
       </w:hyperlink>
       <w:r>
+        <w:rPr>
+          <w:lang w:val="pt_PT" w:bidi="pt_PT"/>
+        </w:rPr>
         <w:t xml:space="preserve">; </w:t>
       </w:r>
       <w:hyperlink r:id="rId105">
         <w:r>
           <w:rPr>
+            <w:lang w:val="pt_PT" w:bidi="pt_PT"/>
+          </w:rPr>
+          <w:rPr>
             <w:color w:val="0000EE"/>
             <w:u w:val="single"/>
           </w:rPr>
@@ -2164,11 +3814,17 @@
         </w:r>
       </w:hyperlink>
       <w:r>
+        <w:rPr>
+          <w:lang w:val="pt_PT" w:bidi="pt_PT"/>
+        </w:rPr>
         <w:t xml:space="preserve">) continua; Paulo agora se volta para a relação da comunidade cristã com a sociedade em geral (cp. </w:t>
       </w:r>
       <w:hyperlink r:id="rId106">
         <w:r>
           <w:rPr>
+            <w:lang w:val="pt_PT" w:bidi="pt_PT"/>
+          </w:rPr>
+          <w:rPr>
             <w:color w:val="0000EE"/>
             <w:u w:val="single"/>
           </w:rPr>
@@ -2176,11 +3832,17 @@
         </w:r>
       </w:hyperlink>
       <w:r>
+        <w:rPr>
+          <w:lang w:val="pt_PT" w:bidi="pt_PT"/>
+        </w:rPr>
         <w:t xml:space="preserve">). Assim como em </w:t>
       </w:r>
       <w:hyperlink r:id="rId107">
         <w:r>
           <w:rPr>
+            <w:lang w:val="pt_PT" w:bidi="pt_PT"/>
+          </w:rPr>
+          <w:rPr>
             <w:color w:val="0000EE"/>
             <w:u w:val="single"/>
           </w:rPr>
@@ -2188,11 +3850,17 @@
         </w:r>
       </w:hyperlink>
       <w:r>
+        <w:rPr>
+          <w:lang w:val="pt_PT" w:bidi="pt_PT"/>
+        </w:rPr>
         <w:t>, as instruções de Deus para o seu povo (</w:t>
       </w:r>
       <w:hyperlink r:id="rId108">
         <w:r>
           <w:rPr>
+            <w:lang w:val="pt_PT" w:bidi="pt_PT"/>
+          </w:rPr>
+          <w:rPr>
             <w:color w:val="0000EE"/>
             <w:u w:val="single"/>
           </w:rPr>
@@ -2200,11 +3868,17 @@
         </w:r>
       </w:hyperlink>
       <w:r>
+        <w:rPr>
+          <w:lang w:val="pt_PT" w:bidi="pt_PT"/>
+        </w:rPr>
         <w:t>) são baseadas em seu relacionamento com eles (</w:t>
       </w:r>
       <w:hyperlink r:id="rId85">
         <w:r>
           <w:rPr>
+            <w:lang w:val="pt_PT" w:bidi="pt_PT"/>
+          </w:rPr>
+          <w:rPr>
             <w:color w:val="0000EE"/>
             <w:u w:val="single"/>
           </w:rPr>
@@ -2212,17 +3886,29 @@
         </w:r>
       </w:hyperlink>
       <w:r>
+        <w:rPr>
+          <w:lang w:val="pt_PT" w:bidi="pt_PT"/>
+        </w:rPr>
         <w:t xml:space="preserve">; cp. </w:t>
       </w:r>
       <w:r>
+        <w:rPr>
+          <w:lang w:val="pt_PT" w:bidi="pt_PT"/>
+        </w:rPr>
         <w:t>nota de estudo em 2.11–15</w:t>
       </w:r>
       <w:r>
+        <w:rPr>
+          <w:lang w:val="pt_PT" w:bidi="pt_PT"/>
+        </w:rPr>
         <w:t>). Paulo então instrui Tito a evitar disputas infrutíferas e insistir em um ensino benéfico (</w:t>
       </w:r>
       <w:hyperlink r:id="rId109">
         <w:r>
           <w:rPr>
+            <w:lang w:val="pt_PT" w:bidi="pt_PT"/>
+          </w:rPr>
+          <w:rPr>
             <w:color w:val="0000EE"/>
             <w:u w:val="single"/>
           </w:rPr>
@@ -2230,31 +3916,65 @@
         </w:r>
       </w:hyperlink>
       <w:r>
+        <w:rPr>
+          <w:lang w:val="pt_PT" w:bidi="pt_PT"/>
+        </w:rPr>
         <w:t>).</w:t>
       </w:r>
-      <w:r/>
-      <w:r/>
-    </w:p>
-    <w:p>
-      <w:r/>
+      <w:r>
+        <w:rPr>
+          <w:lang w:val="pt_PT" w:bidi="pt_PT"/>
+        </w:rPr>
+      </w:r>
+      <w:r>
+        <w:rPr>
+          <w:lang w:val="pt_PT" w:bidi="pt_PT"/>
+        </w:rPr>
+      </w:r>
+    </w:p>
+    <w:p>
+      <w:pPr/>
+      <w:r>
+        <w:rPr>
+          <w:lang w:val="pt_PT" w:bidi="pt_PT"/>
+        </w:rPr>
+      </w:r>
     </w:p>
     <w:p>
       <w:pPr>
         <w:pStyle w:val="Heading2"/>
       </w:pPr>
       <w:r>
+        <w:rPr>
+          <w:lang w:val="pt_PT" w:bidi="pt_PT"/>
+        </w:rPr>
         <w:t>Titus.3.3</w:t>
       </w:r>
-      <w:r/>
-    </w:p>
-    <w:p>
-      <w:r/>
-      <w:r>
+      <w:r>
+        <w:rPr>
+          <w:lang w:val="pt_PT" w:bidi="pt_PT"/>
+        </w:rPr>
+      </w:r>
+    </w:p>
+    <w:p>
+      <w:pPr/>
+      <w:r>
+        <w:rPr>
+          <w:lang w:val="pt_PT" w:bidi="pt_PT"/>
+        </w:rPr>
+      </w:r>
+      <w:r>
+        <w:rPr>
+          <w:lang w:val="pt_PT" w:bidi="pt_PT"/>
+        </w:rPr>
         <w:t>A humildade (</w:t>
       </w:r>
       <w:hyperlink r:id="rId110">
         <w:r>
           <w:rPr>
+            <w:lang w:val="pt_PT" w:bidi="pt_PT"/>
+          </w:rPr>
+          <w:rPr>
             <w:color w:val="0000EE"/>
             <w:u w:val="single"/>
           </w:rPr>
@@ -2262,11 +3982,17 @@
         </w:r>
       </w:hyperlink>
       <w:r>
+        <w:rPr>
+          <w:lang w:val="pt_PT" w:bidi="pt_PT"/>
+        </w:rPr>
         <w:t>) é apropriada, considerando nosso estado quando a bondade e o amor de Deus vieram até nós (</w:t>
       </w:r>
       <w:hyperlink r:id="rId29">
         <w:r>
           <w:rPr>
+            <w:lang w:val="pt_PT" w:bidi="pt_PT"/>
+          </w:rPr>
+          <w:rPr>
             <w:color w:val="0000EE"/>
             <w:u w:val="single"/>
           </w:rPr>
@@ -2274,11 +4000,17 @@
         </w:r>
       </w:hyperlink>
       <w:r>
+        <w:rPr>
+          <w:lang w:val="pt_PT" w:bidi="pt_PT"/>
+        </w:rPr>
         <w:t xml:space="preserve">; ver </w:t>
       </w:r>
       <w:hyperlink r:id="rId111">
         <w:r>
           <w:rPr>
+            <w:lang w:val="pt_PT" w:bidi="pt_PT"/>
+          </w:rPr>
+          <w:rPr>
             <w:color w:val="0000EE"/>
             <w:u w:val="single"/>
           </w:rPr>
@@ -2286,11 +4018,17 @@
         </w:r>
       </w:hyperlink>
       <w:r>
+        <w:rPr>
+          <w:lang w:val="pt_PT" w:bidi="pt_PT"/>
+        </w:rPr>
         <w:t xml:space="preserve">; </w:t>
       </w:r>
       <w:hyperlink r:id="rId112">
         <w:r>
           <w:rPr>
+            <w:lang w:val="pt_PT" w:bidi="pt_PT"/>
+          </w:rPr>
+          <w:rPr>
             <w:color w:val="0000EE"/>
             <w:u w:val="single"/>
           </w:rPr>
@@ -2298,11 +4036,17 @@
         </w:r>
       </w:hyperlink>
       <w:r>
+        <w:rPr>
+          <w:lang w:val="pt_PT" w:bidi="pt_PT"/>
+        </w:rPr>
         <w:t xml:space="preserve">; </w:t>
       </w:r>
       <w:hyperlink r:id="rId113">
         <w:r>
           <w:rPr>
+            <w:lang w:val="pt_PT" w:bidi="pt_PT"/>
+          </w:rPr>
+          <w:rPr>
             <w:color w:val="0000EE"/>
             <w:u w:val="single"/>
           </w:rPr>
@@ -2310,11 +4054,17 @@
         </w:r>
       </w:hyperlink>
       <w:r>
+        <w:rPr>
+          <w:lang w:val="pt_PT" w:bidi="pt_PT"/>
+        </w:rPr>
         <w:t xml:space="preserve">; </w:t>
       </w:r>
       <w:hyperlink r:id="rId114">
         <w:r>
           <w:rPr>
+            <w:lang w:val="pt_PT" w:bidi="pt_PT"/>
+          </w:rPr>
+          <w:rPr>
             <w:color w:val="0000EE"/>
             <w:u w:val="single"/>
           </w:rPr>
@@ -2322,40 +4072,78 @@
         </w:r>
       </w:hyperlink>
       <w:r>
+        <w:rPr>
+          <w:lang w:val="pt_PT" w:bidi="pt_PT"/>
+        </w:rPr>
         <w:t>).</w:t>
       </w:r>
-      <w:r/>
-      <w:r/>
-    </w:p>
-    <w:p>
-      <w:r/>
+      <w:r>
+        <w:rPr>
+          <w:lang w:val="pt_PT" w:bidi="pt_PT"/>
+        </w:rPr>
+      </w:r>
+      <w:r>
+        <w:rPr>
+          <w:lang w:val="pt_PT" w:bidi="pt_PT"/>
+        </w:rPr>
+      </w:r>
+    </w:p>
+    <w:p>
+      <w:pPr/>
+      <w:r>
+        <w:rPr>
+          <w:lang w:val="pt_PT" w:bidi="pt_PT"/>
+        </w:rPr>
+      </w:r>
     </w:p>
     <w:p>
       <w:pPr>
         <w:pStyle w:val="Heading2"/>
       </w:pPr>
       <w:r>
+        <w:rPr>
+          <w:lang w:val="pt_PT" w:bidi="pt_PT"/>
+        </w:rPr>
         <w:t>Titus.3.4</w:t>
       </w:r>
-      <w:r/>
-    </w:p>
-    <w:p>
-      <w:r/>
-      <w:r>
+      <w:r>
+        <w:rPr>
+          <w:lang w:val="pt_PT" w:bidi="pt_PT"/>
+        </w:rPr>
+      </w:r>
+    </w:p>
+    <w:p>
+      <w:pPr/>
+      <w:r>
+        <w:rPr>
+          <w:lang w:val="pt_PT" w:bidi="pt_PT"/>
+        </w:rPr>
+      </w:r>
+      <w:r>
+        <w:rPr>
+          <w:lang w:val="pt_PT" w:bidi="pt_PT"/>
+        </w:rPr>
         <w:t xml:space="preserve">Devemos agir para com nossos compatriotas da mesma forma que Deus agiu para conosco - com bondade e amor. A salvação de Deus torna isso possível. • revelado (literalmente </w:t>
       </w:r>
       <w:r>
         <w:rPr>
           <w:i/>
+          <w:lang w:val="pt_PT" w:bidi="pt_PT"/>
         </w:rPr>
         <w:t>aparecido</w:t>
       </w:r>
       <w:r>
+        <w:rPr>
+          <w:lang w:val="pt_PT" w:bidi="pt_PT"/>
+        </w:rPr>
         <w:t xml:space="preserve">): A palavra grega se relaciona com a vinda de Cristo (também em </w:t>
       </w:r>
       <w:hyperlink r:id="rId86">
         <w:r>
           <w:rPr>
+            <w:lang w:val="pt_PT" w:bidi="pt_PT"/>
+          </w:rPr>
+          <w:rPr>
             <w:color w:val="0000EE"/>
             <w:u w:val="single"/>
           </w:rPr>
@@ -2363,11 +4151,17 @@
         </w:r>
       </w:hyperlink>
       <w:r>
+        <w:rPr>
+          <w:lang w:val="pt_PT" w:bidi="pt_PT"/>
+        </w:rPr>
         <w:t xml:space="preserve">, </w:t>
       </w:r>
       <w:hyperlink r:id="rId28">
         <w:r>
           <w:rPr>
+            <w:lang w:val="pt_PT" w:bidi="pt_PT"/>
+          </w:rPr>
+          <w:rPr>
             <w:color w:val="0000EE"/>
             <w:u w:val="single"/>
           </w:rPr>
@@ -2375,37 +4169,77 @@
         </w:r>
       </w:hyperlink>
       <w:r>
+        <w:rPr>
+          <w:lang w:val="pt_PT" w:bidi="pt_PT"/>
+        </w:rPr>
         <w:t xml:space="preserve">; ver </w:t>
       </w:r>
       <w:r>
+        <w:rPr>
+          <w:lang w:val="pt_PT" w:bidi="pt_PT"/>
+        </w:rPr>
         <w:t>nota de estudo em 1Tm 6.14</w:t>
       </w:r>
       <w:r>
+        <w:rPr>
+          <w:lang w:val="pt_PT" w:bidi="pt_PT"/>
+        </w:rPr>
         <w:t>).</w:t>
       </w:r>
-      <w:r/>
-      <w:r/>
-    </w:p>
-    <w:p>
-      <w:r/>
+      <w:r>
+        <w:rPr>
+          <w:lang w:val="pt_PT" w:bidi="pt_PT"/>
+        </w:rPr>
+      </w:r>
+      <w:r>
+        <w:rPr>
+          <w:lang w:val="pt_PT" w:bidi="pt_PT"/>
+        </w:rPr>
+      </w:r>
+    </w:p>
+    <w:p>
+      <w:pPr/>
+      <w:r>
+        <w:rPr>
+          <w:lang w:val="pt_PT" w:bidi="pt_PT"/>
+        </w:rPr>
+      </w:r>
     </w:p>
     <w:p>
       <w:pPr>
         <w:pStyle w:val="Heading2"/>
       </w:pPr>
       <w:r>
+        <w:rPr>
+          <w:lang w:val="pt_PT" w:bidi="pt_PT"/>
+        </w:rPr>
         <w:t>Titus.3.4–7</w:t>
       </w:r>
-      <w:r/>
-    </w:p>
-    <w:p>
-      <w:r/>
-      <w:r>
+      <w:r>
+        <w:rPr>
+          <w:lang w:val="pt_PT" w:bidi="pt_PT"/>
+        </w:rPr>
+      </w:r>
+    </w:p>
+    <w:p>
+      <w:pPr/>
+      <w:r>
+        <w:rPr>
+          <w:lang w:val="pt_PT" w:bidi="pt_PT"/>
+        </w:rPr>
+      </w:r>
+      <w:r>
+        <w:rPr>
+          <w:lang w:val="pt_PT" w:bidi="pt_PT"/>
+        </w:rPr>
         <w:t xml:space="preserve">Este trecho pode ser um resumo ou citação de ensinamentos tradicionais (ver </w:t>
       </w:r>
       <w:hyperlink r:id="rId115">
         <w:r>
           <w:rPr>
+            <w:lang w:val="pt_PT" w:bidi="pt_PT"/>
+          </w:rPr>
+          <w:rPr>
             <w:color w:val="0000EE"/>
             <w:u w:val="single"/>
           </w:rPr>
@@ -2413,11 +4247,17 @@
         </w:r>
       </w:hyperlink>
       <w:r>
+        <w:rPr>
+          <w:lang w:val="pt_PT" w:bidi="pt_PT"/>
+        </w:rPr>
         <w:t xml:space="preserve">; </w:t>
       </w:r>
       <w:hyperlink r:id="rId116">
         <w:r>
           <w:rPr>
+            <w:lang w:val="pt_PT" w:bidi="pt_PT"/>
+          </w:rPr>
+          <w:rPr>
             <w:color w:val="0000EE"/>
             <w:u w:val="single"/>
           </w:rPr>
@@ -2425,31 +4265,65 @@
         </w:r>
       </w:hyperlink>
       <w:r>
+        <w:rPr>
+          <w:lang w:val="pt_PT" w:bidi="pt_PT"/>
+        </w:rPr>
         <w:t>).</w:t>
       </w:r>
-      <w:r/>
-      <w:r/>
-    </w:p>
-    <w:p>
-      <w:r/>
+      <w:r>
+        <w:rPr>
+          <w:lang w:val="pt_PT" w:bidi="pt_PT"/>
+        </w:rPr>
+      </w:r>
+      <w:r>
+        <w:rPr>
+          <w:lang w:val="pt_PT" w:bidi="pt_PT"/>
+        </w:rPr>
+      </w:r>
+    </w:p>
+    <w:p>
+      <w:pPr/>
+      <w:r>
+        <w:rPr>
+          <w:lang w:val="pt_PT" w:bidi="pt_PT"/>
+        </w:rPr>
+      </w:r>
     </w:p>
     <w:p>
       <w:pPr>
         <w:pStyle w:val="Heading2"/>
       </w:pPr>
       <w:r>
+        <w:rPr>
+          <w:lang w:val="pt_PT" w:bidi="pt_PT"/>
+        </w:rPr>
         <w:t>Titus.3.5</w:t>
       </w:r>
-      <w:r/>
-    </w:p>
-    <w:p>
-      <w:r/>
-      <w:r>
+      <w:r>
+        <w:rPr>
+          <w:lang w:val="pt_PT" w:bidi="pt_PT"/>
+        </w:rPr>
+      </w:r>
+    </w:p>
+    <w:p>
+      <w:pPr/>
+      <w:r>
+        <w:rPr>
+          <w:lang w:val="pt_PT" w:bidi="pt_PT"/>
+        </w:rPr>
+      </w:r>
+      <w:r>
+        <w:rPr>
+          <w:lang w:val="pt_PT" w:bidi="pt_PT"/>
+        </w:rPr>
         <w:t xml:space="preserve">não porque . . . mas porque: O contraste está entre ações humanas que poderiam ser consideradas merecedoras de salvação e a graça de Deus (ver </w:t>
       </w:r>
       <w:hyperlink r:id="rId117">
         <w:r>
           <w:rPr>
+            <w:lang w:val="pt_PT" w:bidi="pt_PT"/>
+          </w:rPr>
+          <w:rPr>
             <w:color w:val="0000EE"/>
             <w:u w:val="single"/>
           </w:rPr>
@@ -2457,11 +4331,17 @@
         </w:r>
       </w:hyperlink>
       <w:r>
+        <w:rPr>
+          <w:lang w:val="pt_PT" w:bidi="pt_PT"/>
+        </w:rPr>
         <w:t>). A salvação é pela fé na misericórdia de Deus sozinha (</w:t>
       </w:r>
       <w:hyperlink r:id="rId118">
         <w:r>
           <w:rPr>
+            <w:lang w:val="pt_PT" w:bidi="pt_PT"/>
+          </w:rPr>
+          <w:rPr>
             <w:color w:val="0000EE"/>
             <w:u w:val="single"/>
           </w:rPr>
@@ -2469,11 +4349,17 @@
         </w:r>
       </w:hyperlink>
       <w:r>
+        <w:rPr>
+          <w:lang w:val="pt_PT" w:bidi="pt_PT"/>
+        </w:rPr>
         <w:t xml:space="preserve">). • Ele nos purificou dos nossos pecados, nos dando um novo nascimento: Ver </w:t>
       </w:r>
       <w:hyperlink r:id="rId119">
         <w:r>
           <w:rPr>
+            <w:lang w:val="pt_PT" w:bidi="pt_PT"/>
+          </w:rPr>
+          <w:rPr>
             <w:color w:val="0000EE"/>
             <w:u w:val="single"/>
           </w:rPr>
@@ -2481,11 +4367,17 @@
         </w:r>
       </w:hyperlink>
       <w:r>
+        <w:rPr>
+          <w:lang w:val="pt_PT" w:bidi="pt_PT"/>
+        </w:rPr>
         <w:t xml:space="preserve">; </w:t>
       </w:r>
       <w:hyperlink r:id="rId120">
         <w:r>
           <w:rPr>
+            <w:lang w:val="pt_PT" w:bidi="pt_PT"/>
+          </w:rPr>
+          <w:rPr>
             <w:color w:val="0000EE"/>
             <w:u w:val="single"/>
           </w:rPr>
@@ -2493,11 +4385,17 @@
         </w:r>
       </w:hyperlink>
       <w:r>
+        <w:rPr>
+          <w:lang w:val="pt_PT" w:bidi="pt_PT"/>
+        </w:rPr>
         <w:t xml:space="preserve">; </w:t>
       </w:r>
       <w:hyperlink r:id="rId121">
         <w:r>
           <w:rPr>
+            <w:lang w:val="pt_PT" w:bidi="pt_PT"/>
+          </w:rPr>
+          <w:rPr>
             <w:color w:val="0000EE"/>
             <w:u w:val="single"/>
           </w:rPr>
@@ -2505,11 +4403,17 @@
         </w:r>
       </w:hyperlink>
       <w:r>
+        <w:rPr>
+          <w:lang w:val="pt_PT" w:bidi="pt_PT"/>
+        </w:rPr>
         <w:t xml:space="preserve">; </w:t>
       </w:r>
       <w:hyperlink r:id="rId122">
         <w:r>
           <w:rPr>
+            <w:lang w:val="pt_PT" w:bidi="pt_PT"/>
+          </w:rPr>
+          <w:rPr>
             <w:color w:val="0000EE"/>
             <w:u w:val="single"/>
           </w:rPr>
@@ -2517,11 +4421,17 @@
         </w:r>
       </w:hyperlink>
       <w:r>
+        <w:rPr>
+          <w:lang w:val="pt_PT" w:bidi="pt_PT"/>
+        </w:rPr>
         <w:t xml:space="preserve">; </w:t>
       </w:r>
       <w:hyperlink r:id="rId123">
         <w:r>
           <w:rPr>
+            <w:lang w:val="pt_PT" w:bidi="pt_PT"/>
+          </w:rPr>
+          <w:rPr>
             <w:color w:val="0000EE"/>
             <w:u w:val="single"/>
           </w:rPr>
@@ -2529,11 +4439,17 @@
         </w:r>
       </w:hyperlink>
       <w:r>
+        <w:rPr>
+          <w:lang w:val="pt_PT" w:bidi="pt_PT"/>
+        </w:rPr>
         <w:t xml:space="preserve">. • e nova vida através do Espírito Santo: Isso significa uma completa separação da vida de pecado e morte e uma transferência para o reino da vida e pureza (ver também </w:t>
       </w:r>
       <w:hyperlink r:id="rId124">
         <w:r>
           <w:rPr>
+            <w:lang w:val="pt_PT" w:bidi="pt_PT"/>
+          </w:rPr>
+          <w:rPr>
             <w:color w:val="0000EE"/>
             <w:u w:val="single"/>
           </w:rPr>
@@ -2541,11 +4457,17 @@
         </w:r>
       </w:hyperlink>
       <w:r>
+        <w:rPr>
+          <w:lang w:val="pt_PT" w:bidi="pt_PT"/>
+        </w:rPr>
         <w:t xml:space="preserve">; </w:t>
       </w:r>
       <w:hyperlink r:id="rId125">
         <w:r>
           <w:rPr>
+            <w:lang w:val="pt_PT" w:bidi="pt_PT"/>
+          </w:rPr>
+          <w:rPr>
             <w:color w:val="0000EE"/>
             <w:u w:val="single"/>
           </w:rPr>
@@ -2553,11 +4475,17 @@
         </w:r>
       </w:hyperlink>
       <w:r>
+        <w:rPr>
+          <w:lang w:val="pt_PT" w:bidi="pt_PT"/>
+        </w:rPr>
         <w:t xml:space="preserve">; </w:t>
       </w:r>
       <w:hyperlink r:id="rId126">
         <w:r>
           <w:rPr>
+            <w:lang w:val="pt_PT" w:bidi="pt_PT"/>
+          </w:rPr>
+          <w:rPr>
             <w:color w:val="0000EE"/>
             <w:u w:val="single"/>
           </w:rPr>
@@ -2565,31 +4493,65 @@
         </w:r>
       </w:hyperlink>
       <w:r>
+        <w:rPr>
+          <w:lang w:val="pt_PT" w:bidi="pt_PT"/>
+        </w:rPr>
         <w:t>).</w:t>
       </w:r>
-      <w:r/>
-      <w:r/>
-    </w:p>
-    <w:p>
-      <w:r/>
+      <w:r>
+        <w:rPr>
+          <w:lang w:val="pt_PT" w:bidi="pt_PT"/>
+        </w:rPr>
+      </w:r>
+      <w:r>
+        <w:rPr>
+          <w:lang w:val="pt_PT" w:bidi="pt_PT"/>
+        </w:rPr>
+      </w:r>
+    </w:p>
+    <w:p>
+      <w:pPr/>
+      <w:r>
+        <w:rPr>
+          <w:lang w:val="pt_PT" w:bidi="pt_PT"/>
+        </w:rPr>
+      </w:r>
     </w:p>
     <w:p>
       <w:pPr>
         <w:pStyle w:val="Heading2"/>
       </w:pPr>
       <w:r>
+        <w:rPr>
+          <w:lang w:val="pt_PT" w:bidi="pt_PT"/>
+        </w:rPr>
         <w:t>Titus.3.7</w:t>
       </w:r>
-      <w:r/>
-    </w:p>
-    <w:p>
-      <w:r/>
-      <w:r>
+      <w:r>
+        <w:rPr>
+          <w:lang w:val="pt_PT" w:bidi="pt_PT"/>
+        </w:rPr>
+      </w:r>
+    </w:p>
+    <w:p>
+      <w:pPr/>
+      <w:r>
+        <w:rPr>
+          <w:lang w:val="pt_PT" w:bidi="pt_PT"/>
+        </w:rPr>
+      </w:r>
+      <w:r>
+        <w:rPr>
+          <w:lang w:val="pt_PT" w:bidi="pt_PT"/>
+        </w:rPr>
         <w:t xml:space="preserve">A primeira metade deste versículo resume </w:t>
       </w:r>
       <w:hyperlink r:id="rId127">
         <w:r>
           <w:rPr>
+            <w:lang w:val="pt_PT" w:bidi="pt_PT"/>
+          </w:rPr>
+          <w:rPr>
             <w:color w:val="0000EE"/>
             <w:u w:val="single"/>
           </w:rPr>
@@ -2597,11 +4559,17 @@
         </w:r>
       </w:hyperlink>
       <w:r>
+        <w:rPr>
+          <w:lang w:val="pt_PT" w:bidi="pt_PT"/>
+        </w:rPr>
         <w:t xml:space="preserve">. A segunda metade fornece o propósito do que Deus fez. • nos tornou justos aos seus olhos: Veja </w:t>
       </w:r>
       <w:hyperlink r:id="rId128">
         <w:r>
           <w:rPr>
+            <w:lang w:val="pt_PT" w:bidi="pt_PT"/>
+          </w:rPr>
+          <w:rPr>
             <w:color w:val="0000EE"/>
             <w:u w:val="single"/>
           </w:rPr>
@@ -2609,11 +4577,17 @@
         </w:r>
       </w:hyperlink>
       <w:r>
+        <w:rPr>
+          <w:lang w:val="pt_PT" w:bidi="pt_PT"/>
+        </w:rPr>
         <w:t xml:space="preserve">; </w:t>
       </w:r>
       <w:hyperlink r:id="rId129">
         <w:r>
           <w:rPr>
+            <w:lang w:val="pt_PT" w:bidi="pt_PT"/>
+          </w:rPr>
+          <w:rPr>
             <w:color w:val="0000EE"/>
             <w:u w:val="single"/>
           </w:rPr>
@@ -2621,11 +4595,17 @@
         </w:r>
       </w:hyperlink>
       <w:r>
+        <w:rPr>
+          <w:lang w:val="pt_PT" w:bidi="pt_PT"/>
+        </w:rPr>
         <w:t>. • herdar a vida eterna: O Espírito (</w:t>
       </w:r>
       <w:hyperlink r:id="rId23">
         <w:r>
           <w:rPr>
+            <w:lang w:val="pt_PT" w:bidi="pt_PT"/>
+          </w:rPr>
+          <w:rPr>
             <w:color w:val="0000EE"/>
             <w:u w:val="single"/>
           </w:rPr>
@@ -2633,11 +4613,17 @@
         </w:r>
       </w:hyperlink>
       <w:r>
+        <w:rPr>
+          <w:lang w:val="pt_PT" w:bidi="pt_PT"/>
+        </w:rPr>
         <w:t xml:space="preserve">) frequentemente está ligado ao nosso status como herdeiros (veja </w:t>
       </w:r>
       <w:hyperlink r:id="rId130">
         <w:r>
           <w:rPr>
+            <w:lang w:val="pt_PT" w:bidi="pt_PT"/>
+          </w:rPr>
+          <w:rPr>
             <w:color w:val="0000EE"/>
             <w:u w:val="single"/>
           </w:rPr>
@@ -2645,11 +4631,17 @@
         </w:r>
       </w:hyperlink>
       <w:r>
+        <w:rPr>
+          <w:lang w:val="pt_PT" w:bidi="pt_PT"/>
+        </w:rPr>
         <w:t xml:space="preserve">; </w:t>
       </w:r>
       <w:hyperlink r:id="rId131">
         <w:r>
           <w:rPr>
+            <w:lang w:val="pt_PT" w:bidi="pt_PT"/>
+          </w:rPr>
+          <w:rPr>
             <w:color w:val="0000EE"/>
             <w:u w:val="single"/>
           </w:rPr>
@@ -2657,11 +4649,17 @@
         </w:r>
       </w:hyperlink>
       <w:r>
+        <w:rPr>
+          <w:lang w:val="pt_PT" w:bidi="pt_PT"/>
+        </w:rPr>
         <w:t xml:space="preserve">; </w:t>
       </w:r>
       <w:hyperlink r:id="rId132">
         <w:r>
           <w:rPr>
+            <w:lang w:val="pt_PT" w:bidi="pt_PT"/>
+          </w:rPr>
+          <w:rPr>
             <w:color w:val="0000EE"/>
             <w:u w:val="single"/>
           </w:rPr>
@@ -2669,11 +4667,17 @@
         </w:r>
       </w:hyperlink>
       <w:r>
+        <w:rPr>
+          <w:lang w:val="pt_PT" w:bidi="pt_PT"/>
+        </w:rPr>
         <w:t xml:space="preserve">; </w:t>
       </w:r>
       <w:hyperlink r:id="rId133">
         <w:r>
           <w:rPr>
+            <w:lang w:val="pt_PT" w:bidi="pt_PT"/>
+          </w:rPr>
+          <w:rPr>
             <w:color w:val="0000EE"/>
             <w:u w:val="single"/>
           </w:rPr>
@@ -2681,31 +4685,65 @@
         </w:r>
       </w:hyperlink>
       <w:r>
+        <w:rPr>
+          <w:lang w:val="pt_PT" w:bidi="pt_PT"/>
+        </w:rPr>
         <w:t>).</w:t>
       </w:r>
-      <w:r/>
-      <w:r/>
-    </w:p>
-    <w:p>
-      <w:r/>
+      <w:r>
+        <w:rPr>
+          <w:lang w:val="pt_PT" w:bidi="pt_PT"/>
+        </w:rPr>
+      </w:r>
+      <w:r>
+        <w:rPr>
+          <w:lang w:val="pt_PT" w:bidi="pt_PT"/>
+        </w:rPr>
+      </w:r>
+    </w:p>
+    <w:p>
+      <w:pPr/>
+      <w:r>
+        <w:rPr>
+          <w:lang w:val="pt_PT" w:bidi="pt_PT"/>
+        </w:rPr>
+      </w:r>
     </w:p>
     <w:p>
       <w:pPr>
         <w:pStyle w:val="Heading2"/>
       </w:pPr>
       <w:r>
+        <w:rPr>
+          <w:lang w:val="pt_PT" w:bidi="pt_PT"/>
+        </w:rPr>
         <w:t>Titus.3.8</w:t>
       </w:r>
-      <w:r/>
-    </w:p>
-    <w:p>
-      <w:r/>
-      <w:r>
+      <w:r>
+        <w:rPr>
+          <w:lang w:val="pt_PT" w:bidi="pt_PT"/>
+        </w:rPr>
+      </w:r>
+    </w:p>
+    <w:p>
+      <w:pPr/>
+      <w:r>
+        <w:rPr>
+          <w:lang w:val="pt_PT" w:bidi="pt_PT"/>
+        </w:rPr>
+      </w:r>
+      <w:r>
+        <w:rPr>
+          <w:lang w:val="pt_PT" w:bidi="pt_PT"/>
+        </w:rPr>
         <w:t xml:space="preserve">O ensinamento verdadeiro é </w:t>
       </w:r>
       <w:hyperlink r:id="rId134">
         <w:r>
           <w:rPr>
+            <w:lang w:val="pt_PT" w:bidi="pt_PT"/>
+          </w:rPr>
+          <w:rPr>
             <w:color w:val="0000EE"/>
             <w:u w:val="single"/>
           </w:rPr>
@@ -2713,11 +4751,17 @@
         </w:r>
       </w:hyperlink>
       <w:r>
+        <w:rPr>
+          <w:lang w:val="pt_PT" w:bidi="pt_PT"/>
+        </w:rPr>
         <w:t xml:space="preserve"> (cp. </w:t>
       </w:r>
       <w:hyperlink r:id="rId115">
         <w:r>
           <w:rPr>
+            <w:lang w:val="pt_PT" w:bidi="pt_PT"/>
+          </w:rPr>
+          <w:rPr>
             <w:color w:val="0000EE"/>
             <w:u w:val="single"/>
           </w:rPr>
@@ -2725,31 +4769,65 @@
         </w:r>
       </w:hyperlink>
       <w:r>
+        <w:rPr>
+          <w:lang w:val="pt_PT" w:bidi="pt_PT"/>
+        </w:rPr>
         <w:t>).</w:t>
       </w:r>
-      <w:r/>
-      <w:r/>
-    </w:p>
-    <w:p>
-      <w:r/>
+      <w:r>
+        <w:rPr>
+          <w:lang w:val="pt_PT" w:bidi="pt_PT"/>
+        </w:rPr>
+      </w:r>
+      <w:r>
+        <w:rPr>
+          <w:lang w:val="pt_PT" w:bidi="pt_PT"/>
+        </w:rPr>
+      </w:r>
+    </w:p>
+    <w:p>
+      <w:pPr/>
+      <w:r>
+        <w:rPr>
+          <w:lang w:val="pt_PT" w:bidi="pt_PT"/>
+        </w:rPr>
+      </w:r>
     </w:p>
     <w:p>
       <w:pPr>
         <w:pStyle w:val="Heading2"/>
       </w:pPr>
       <w:r>
+        <w:rPr>
+          <w:lang w:val="pt_PT" w:bidi="pt_PT"/>
+        </w:rPr>
         <w:t>Titus.3.10–11</w:t>
       </w:r>
-      <w:r/>
-    </w:p>
-    <w:p>
-      <w:r/>
-      <w:r>
+      <w:r>
+        <w:rPr>
+          <w:lang w:val="pt_PT" w:bidi="pt_PT"/>
+        </w:rPr>
+      </w:r>
+    </w:p>
+    <w:p>
+      <w:pPr/>
+      <w:r>
+        <w:rPr>
+          <w:lang w:val="pt_PT" w:bidi="pt_PT"/>
+        </w:rPr>
+      </w:r>
+      <w:r>
+        <w:rPr>
+          <w:lang w:val="pt_PT" w:bidi="pt_PT"/>
+        </w:rPr>
         <w:t xml:space="preserve">não tenha mais nada a ver com... pessoas assim: Isso se refere a pessoas incorrigivelmente briguentas e divisivas (ver </w:t>
       </w:r>
       <w:hyperlink r:id="rId38">
         <w:r>
           <w:rPr>
+            <w:lang w:val="pt_PT" w:bidi="pt_PT"/>
+          </w:rPr>
+          <w:rPr>
             <w:color w:val="0000EE"/>
             <w:u w:val="single"/>
           </w:rPr>
@@ -2757,11 +4835,17 @@
         </w:r>
       </w:hyperlink>
       <w:r>
+        <w:rPr>
+          <w:lang w:val="pt_PT" w:bidi="pt_PT"/>
+        </w:rPr>
         <w:t xml:space="preserve">, </w:t>
       </w:r>
       <w:hyperlink r:id="rId48">
         <w:r>
           <w:rPr>
+            <w:lang w:val="pt_PT" w:bidi="pt_PT"/>
+          </w:rPr>
+          <w:rPr>
             <w:color w:val="0000EE"/>
             <w:u w:val="single"/>
           </w:rPr>
@@ -2769,31 +4853,65 @@
         </w:r>
       </w:hyperlink>
       <w:r>
+        <w:rPr>
+          <w:lang w:val="pt_PT" w:bidi="pt_PT"/>
+        </w:rPr>
         <w:t>).</w:t>
       </w:r>
-      <w:r/>
-      <w:r/>
-    </w:p>
-    <w:p>
-      <w:r/>
+      <w:r>
+        <w:rPr>
+          <w:lang w:val="pt_PT" w:bidi="pt_PT"/>
+        </w:rPr>
+      </w:r>
+      <w:r>
+        <w:rPr>
+          <w:lang w:val="pt_PT" w:bidi="pt_PT"/>
+        </w:rPr>
+      </w:r>
+    </w:p>
+    <w:p>
+      <w:pPr/>
+      <w:r>
+        <w:rPr>
+          <w:lang w:val="pt_PT" w:bidi="pt_PT"/>
+        </w:rPr>
+      </w:r>
     </w:p>
     <w:p>
       <w:pPr>
         <w:pStyle w:val="Heading2"/>
       </w:pPr>
       <w:r>
+        <w:rPr>
+          <w:lang w:val="pt_PT" w:bidi="pt_PT"/>
+        </w:rPr>
         <w:t>Titus.3.12</w:t>
       </w:r>
-      <w:r/>
-    </w:p>
-    <w:p>
-      <w:r/>
-      <w:r>
+      <w:r>
+        <w:rPr>
+          <w:lang w:val="pt_PT" w:bidi="pt_PT"/>
+        </w:rPr>
+      </w:r>
+    </w:p>
+    <w:p>
+      <w:pPr/>
+      <w:r>
+        <w:rPr>
+          <w:lang w:val="pt_PT" w:bidi="pt_PT"/>
+        </w:rPr>
+      </w:r>
+      <w:r>
+        <w:rPr>
+          <w:lang w:val="pt_PT" w:bidi="pt_PT"/>
+        </w:rPr>
         <w:t xml:space="preserve">Evidentemente, Artemas ou Tíquico seriam o substituto de Tito em Creta. Como Tíquico foi de fato enviado a Éfeso (ver </w:t>
       </w:r>
       <w:hyperlink r:id="rId135">
         <w:r>
           <w:rPr>
+            <w:lang w:val="pt_PT" w:bidi="pt_PT"/>
+          </w:rPr>
+          <w:rPr>
             <w:color w:val="0000EE"/>
             <w:u w:val="single"/>
           </w:rPr>
@@ -2801,11 +4919,17 @@
         </w:r>
       </w:hyperlink>
       <w:r>
+        <w:rPr>
+          <w:lang w:val="pt_PT" w:bidi="pt_PT"/>
+        </w:rPr>
         <w:t xml:space="preserve">), Artemas pode ter sido aquele que foi para Creta. • Nicópolis: Várias cidades tinham esse nome; essa era muito provavelmente uma cidade importante na costa oeste da península grega. Paulo possivelmente havia trabalhado aqui antes (ver </w:t>
       </w:r>
       <w:hyperlink r:id="rId136">
         <w:r>
           <w:rPr>
+            <w:lang w:val="pt_PT" w:bidi="pt_PT"/>
+          </w:rPr>
+          <w:rPr>
             <w:color w:val="0000EE"/>
             <w:u w:val="single"/>
           </w:rPr>
@@ -2813,31 +4937,65 @@
         </w:r>
       </w:hyperlink>
       <w:r>
+        <w:rPr>
+          <w:lang w:val="pt_PT" w:bidi="pt_PT"/>
+        </w:rPr>
         <w:t>, que menciona a atividade de Paulo ainda mais a oeste).</w:t>
       </w:r>
-      <w:r/>
-      <w:r/>
-    </w:p>
-    <w:p>
-      <w:r/>
+      <w:r>
+        <w:rPr>
+          <w:lang w:val="pt_PT" w:bidi="pt_PT"/>
+        </w:rPr>
+      </w:r>
+      <w:r>
+        <w:rPr>
+          <w:lang w:val="pt_PT" w:bidi="pt_PT"/>
+        </w:rPr>
+      </w:r>
+    </w:p>
+    <w:p>
+      <w:pPr/>
+      <w:r>
+        <w:rPr>
+          <w:lang w:val="pt_PT" w:bidi="pt_PT"/>
+        </w:rPr>
+      </w:r>
     </w:p>
     <w:p>
       <w:pPr>
         <w:pStyle w:val="Heading2"/>
       </w:pPr>
       <w:r>
+        <w:rPr>
+          <w:lang w:val="pt_PT" w:bidi="pt_PT"/>
+        </w:rPr>
         <w:t>Titus.3.12–15</w:t>
       </w:r>
-      <w:r/>
-    </w:p>
-    <w:p>
-      <w:r/>
-      <w:r>
+      <w:r>
+        <w:rPr>
+          <w:lang w:val="pt_PT" w:bidi="pt_PT"/>
+        </w:rPr>
+      </w:r>
+    </w:p>
+    <w:p>
+      <w:pPr/>
+      <w:r>
+        <w:rPr>
+          <w:lang w:val="pt_PT" w:bidi="pt_PT"/>
+        </w:rPr>
+      </w:r>
+      <w:r>
+        <w:rPr>
+          <w:lang w:val="pt_PT" w:bidi="pt_PT"/>
+        </w:rPr>
         <w:t>A carta se encerra com notícias (</w:t>
       </w:r>
       <w:hyperlink r:id="rId137">
         <w:r>
           <w:rPr>
+            <w:lang w:val="pt_PT" w:bidi="pt_PT"/>
+          </w:rPr>
+          <w:rPr>
             <w:color w:val="0000EE"/>
             <w:u w:val="single"/>
           </w:rPr>
@@ -2845,11 +5003,17 @@
         </w:r>
       </w:hyperlink>
       <w:r>
+        <w:rPr>
+          <w:lang w:val="pt_PT" w:bidi="pt_PT"/>
+        </w:rPr>
         <w:t>), uma exortação final (</w:t>
       </w:r>
       <w:hyperlink r:id="rId138">
         <w:r>
           <w:rPr>
+            <w:lang w:val="pt_PT" w:bidi="pt_PT"/>
+          </w:rPr>
+          <w:rPr>
             <w:color w:val="0000EE"/>
             <w:u w:val="single"/>
           </w:rPr>
@@ -2857,11 +5021,17 @@
         </w:r>
       </w:hyperlink>
       <w:r>
+        <w:rPr>
+          <w:lang w:val="pt_PT" w:bidi="pt_PT"/>
+        </w:rPr>
         <w:t>), saudações e uma benção (</w:t>
       </w:r>
       <w:hyperlink r:id="rId139">
         <w:r>
           <w:rPr>
+            <w:lang w:val="pt_PT" w:bidi="pt_PT"/>
+          </w:rPr>
+          <w:rPr>
             <w:color w:val="0000EE"/>
             <w:u w:val="single"/>
           </w:rPr>
@@ -2869,31 +5039,65 @@
         </w:r>
       </w:hyperlink>
       <w:r>
+        <w:rPr>
+          <w:lang w:val="pt_PT" w:bidi="pt_PT"/>
+        </w:rPr>
         <w:t>).</w:t>
       </w:r>
-      <w:r/>
-      <w:r/>
-    </w:p>
-    <w:p>
-      <w:r/>
+      <w:r>
+        <w:rPr>
+          <w:lang w:val="pt_PT" w:bidi="pt_PT"/>
+        </w:rPr>
+      </w:r>
+      <w:r>
+        <w:rPr>
+          <w:lang w:val="pt_PT" w:bidi="pt_PT"/>
+        </w:rPr>
+      </w:r>
+    </w:p>
+    <w:p>
+      <w:pPr/>
+      <w:r>
+        <w:rPr>
+          <w:lang w:val="pt_PT" w:bidi="pt_PT"/>
+        </w:rPr>
+      </w:r>
     </w:p>
     <w:p>
       <w:pPr>
         <w:pStyle w:val="Heading2"/>
       </w:pPr>
       <w:r>
+        <w:rPr>
+          <w:lang w:val="pt_PT" w:bidi="pt_PT"/>
+        </w:rPr>
         <w:t>Titus.3.13</w:t>
       </w:r>
-      <w:r/>
-    </w:p>
-    <w:p>
-      <w:r/>
-      <w:r>
+      <w:r>
+        <w:rPr>
+          <w:lang w:val="pt_PT" w:bidi="pt_PT"/>
+        </w:rPr>
+      </w:r>
+    </w:p>
+    <w:p>
+      <w:pPr/>
+      <w:r>
+        <w:rPr>
+          <w:lang w:val="pt_PT" w:bidi="pt_PT"/>
+        </w:rPr>
+      </w:r>
+      <w:r>
+        <w:rPr>
+          <w:lang w:val="pt_PT" w:bidi="pt_PT"/>
+        </w:rPr>
         <w:t xml:space="preserve">Zenas e Apolo estavam envolvidos na divulgação das Boas Novas, e eles podem ter sido os mensageiros desta carta para Tito. • Zenas provavelmente era um especialista em direito romano ou um jurista romano (a mesma palavra para advogado está em </w:t>
       </w:r>
       <w:hyperlink r:id="rId140">
         <w:r>
           <w:rPr>
+            <w:lang w:val="pt_PT" w:bidi="pt_PT"/>
+          </w:rPr>
+          <w:rPr>
             <w:color w:val="0000EE"/>
             <w:u w:val="single"/>
           </w:rPr>
@@ -2901,11 +5105,17 @@
         </w:r>
       </w:hyperlink>
       <w:r>
+        <w:rPr>
+          <w:lang w:val="pt_PT" w:bidi="pt_PT"/>
+        </w:rPr>
         <w:t xml:space="preserve">; </w:t>
       </w:r>
       <w:hyperlink r:id="rId141">
         <w:r>
           <w:rPr>
+            <w:lang w:val="pt_PT" w:bidi="pt_PT"/>
+          </w:rPr>
+          <w:rPr>
             <w:color w:val="0000EE"/>
             <w:u w:val="single"/>
           </w:rPr>
@@ -2913,11 +5123,17 @@
         </w:r>
       </w:hyperlink>
       <w:r>
+        <w:rPr>
+          <w:lang w:val="pt_PT" w:bidi="pt_PT"/>
+        </w:rPr>
         <w:t xml:space="preserve">); seu nome pagão ("dádiva de Zeus") torna improvável que ele fosse um especialista na lei judaica. • Apolo é presumivelmente o mesmo homem de </w:t>
       </w:r>
       <w:hyperlink r:id="rId142">
         <w:r>
           <w:rPr>
+            <w:lang w:val="pt_PT" w:bidi="pt_PT"/>
+          </w:rPr>
+          <w:rPr>
             <w:color w:val="0000EE"/>
             <w:u w:val="single"/>
           </w:rPr>
@@ -2925,11 +5141,17 @@
         </w:r>
       </w:hyperlink>
       <w:r>
+        <w:rPr>
+          <w:lang w:val="pt_PT" w:bidi="pt_PT"/>
+        </w:rPr>
         <w:t xml:space="preserve">; </w:t>
       </w:r>
       <w:hyperlink r:id="rId143">
         <w:r>
           <w:rPr>
+            <w:lang w:val="pt_PT" w:bidi="pt_PT"/>
+          </w:rPr>
+          <w:rPr>
             <w:color w:val="0000EE"/>
             <w:u w:val="single"/>
           </w:rPr>
@@ -2937,11 +5159,17 @@
         </w:r>
       </w:hyperlink>
       <w:r>
+        <w:rPr>
+          <w:lang w:val="pt_PT" w:bidi="pt_PT"/>
+        </w:rPr>
         <w:t xml:space="preserve">; </w:t>
       </w:r>
       <w:hyperlink r:id="rId144">
         <w:r>
           <w:rPr>
+            <w:lang w:val="pt_PT" w:bidi="pt_PT"/>
+          </w:rPr>
+          <w:rPr>
             <w:color w:val="0000EE"/>
             <w:u w:val="single"/>
           </w:rPr>
@@ -2949,11 +5177,17 @@
         </w:r>
       </w:hyperlink>
       <w:r>
+        <w:rPr>
+          <w:lang w:val="pt_PT" w:bidi="pt_PT"/>
+        </w:rPr>
         <w:t xml:space="preserve">; </w:t>
       </w:r>
       <w:hyperlink r:id="rId145">
         <w:r>
           <w:rPr>
+            <w:lang w:val="pt_PT" w:bidi="pt_PT"/>
+          </w:rPr>
+          <w:rPr>
             <w:color w:val="0000EE"/>
             <w:u w:val="single"/>
           </w:rPr>
@@ -2961,11 +5195,17 @@
         </w:r>
       </w:hyperlink>
       <w:r>
+        <w:rPr>
+          <w:lang w:val="pt_PT" w:bidi="pt_PT"/>
+        </w:rPr>
         <w:t>,</w:t>
       </w:r>
       <w:hyperlink r:id="rId146">
         <w:r>
           <w:rPr>
+            <w:lang w:val="pt_PT" w:bidi="pt_PT"/>
+          </w:rPr>
+          <w:rPr>
             <w:color w:val="0000EE"/>
             <w:u w:val="single"/>
           </w:rPr>
@@ -2973,11 +5213,17 @@
         </w:r>
       </w:hyperlink>
       <w:r>
+        <w:rPr>
+          <w:lang w:val="pt_PT" w:bidi="pt_PT"/>
+        </w:rPr>
         <w:t xml:space="preserve">; </w:t>
       </w:r>
       <w:hyperlink r:id="rId147">
         <w:r>
           <w:rPr>
+            <w:lang w:val="pt_PT" w:bidi="pt_PT"/>
+          </w:rPr>
+          <w:rPr>
             <w:color w:val="0000EE"/>
             <w:u w:val="single"/>
           </w:rPr>
@@ -2985,11 +5231,17 @@
         </w:r>
       </w:hyperlink>
       <w:r>
+        <w:rPr>
+          <w:lang w:val="pt_PT" w:bidi="pt_PT"/>
+        </w:rPr>
         <w:t xml:space="preserve">; </w:t>
       </w:r>
       <w:hyperlink r:id="rId148">
         <w:r>
           <w:rPr>
+            <w:lang w:val="pt_PT" w:bidi="pt_PT"/>
+          </w:rPr>
+          <w:rPr>
             <w:color w:val="0000EE"/>
             <w:u w:val="single"/>
           </w:rPr>
@@ -2997,11 +5249,17 @@
         </w:r>
       </w:hyperlink>
       <w:r>
+        <w:rPr>
+          <w:lang w:val="pt_PT" w:bidi="pt_PT"/>
+        </w:rPr>
         <w:t xml:space="preserve">. • tudo o que precisam: Veja </w:t>
       </w:r>
       <w:hyperlink r:id="rId149">
         <w:r>
           <w:rPr>
+            <w:lang w:val="pt_PT" w:bidi="pt_PT"/>
+          </w:rPr>
+          <w:rPr>
             <w:color w:val="0000EE"/>
             <w:u w:val="single"/>
           </w:rPr>
@@ -3009,11 +5267,17 @@
         </w:r>
       </w:hyperlink>
       <w:r>
+        <w:rPr>
+          <w:lang w:val="pt_PT" w:bidi="pt_PT"/>
+        </w:rPr>
         <w:t xml:space="preserve">; </w:t>
       </w:r>
       <w:hyperlink r:id="rId150">
         <w:r>
           <w:rPr>
+            <w:lang w:val="pt_PT" w:bidi="pt_PT"/>
+          </w:rPr>
+          <w:rPr>
             <w:color w:val="0000EE"/>
             <w:u w:val="single"/>
           </w:rPr>
@@ -3021,11 +5285,17 @@
         </w:r>
       </w:hyperlink>
       <w:r>
+        <w:rPr>
+          <w:lang w:val="pt_PT" w:bidi="pt_PT"/>
+        </w:rPr>
         <w:t xml:space="preserve">; cp. </w:t>
       </w:r>
       <w:hyperlink r:id="rId151">
         <w:r>
           <w:rPr>
+            <w:lang w:val="pt_PT" w:bidi="pt_PT"/>
+          </w:rPr>
+          <w:rPr>
             <w:color w:val="0000EE"/>
             <w:u w:val="single"/>
           </w:rPr>
@@ -3033,11 +5303,17 @@
         </w:r>
       </w:hyperlink>
       <w:r>
+        <w:rPr>
+          <w:lang w:val="pt_PT" w:bidi="pt_PT"/>
+        </w:rPr>
         <w:t xml:space="preserve">; </w:t>
       </w:r>
       <w:hyperlink r:id="rId152">
         <w:r>
           <w:rPr>
+            <w:lang w:val="pt_PT" w:bidi="pt_PT"/>
+          </w:rPr>
+          <w:rPr>
             <w:color w:val="0000EE"/>
             <w:u w:val="single"/>
           </w:rPr>
@@ -3045,11 +5321,17 @@
         </w:r>
       </w:hyperlink>
       <w:r>
+        <w:rPr>
+          <w:lang w:val="pt_PT" w:bidi="pt_PT"/>
+        </w:rPr>
         <w:t>,</w:t>
       </w:r>
       <w:hyperlink r:id="rId153">
         <w:r>
           <w:rPr>
+            <w:lang w:val="pt_PT" w:bidi="pt_PT"/>
+          </w:rPr>
+          <w:rPr>
             <w:color w:val="0000EE"/>
             <w:u w:val="single"/>
           </w:rPr>
@@ -3057,11 +5339,17 @@
         </w:r>
       </w:hyperlink>
       <w:r>
+        <w:rPr>
+          <w:lang w:val="pt_PT" w:bidi="pt_PT"/>
+        </w:rPr>
         <w:t xml:space="preserve">; </w:t>
       </w:r>
       <w:hyperlink r:id="rId154">
         <w:r>
           <w:rPr>
+            <w:lang w:val="pt_PT" w:bidi="pt_PT"/>
+          </w:rPr>
+          <w:rPr>
             <w:color w:val="0000EE"/>
             <w:u w:val="single"/>
           </w:rPr>
@@ -3069,31 +5357,65 @@
         </w:r>
       </w:hyperlink>
       <w:r>
+        <w:rPr>
+          <w:lang w:val="pt_PT" w:bidi="pt_PT"/>
+        </w:rPr>
         <w:t>.</w:t>
       </w:r>
-      <w:r/>
-      <w:r/>
-    </w:p>
-    <w:p>
-      <w:r/>
+      <w:r>
+        <w:rPr>
+          <w:lang w:val="pt_PT" w:bidi="pt_PT"/>
+        </w:rPr>
+      </w:r>
+      <w:r>
+        <w:rPr>
+          <w:lang w:val="pt_PT" w:bidi="pt_PT"/>
+        </w:rPr>
+      </w:r>
+    </w:p>
+    <w:p>
+      <w:pPr/>
+      <w:r>
+        <w:rPr>
+          <w:lang w:val="pt_PT" w:bidi="pt_PT"/>
+        </w:rPr>
+      </w:r>
     </w:p>
     <w:p>
       <w:pPr>
         <w:pStyle w:val="Heading2"/>
       </w:pPr>
       <w:r>
+        <w:rPr>
+          <w:lang w:val="pt_PT" w:bidi="pt_PT"/>
+        </w:rPr>
         <w:t>Titus.3.14</w:t>
       </w:r>
-      <w:r/>
-    </w:p>
-    <w:p>
-      <w:r/>
-      <w:r>
+      <w:r>
+        <w:rPr>
+          <w:lang w:val="pt_PT" w:bidi="pt_PT"/>
+        </w:rPr>
+      </w:r>
+    </w:p>
+    <w:p>
+      <w:pPr/>
+      <w:r>
+        <w:rPr>
+          <w:lang w:val="pt_PT" w:bidi="pt_PT"/>
+        </w:rPr>
+      </w:r>
+      <w:r>
+        <w:rPr>
+          <w:lang w:val="pt_PT" w:bidi="pt_PT"/>
+        </w:rPr>
         <w:t xml:space="preserve">Esta exortação final está relacionada à responsabilidade de cuidar de Zenas e Apolo (ver </w:t>
       </w:r>
       <w:hyperlink r:id="rId155">
         <w:r>
           <w:rPr>
+            <w:lang w:val="pt_PT" w:bidi="pt_PT"/>
+          </w:rPr>
+          <w:rPr>
             <w:color w:val="0000EE"/>
             <w:u w:val="single"/>
           </w:rPr>
@@ -3101,11 +5423,17 @@
         </w:r>
       </w:hyperlink>
       <w:r>
+        <w:rPr>
+          <w:lang w:val="pt_PT" w:bidi="pt_PT"/>
+        </w:rPr>
         <w:t xml:space="preserve">; </w:t>
       </w:r>
       <w:hyperlink r:id="rId156">
         <w:r>
           <w:rPr>
+            <w:lang w:val="pt_PT" w:bidi="pt_PT"/>
+          </w:rPr>
+          <w:rPr>
             <w:color w:val="0000EE"/>
             <w:u w:val="single"/>
           </w:rPr>
@@ -3113,11 +5441,17 @@
         </w:r>
       </w:hyperlink>
       <w:r>
+        <w:rPr>
+          <w:lang w:val="pt_PT" w:bidi="pt_PT"/>
+        </w:rPr>
         <w:t xml:space="preserve">; </w:t>
       </w:r>
       <w:hyperlink r:id="rId157">
         <w:r>
           <w:rPr>
+            <w:lang w:val="pt_PT" w:bidi="pt_PT"/>
+          </w:rPr>
+          <w:rPr>
             <w:color w:val="0000EE"/>
             <w:u w:val="single"/>
           </w:rPr>
@@ -3125,11 +5459,17 @@
         </w:r>
       </w:hyperlink>
       <w:r>
+        <w:rPr>
+          <w:lang w:val="pt_PT" w:bidi="pt_PT"/>
+        </w:rPr>
         <w:t xml:space="preserve">; </w:t>
       </w:r>
       <w:hyperlink r:id="rId158">
         <w:r>
           <w:rPr>
+            <w:lang w:val="pt_PT" w:bidi="pt_PT"/>
+          </w:rPr>
+          <w:rPr>
             <w:color w:val="0000EE"/>
             <w:u w:val="single"/>
           </w:rPr>
@@ -3137,11 +5477,17 @@
         </w:r>
       </w:hyperlink>
       <w:r>
+        <w:rPr>
+          <w:lang w:val="pt_PT" w:bidi="pt_PT"/>
+        </w:rPr>
         <w:t>,</w:t>
       </w:r>
       <w:hyperlink r:id="rId159">
         <w:r>
           <w:rPr>
+            <w:lang w:val="pt_PT" w:bidi="pt_PT"/>
+          </w:rPr>
+          <w:rPr>
             <w:color w:val="0000EE"/>
             <w:u w:val="single"/>
           </w:rPr>
@@ -3149,11 +5495,17 @@
         </w:r>
       </w:hyperlink>
       <w:r>
+        <w:rPr>
+          <w:lang w:val="pt_PT" w:bidi="pt_PT"/>
+        </w:rPr>
         <w:t xml:space="preserve">; </w:t>
       </w:r>
       <w:hyperlink r:id="rId160">
         <w:r>
           <w:rPr>
+            <w:lang w:val="pt_PT" w:bidi="pt_PT"/>
+          </w:rPr>
+          <w:rPr>
             <w:color w:val="0000EE"/>
             <w:u w:val="single"/>
           </w:rPr>
@@ -3161,31 +5513,65 @@
         </w:r>
       </w:hyperlink>
       <w:r>
+        <w:rPr>
+          <w:lang w:val="pt_PT" w:bidi="pt_PT"/>
+        </w:rPr>
         <w:t>). • Nosso povo deve se envolver no ministério vivificante da Boa Nova em vez das especulações improdutivas dos falsos mestres.</w:t>
       </w:r>
-      <w:r/>
-      <w:r/>
-    </w:p>
-    <w:p>
-      <w:r/>
+      <w:r>
+        <w:rPr>
+          <w:lang w:val="pt_PT" w:bidi="pt_PT"/>
+        </w:rPr>
+      </w:r>
+      <w:r>
+        <w:rPr>
+          <w:lang w:val="pt_PT" w:bidi="pt_PT"/>
+        </w:rPr>
+      </w:r>
+    </w:p>
+    <w:p>
+      <w:pPr/>
+      <w:r>
+        <w:rPr>
+          <w:lang w:val="pt_PT" w:bidi="pt_PT"/>
+        </w:rPr>
+      </w:r>
     </w:p>
     <w:p>
       <w:pPr>
         <w:pStyle w:val="Heading2"/>
       </w:pPr>
       <w:r>
+        <w:rPr>
+          <w:lang w:val="pt_PT" w:bidi="pt_PT"/>
+        </w:rPr>
         <w:t>Titus.3.15</w:t>
       </w:r>
-      <w:r/>
-    </w:p>
-    <w:p>
-      <w:r/>
-      <w:r>
+      <w:r>
+        <w:rPr>
+          <w:lang w:val="pt_PT" w:bidi="pt_PT"/>
+        </w:rPr>
+      </w:r>
+    </w:p>
+    <w:p>
+      <w:pPr/>
+      <w:r>
+        <w:rPr>
+          <w:lang w:val="pt_PT" w:bidi="pt_PT"/>
+        </w:rPr>
+      </w:r>
+      <w:r>
+        <w:rPr>
+          <w:lang w:val="pt_PT" w:bidi="pt_PT"/>
+        </w:rPr>
         <w:t>todos vocês: A carta foi endereçada a Tito (</w:t>
       </w:r>
       <w:hyperlink r:id="rId26">
         <w:r>
           <w:rPr>
+            <w:lang w:val="pt_PT" w:bidi="pt_PT"/>
+          </w:rPr>
+          <w:rPr>
             <w:color w:val="0000EE"/>
             <w:u w:val="single"/>
           </w:rPr>
@@ -3193,10 +5579,21 @@
         </w:r>
       </w:hyperlink>
       <w:r>
+        <w:rPr>
+          <w:lang w:val="pt_PT" w:bidi="pt_PT"/>
+        </w:rPr>
         <w:t>), mas toda a igreja foi o público-alvo da carta.</w:t>
       </w:r>
-      <w:r/>
-      <w:r/>
+      <w:r>
+        <w:rPr>
+          <w:lang w:val="pt_PT" w:bidi="pt_PT"/>
+        </w:rPr>
+      </w:r>
+      <w:r>
+        <w:rPr>
+          <w:lang w:val="pt_PT" w:bidi="pt_PT"/>
+        </w:rPr>
+      </w:r>
     </w:p>
     <w:sectPr>
       <w:footnotePr>
@@ -5098,7 +7495,7 @@
     <w:rPrDefault>
       <w:rPr>
         <w:rFonts w:ascii="Times New Roman" w:eastAsia="Times New Roman" w:hAnsi="Times New Roman" w:cs="Times New Roman"/>
-        <w:lang w:val="en-US" w:eastAsia="en-US" w:bidi="ar-SA"/>
+        <w:lang w:val="pt_PT" w:eastAsia="en-US" w:bidi="ar-SA"/>
       </w:rPr>
     </w:rPrDefault>
     <w:pPrDefault/>

--- a/por/docx/56.content.docx
+++ b/por/docx/56.content.docx
@@ -163,13 +163,6 @@
         <w:rPr>
           <w:lang w:val="pt_PT" w:bidi="pt_PT"/>
         </w:rPr>
-      </w:r>
-      <w:r>
-        <w:rPr>
-          <w:i/>
-          <w:lang w:val="pt_PT" w:bidi="pt_PT"/>
-        </w:rPr>
-        <w:t>Tito 1.1, Titus.1.1–4, Tito 1.2, Tito 1.3, Tito 1.4, Tito 1.5, Tito 1.5–9, Tito 1.5–16, Tito 1.6, Tito 1.7, Tito 1.9, Titus.1.10, Tito 1.10–16, Tito 1.11, Tito 1.12, Tito 1.13, Tito 1.14, Titus.1.15, Tito 1.15–16, Tito 1.16, Tito 2.1–15, Titus.2.9–10, Tito 2.11, Titus.2.11–15, Titus.2.12, Titus.2.13, Titus.2.14, Titus.3.1, Titus.3.1–11, Titus.3.3, Titus.3.4, Titus.3.4–7, Titus.3.5, Titus.3.7, Titus.3.8, Titus.3.10–11, Titus.3.12, Titus.3.12–15, Titus.3.13, Titus.3.14, Titus.3.15</w:t>
       </w:r>
       <w:r>
         <w:rPr>

--- a/por/docx/56.content.docx
+++ b/por/docx/56.content.docx
@@ -150,19 +150,6 @@
           <w:lang w:val="pt_PT" w:bidi="pt_PT"/>
         </w:rPr>
         <w:t>TIT</w:t>
-      </w:r>
-      <w:r>
-        <w:rPr>
-          <w:lang w:val="pt_PT" w:bidi="pt_PT"/>
-        </w:rPr>
-      </w:r>
-    </w:p>
-    <w:p>
-      <w:pPr/>
-      <w:r>
-        <w:rPr>
-          <w:lang w:val="pt_PT" w:bidi="pt_PT"/>
-        </w:rPr>
       </w:r>
       <w:r>
         <w:rPr>

--- a/por/docx/56.content.docx
+++ b/por/docx/56.content.docx
@@ -19,7 +19,7 @@
         <w:rPr>
           <w:lang w:val="pt_PT" w:bidi="pt_PT"/>
         </w:rPr>
-        <w:t>Resource: Notas de Estudo (Tyndale)</w:t>
+        <w:t>Resource: Tyndale Open Study Notes</w:t>
       </w:r>
       <w:r>
         <w:rPr>
@@ -112,7 +112,7 @@
         <w:rPr>
           <w:lang w:val="pt_PT" w:bidi="pt_PT"/>
         </w:rPr>
-        <w:t>Notas de Estudo (Tyndale)</w:t>
+        <w:t>Tyndale Open Study Notes</w:t>
       </w:r>
     </w:p>
     <w:p>

--- a/por/docx/56.content.docx
+++ b/por/docx/56.content.docx
@@ -19,7 +19,7 @@
         <w:rPr>
           <w:lang w:val="pt_PT" w:bidi="pt_PT"/>
         </w:rPr>
-        <w:t>Resource: Tyndale Open Study Notes</w:t>
+        <w:t>Resource: Aquifer Open Study Notes</w:t>
       </w:r>
       <w:r>
         <w:rPr>
@@ -112,7 +112,7 @@
         <w:rPr>
           <w:lang w:val="pt_PT" w:bidi="pt_PT"/>
         </w:rPr>
-        <w:t>Tyndale Open Study Notes</w:t>
+        <w:t>Aquifer Open Study Notes</w:t>
       </w:r>
     </w:p>
     <w:p>

--- a/por/docx/56.content.docx
+++ b/por/docx/56.content.docx
@@ -233,36 +233,24 @@
         </w:rPr>
         <w:t xml:space="preserve">e para ensinar . . . vidas piedosas: Veja </w:t>
       </w:r>
-      <w:hyperlink r:id="rId13">
-        <w:r>
-          <w:rPr>
-            <w:lang w:val="pt_PT" w:bidi="pt_PT"/>
-          </w:rPr>
-          <w:rPr>
-            <w:color w:val="0000EE"/>
-            <w:u w:val="single"/>
-          </w:rPr>
-          <w:t>2.11–14</w:t>
-        </w:r>
-      </w:hyperlink>
+      <w:r>
+        <w:rPr>
+          <w:lang w:val="pt_PT" w:bidi="pt_PT"/>
+        </w:rPr>
+        <w:t>2.11–14</w:t>
+      </w:r>
       <w:r>
         <w:rPr>
           <w:lang w:val="pt_PT" w:bidi="pt_PT"/>
         </w:rPr>
         <w:t xml:space="preserve">; </w:t>
       </w:r>
-      <w:hyperlink r:id="rId14">
-        <w:r>
-          <w:rPr>
-            <w:lang w:val="pt_PT" w:bidi="pt_PT"/>
-          </w:rPr>
-          <w:rPr>
-            <w:color w:val="0000EE"/>
-            <w:u w:val="single"/>
-          </w:rPr>
-          <w:t>1Tm 6.3</w:t>
-        </w:r>
-      </w:hyperlink>
+      <w:r>
+        <w:rPr>
+          <w:lang w:val="pt_PT" w:bidi="pt_PT"/>
+        </w:rPr>
+        <w:t>1Tm 6.3</w:t>
+      </w:r>
       <w:r>
         <w:rPr>
           <w:lang w:val="pt_PT" w:bidi="pt_PT"/>
@@ -325,18 +313,12 @@
         </w:rPr>
         <w:t>A abertura de Tito, assim como a de 1 Timóteo (</w:t>
       </w:r>
-      <w:hyperlink r:id="rId15">
-        <w:r>
-          <w:rPr>
-            <w:lang w:val="pt_PT" w:bidi="pt_PT"/>
-          </w:rPr>
-          <w:rPr>
-            <w:color w:val="0000EE"/>
-            <w:u w:val="single"/>
-          </w:rPr>
-          <w:t>1 Timóteo 1:1–2</w:t>
-        </w:r>
-      </w:hyperlink>
+      <w:r>
+        <w:rPr>
+          <w:lang w:val="pt_PT" w:bidi="pt_PT"/>
+        </w:rPr>
+        <w:t>1 Timóteo 1:1–2</w:t>
+      </w:r>
       <w:r>
         <w:rPr>
           <w:lang w:val="pt_PT" w:bidi="pt_PT"/>
@@ -391,36 +373,24 @@
         </w:rPr>
         <w:t xml:space="preserve">A confiança de que eles têm a vida eterna permite que o povo de Deus viva no presente à luz do futuro (veja </w:t>
       </w:r>
-      <w:hyperlink r:id="rId13">
-        <w:r>
-          <w:rPr>
-            <w:lang w:val="pt_PT" w:bidi="pt_PT"/>
-          </w:rPr>
-          <w:rPr>
-            <w:color w:val="0000EE"/>
-            <w:u w:val="single"/>
-          </w:rPr>
-          <w:t>2.11–14</w:t>
-        </w:r>
-      </w:hyperlink>
+      <w:r>
+        <w:rPr>
+          <w:lang w:val="pt_PT" w:bidi="pt_PT"/>
+        </w:rPr>
+        <w:t>2.11–14</w:t>
+      </w:r>
       <w:r>
         <w:rPr>
           <w:lang w:val="pt_PT" w:bidi="pt_PT"/>
         </w:rPr>
         <w:t xml:space="preserve">; </w:t>
       </w:r>
-      <w:hyperlink r:id="rId16">
-        <w:r>
-          <w:rPr>
-            <w:lang w:val="pt_PT" w:bidi="pt_PT"/>
-          </w:rPr>
-          <w:rPr>
-            <w:color w:val="0000EE"/>
-            <w:u w:val="single"/>
-          </w:rPr>
-          <w:t>3.7–8</w:t>
-        </w:r>
-      </w:hyperlink>
+      <w:r>
+        <w:rPr>
+          <w:lang w:val="pt_PT" w:bidi="pt_PT"/>
+        </w:rPr>
+        <w:t>3.7–8</w:t>
+      </w:r>
       <w:r>
         <w:rPr>
           <w:lang w:val="pt_PT" w:bidi="pt_PT"/>
@@ -439,72 +409,48 @@
         </w:rPr>
         <w:t>). Esta declaração também sublinha o plano de salvação de Deus como imutável (</w:t>
       </w:r>
-      <w:hyperlink r:id="rId17">
-        <w:r>
-          <w:rPr>
-            <w:lang w:val="pt_PT" w:bidi="pt_PT"/>
-          </w:rPr>
-          <w:rPr>
-            <w:color w:val="0000EE"/>
-            <w:u w:val="single"/>
-          </w:rPr>
-          <w:t>1.1</w:t>
-        </w:r>
-      </w:hyperlink>
+      <w:r>
+        <w:rPr>
+          <w:lang w:val="pt_PT" w:bidi="pt_PT"/>
+        </w:rPr>
+        <w:t>1.1</w:t>
+      </w:r>
       <w:r>
         <w:rPr>
           <w:lang w:val="pt_PT" w:bidi="pt_PT"/>
         </w:rPr>
         <w:t xml:space="preserve">): Deus pode ser confiado para cumprir suas promessas (veja </w:t>
       </w:r>
-      <w:hyperlink r:id="rId18">
-        <w:r>
-          <w:rPr>
-            <w:lang w:val="pt_PT" w:bidi="pt_PT"/>
-          </w:rPr>
-          <w:rPr>
-            <w:color w:val="0000EE"/>
-            <w:u w:val="single"/>
-          </w:rPr>
-          <w:t>Nm 23.19</w:t>
-        </w:r>
-      </w:hyperlink>
+      <w:r>
+        <w:rPr>
+          <w:lang w:val="pt_PT" w:bidi="pt_PT"/>
+        </w:rPr>
+        <w:t>Nm 23.19</w:t>
+      </w:r>
       <w:r>
         <w:rPr>
           <w:lang w:val="pt_PT" w:bidi="pt_PT"/>
         </w:rPr>
         <w:t xml:space="preserve">; </w:t>
       </w:r>
-      <w:hyperlink r:id="rId19">
-        <w:r>
-          <w:rPr>
-            <w:lang w:val="pt_PT" w:bidi="pt_PT"/>
-          </w:rPr>
-          <w:rPr>
-            <w:color w:val="0000EE"/>
-            <w:u w:val="single"/>
-          </w:rPr>
-          <w:t>1Sm 15.29</w:t>
-        </w:r>
-      </w:hyperlink>
+      <w:r>
+        <w:rPr>
+          <w:lang w:val="pt_PT" w:bidi="pt_PT"/>
+        </w:rPr>
+        <w:t>1Sm 15.29</w:t>
+      </w:r>
       <w:r>
         <w:rPr>
           <w:lang w:val="pt_PT" w:bidi="pt_PT"/>
         </w:rPr>
         <w:t xml:space="preserve">; </w:t>
       </w:r>
-      <w:hyperlink r:id="rId20">
-        <w:r>
-          <w:rPr>
-            <w:lang w:val="pt_PT" w:bidi="pt_PT"/>
-          </w:rPr>
-          <w:rPr>
-            <w:color w:val="0000EE"/>
-            <w:u w:val="single"/>
-          </w:rPr>
-          <w:t>Rm 3.3–4</w:t>
-        </w:r>
-      </w:hyperlink>
+      <w:r>
+        <w:rPr>
+          <w:lang w:val="pt_PT" w:bidi="pt_PT"/>
+        </w:rPr>
+        <w:t>Rm 3.3–4</w:t>
+      </w:r>
       <w:r>
         <w:rPr>
           <w:lang w:val="pt_PT" w:bidi="pt_PT"/>
@@ -559,144 +505,96 @@
         </w:rPr>
         <w:t xml:space="preserve">no momento certo: A iniciativa é inteiramente de Deus, que realiza seu plano no seu próprio cronograma pela sua própria vontade (veja </w:t>
       </w:r>
-      <w:hyperlink r:id="rId21">
-        <w:r>
-          <w:rPr>
-            <w:lang w:val="pt_PT" w:bidi="pt_PT"/>
-          </w:rPr>
-          <w:rPr>
-            <w:color w:val="0000EE"/>
-            <w:u w:val="single"/>
-          </w:rPr>
-          <w:t>3.5</w:t>
-        </w:r>
-      </w:hyperlink>
+      <w:r>
+        <w:rPr>
+          <w:lang w:val="pt_PT" w:bidi="pt_PT"/>
+        </w:rPr>
+        <w:t>3.5</w:t>
+      </w:r>
       <w:r>
         <w:rPr>
           <w:lang w:val="pt_PT" w:bidi="pt_PT"/>
         </w:rPr>
         <w:t xml:space="preserve">; </w:t>
       </w:r>
-      <w:hyperlink r:id="rId22">
-        <w:r>
-          <w:rPr>
-            <w:lang w:val="pt_PT" w:bidi="pt_PT"/>
-          </w:rPr>
-          <w:rPr>
-            <w:color w:val="0000EE"/>
-            <w:u w:val="single"/>
-          </w:rPr>
-          <w:t>1Tm 2.6</w:t>
-        </w:r>
-      </w:hyperlink>
+      <w:r>
+        <w:rPr>
+          <w:lang w:val="pt_PT" w:bidi="pt_PT"/>
+        </w:rPr>
+        <w:t>1Tm 2.6</w:t>
+      </w:r>
       <w:r>
         <w:rPr>
           <w:lang w:val="pt_PT" w:bidi="pt_PT"/>
         </w:rPr>
         <w:t xml:space="preserve">; </w:t>
       </w:r>
-      <w:hyperlink r:id="rId23">
-        <w:r>
-          <w:rPr>
-            <w:lang w:val="pt_PT" w:bidi="pt_PT"/>
-          </w:rPr>
-          <w:rPr>
-            <w:color w:val="0000EE"/>
-            <w:u w:val="single"/>
-          </w:rPr>
-          <w:t>2Tm 1.10</w:t>
-        </w:r>
-      </w:hyperlink>
+      <w:r>
+        <w:rPr>
+          <w:lang w:val="pt_PT" w:bidi="pt_PT"/>
+        </w:rPr>
+        <w:t>2Tm 1.10</w:t>
+      </w:r>
       <w:r>
         <w:rPr>
           <w:lang w:val="pt_PT" w:bidi="pt_PT"/>
         </w:rPr>
         <w:t xml:space="preserve">). • Deus nosso Salvador: Em </w:t>
       </w:r>
-      <w:hyperlink r:id="rId24">
-        <w:r>
-          <w:rPr>
-            <w:lang w:val="pt_PT" w:bidi="pt_PT"/>
-          </w:rPr>
-          <w:rPr>
-            <w:color w:val="0000EE"/>
-            <w:u w:val="single"/>
-          </w:rPr>
-          <w:t>Tito 1.4</w:t>
-        </w:r>
-      </w:hyperlink>
+      <w:r>
+        <w:rPr>
+          <w:lang w:val="pt_PT" w:bidi="pt_PT"/>
+        </w:rPr>
+        <w:t>Tito 1.4</w:t>
+      </w:r>
       <w:r>
         <w:rPr>
           <w:lang w:val="pt_PT" w:bidi="pt_PT"/>
         </w:rPr>
         <w:t xml:space="preserve">, Jesus também é chamado de “nosso Salvador,” identificando Jesus com Deus (veja </w:t>
       </w:r>
-      <w:hyperlink r:id="rId25">
-        <w:r>
-          <w:rPr>
-            <w:lang w:val="pt_PT" w:bidi="pt_PT"/>
-          </w:rPr>
-          <w:rPr>
-            <w:color w:val="0000EE"/>
-            <w:u w:val="single"/>
-          </w:rPr>
-          <w:t>2.10</w:t>
-        </w:r>
-      </w:hyperlink>
+      <w:r>
+        <w:rPr>
+          <w:lang w:val="pt_PT" w:bidi="pt_PT"/>
+        </w:rPr>
+        <w:t>2.10</w:t>
+      </w:r>
       <w:r>
         <w:rPr>
           <w:lang w:val="pt_PT" w:bidi="pt_PT"/>
         </w:rPr>
         <w:t>,</w:t>
       </w:r>
-      <w:hyperlink r:id="rId26">
-        <w:r>
-          <w:rPr>
-            <w:lang w:val="pt_PT" w:bidi="pt_PT"/>
-          </w:rPr>
-          <w:rPr>
-            <w:color w:val="0000EE"/>
-            <w:u w:val="single"/>
-          </w:rPr>
-          <w:t>13</w:t>
-        </w:r>
-      </w:hyperlink>
+      <w:r>
+        <w:rPr>
+          <w:lang w:val="pt_PT" w:bidi="pt_PT"/>
+        </w:rPr>
+        <w:t>13</w:t>
+      </w:r>
       <w:r>
         <w:rPr>
           <w:lang w:val="pt_PT" w:bidi="pt_PT"/>
         </w:rPr>
         <w:t xml:space="preserve">; </w:t>
       </w:r>
-      <w:hyperlink r:id="rId27">
-        <w:r>
-          <w:rPr>
-            <w:lang w:val="pt_PT" w:bidi="pt_PT"/>
-          </w:rPr>
-          <w:rPr>
-            <w:color w:val="0000EE"/>
-            <w:u w:val="single"/>
-          </w:rPr>
-          <w:t>3.4</w:t>
-        </w:r>
-      </w:hyperlink>
+      <w:r>
+        <w:rPr>
+          <w:lang w:val="pt_PT" w:bidi="pt_PT"/>
+        </w:rPr>
+        <w:t>3.4</w:t>
+      </w:r>
       <w:r>
         <w:rPr>
           <w:lang w:val="pt_PT" w:bidi="pt_PT"/>
         </w:rPr>
         <w:t>,</w:t>
       </w:r>
-      <w:hyperlink r:id="rId28">
-        <w:r>
-          <w:rPr>
-            <w:lang w:val="pt_PT" w:bidi="pt_PT"/>
-          </w:rPr>
-          <w:rPr>
-            <w:color w:val="0000EE"/>
-            <w:u w:val="single"/>
-          </w:rPr>
-          <w:t>6</w:t>
-        </w:r>
-      </w:hyperlink>
+      <w:r>
+        <w:rPr>
+          <w:lang w:val="pt_PT" w:bidi="pt_PT"/>
+        </w:rPr>
+        <w:t>6</w:t>
+      </w:r>
       <w:r>
         <w:rPr>
           <w:lang w:val="pt_PT" w:bidi="pt_PT"/>
@@ -751,18 +649,12 @@
         </w:rPr>
         <w:t xml:space="preserve">Tito era o delegado de Paulo para lidar com a igreja em Creta. • meu verdadeiro filho: A frase autoriza a delegação (como em </w:t>
       </w:r>
-      <w:hyperlink r:id="rId29">
-        <w:r>
-          <w:rPr>
-            <w:lang w:val="pt_PT" w:bidi="pt_PT"/>
-          </w:rPr>
-          <w:rPr>
-            <w:color w:val="0000EE"/>
-            <w:u w:val="single"/>
-          </w:rPr>
-          <w:t>1Tm 1.2</w:t>
-        </w:r>
-      </w:hyperlink>
+      <w:r>
+        <w:rPr>
+          <w:lang w:val="pt_PT" w:bidi="pt_PT"/>
+        </w:rPr>
+        <w:t>1Tm 1.2</w:t>
+      </w:r>
       <w:r>
         <w:rPr>
           <w:lang w:val="pt_PT" w:bidi="pt_PT"/>
@@ -817,18 +709,12 @@
         </w:rPr>
         <w:t>Creta ficava localizada no Mediterrâneo, ao sul do Mar Egeu. Era um local importante para viagens e comércio marítimo, por isso tinha uma mistura de influências, incluindo uma população judaica. Alguns de Creta estiveram no Pentecostes (</w:t>
       </w:r>
-      <w:hyperlink r:id="rId30">
-        <w:r>
-          <w:rPr>
-            <w:lang w:val="pt_PT" w:bidi="pt_PT"/>
-          </w:rPr>
-          <w:rPr>
-            <w:color w:val="0000EE"/>
-            <w:u w:val="single"/>
-          </w:rPr>
-          <w:t>Atos 2.11</w:t>
-        </w:r>
-      </w:hyperlink>
+      <w:r>
+        <w:rPr>
+          <w:lang w:val="pt_PT" w:bidi="pt_PT"/>
+        </w:rPr>
+        <w:t>Atos 2.11</w:t>
+      </w:r>
       <w:r>
         <w:rPr>
           <w:lang w:val="pt_PT" w:bidi="pt_PT"/>
@@ -883,36 +769,24 @@
         </w:rPr>
         <w:t xml:space="preserve">Tito foi instruído a nomear líderes para completar nosso trabalho lá — ou seja, para estabelecer a igreja (cp. </w:t>
       </w:r>
-      <w:hyperlink r:id="rId31">
-        <w:r>
-          <w:rPr>
-            <w:lang w:val="pt_PT" w:bidi="pt_PT"/>
-          </w:rPr>
-          <w:rPr>
-            <w:color w:val="0000EE"/>
-            <w:u w:val="single"/>
-          </w:rPr>
-          <w:t>1Tm 3.1–13</w:t>
-        </w:r>
-      </w:hyperlink>
+      <w:r>
+        <w:rPr>
+          <w:lang w:val="pt_PT" w:bidi="pt_PT"/>
+        </w:rPr>
+        <w:t>1Tm 3.1–13</w:t>
+      </w:r>
       <w:r>
         <w:rPr>
           <w:lang w:val="pt_PT" w:bidi="pt_PT"/>
         </w:rPr>
         <w:t xml:space="preserve">). Diáconos não são mencionados, possivelmente porque estas eram igrejas novas e pequenas. • Essas qualidades de liderança podem ser uma adaptação à falta de experiência desses convertidos e à dureza de sua cultura. Supõe-se que os anciãos serão homens (veja </w:t>
       </w:r>
-      <w:hyperlink r:id="rId32">
-        <w:r>
-          <w:rPr>
-            <w:lang w:val="pt_PT" w:bidi="pt_PT"/>
-          </w:rPr>
-          <w:rPr>
-            <w:color w:val="0000EE"/>
-            <w:u w:val="single"/>
-          </w:rPr>
-          <w:t>1Tm 3.4–5</w:t>
-        </w:r>
-      </w:hyperlink>
+      <w:r>
+        <w:rPr>
+          <w:lang w:val="pt_PT" w:bidi="pt_PT"/>
+        </w:rPr>
+        <w:t>1Tm 3.4–5</w:t>
+      </w:r>
       <w:r>
         <w:rPr>
           <w:lang w:val="pt_PT" w:bidi="pt_PT"/>
@@ -967,36 +841,24 @@
         </w:rPr>
         <w:t>Uma liderança forte e fiel era necessária nas igrejas de Creta para enfrentar o perigo dos falsos mestres (</w:t>
       </w:r>
-      <w:hyperlink r:id="rId33">
-        <w:r>
-          <w:rPr>
-            <w:lang w:val="pt_PT" w:bidi="pt_PT"/>
-          </w:rPr>
-          <w:rPr>
-            <w:color w:val="0000EE"/>
-            <w:u w:val="single"/>
-          </w:rPr>
-          <w:t>1.10–16</w:t>
-        </w:r>
-      </w:hyperlink>
+      <w:r>
+        <w:rPr>
+          <w:lang w:val="pt_PT" w:bidi="pt_PT"/>
+        </w:rPr>
+        <w:t>1.10–16</w:t>
+      </w:r>
       <w:r>
         <w:rPr>
           <w:lang w:val="pt_PT" w:bidi="pt_PT"/>
         </w:rPr>
         <w:t xml:space="preserve">). Esta parte da tarefa de Tito se alinha com a preocupação maior da carta: formar uma comunidade que testemunhe a Cristo, incorporando a graça de Deus em sua conduta. Cf. </w:t>
       </w:r>
-      <w:hyperlink r:id="rId34">
-        <w:r>
-          <w:rPr>
-            <w:lang w:val="pt_PT" w:bidi="pt_PT"/>
-          </w:rPr>
-          <w:rPr>
-            <w:color w:val="0000EE"/>
-            <w:u w:val="single"/>
-          </w:rPr>
-          <w:t>1Tm 3.1–7</w:t>
-        </w:r>
-      </w:hyperlink>
+      <w:r>
+        <w:rPr>
+          <w:lang w:val="pt_PT" w:bidi="pt_PT"/>
+        </w:rPr>
+        <w:t>1Tm 3.1–7</w:t>
+      </w:r>
       <w:r>
         <w:rPr>
           <w:lang w:val="pt_PT" w:bidi="pt_PT"/>
@@ -1063,18 +925,12 @@
         </w:rPr>
         <w:t>. • selvagem ou rebelde: Isso provavelmente reflete a cultura cretense com seus baixos padrões morais (</w:t>
       </w:r>
-      <w:hyperlink r:id="rId35">
-        <w:r>
-          <w:rPr>
-            <w:lang w:val="pt_PT" w:bidi="pt_PT"/>
-          </w:rPr>
-          <w:rPr>
-            <w:color w:val="0000EE"/>
-            <w:u w:val="single"/>
-          </w:rPr>
-          <w:t>Tito 1.12</w:t>
-        </w:r>
-      </w:hyperlink>
+      <w:r>
+        <w:rPr>
+          <w:lang w:val="pt_PT" w:bidi="pt_PT"/>
+        </w:rPr>
+        <w:t>Tito 1.12</w:t>
+      </w:r>
       <w:r>
         <w:rPr>
           <w:lang w:val="pt_PT" w:bidi="pt_PT"/>
@@ -1155,144 +1011,96 @@
         </w:rPr>
         <w:t xml:space="preserve">) é um administrador da casa de Deus: Veja </w:t>
       </w:r>
-      <w:hyperlink r:id="rId36">
-        <w:r>
-          <w:rPr>
-            <w:lang w:val="pt_PT" w:bidi="pt_PT"/>
-          </w:rPr>
-          <w:rPr>
-            <w:color w:val="0000EE"/>
-            <w:u w:val="single"/>
-          </w:rPr>
-          <w:t>1.11</w:t>
-        </w:r>
-      </w:hyperlink>
+      <w:r>
+        <w:rPr>
+          <w:lang w:val="pt_PT" w:bidi="pt_PT"/>
+        </w:rPr>
+        <w:t>1.11</w:t>
+      </w:r>
       <w:r>
         <w:rPr>
           <w:lang w:val="pt_PT" w:bidi="pt_PT"/>
         </w:rPr>
         <w:t xml:space="preserve">; </w:t>
       </w:r>
-      <w:hyperlink r:id="rId37">
-        <w:r>
-          <w:rPr>
-            <w:lang w:val="pt_PT" w:bidi="pt_PT"/>
-          </w:rPr>
-          <w:rPr>
-            <w:color w:val="0000EE"/>
-            <w:u w:val="single"/>
-          </w:rPr>
-          <w:t>2.2–10</w:t>
-        </w:r>
-      </w:hyperlink>
+      <w:r>
+        <w:rPr>
+          <w:lang w:val="pt_PT" w:bidi="pt_PT"/>
+        </w:rPr>
+        <w:t>2.2–10</w:t>
+      </w:r>
       <w:r>
         <w:rPr>
           <w:lang w:val="pt_PT" w:bidi="pt_PT"/>
         </w:rPr>
         <w:t xml:space="preserve">; </w:t>
       </w:r>
-      <w:hyperlink r:id="rId38">
-        <w:r>
-          <w:rPr>
-            <w:lang w:val="pt_PT" w:bidi="pt_PT"/>
-          </w:rPr>
-          <w:rPr>
-            <w:color w:val="0000EE"/>
-            <w:u w:val="single"/>
-          </w:rPr>
-          <w:t>1Tm 1.4</w:t>
-        </w:r>
-      </w:hyperlink>
+      <w:r>
+        <w:rPr>
+          <w:lang w:val="pt_PT" w:bidi="pt_PT"/>
+        </w:rPr>
+        <w:t>1Tm 1.4</w:t>
+      </w:r>
       <w:r>
         <w:rPr>
           <w:lang w:val="pt_PT" w:bidi="pt_PT"/>
         </w:rPr>
         <w:t xml:space="preserve">; </w:t>
       </w:r>
-      <w:hyperlink r:id="rId32">
-        <w:r>
-          <w:rPr>
-            <w:lang w:val="pt_PT" w:bidi="pt_PT"/>
-          </w:rPr>
-          <w:rPr>
-            <w:color w:val="0000EE"/>
-            <w:u w:val="single"/>
-          </w:rPr>
-          <w:t>3.4–5</w:t>
-        </w:r>
-      </w:hyperlink>
+      <w:r>
+        <w:rPr>
+          <w:lang w:val="pt_PT" w:bidi="pt_PT"/>
+        </w:rPr>
+        <w:t>3.4–5</w:t>
+      </w:r>
       <w:r>
         <w:rPr>
           <w:lang w:val="pt_PT" w:bidi="pt_PT"/>
         </w:rPr>
         <w:t>,</w:t>
       </w:r>
-      <w:hyperlink r:id="rId39">
-        <w:r>
-          <w:rPr>
-            <w:lang w:val="pt_PT" w:bidi="pt_PT"/>
-          </w:rPr>
-          <w:rPr>
-            <w:color w:val="0000EE"/>
-            <w:u w:val="single"/>
-          </w:rPr>
-          <w:t>12</w:t>
-        </w:r>
-      </w:hyperlink>
+      <w:r>
+        <w:rPr>
+          <w:lang w:val="pt_PT" w:bidi="pt_PT"/>
+        </w:rPr>
+        <w:t>12</w:t>
+      </w:r>
       <w:r>
         <w:rPr>
           <w:lang w:val="pt_PT" w:bidi="pt_PT"/>
         </w:rPr>
         <w:t>,</w:t>
       </w:r>
-      <w:hyperlink r:id="rId40">
-        <w:r>
-          <w:rPr>
-            <w:lang w:val="pt_PT" w:bidi="pt_PT"/>
-          </w:rPr>
-          <w:rPr>
-            <w:color w:val="0000EE"/>
-            <w:u w:val="single"/>
-          </w:rPr>
-          <w:t>15</w:t>
-        </w:r>
-      </w:hyperlink>
+      <w:r>
+        <w:rPr>
+          <w:lang w:val="pt_PT" w:bidi="pt_PT"/>
+        </w:rPr>
+        <w:t>15</w:t>
+      </w:r>
       <w:r>
         <w:rPr>
           <w:lang w:val="pt_PT" w:bidi="pt_PT"/>
         </w:rPr>
         <w:t xml:space="preserve">; </w:t>
       </w:r>
-      <w:hyperlink r:id="rId41">
-        <w:r>
-          <w:rPr>
-            <w:lang w:val="pt_PT" w:bidi="pt_PT"/>
-          </w:rPr>
-          <w:rPr>
-            <w:color w:val="0000EE"/>
-            <w:u w:val="single"/>
-          </w:rPr>
-          <w:t>2Tm 2.20–21</w:t>
-        </w:r>
-      </w:hyperlink>
+      <w:r>
+        <w:rPr>
+          <w:lang w:val="pt_PT" w:bidi="pt_PT"/>
+        </w:rPr>
+        <w:t>2Tm 2.20–21</w:t>
+      </w:r>
       <w:r>
         <w:rPr>
           <w:lang w:val="pt_PT" w:bidi="pt_PT"/>
         </w:rPr>
         <w:t xml:space="preserve">. • Essas qualidades indicam que um ancião não deve estar "seguindo a multidão" dos cretenses (veja </w:t>
       </w:r>
-      <w:hyperlink r:id="rId35">
-        <w:r>
-          <w:rPr>
-            <w:lang w:val="pt_PT" w:bidi="pt_PT"/>
-          </w:rPr>
-          <w:rPr>
-            <w:color w:val="0000EE"/>
-            <w:u w:val="single"/>
-          </w:rPr>
-          <w:t>Tito 1.12</w:t>
-        </w:r>
-      </w:hyperlink>
+      <w:r>
+        <w:rPr>
+          <w:lang w:val="pt_PT" w:bidi="pt_PT"/>
+        </w:rPr>
+        <w:t>Tito 1.12</w:t>
+      </w:r>
       <w:r>
         <w:rPr>
           <w:lang w:val="pt_PT" w:bidi="pt_PT"/>
@@ -1347,162 +1155,108 @@
         </w:rPr>
         <w:t xml:space="preserve">Os anciãos tinham um papel principal no ensino da comunidade. Isso pode ter sido necessário para lidar com a ameaça imediata a essas comunidades específicas (como também em Éfeso; veja </w:t>
       </w:r>
-      <w:hyperlink r:id="rId42">
-        <w:r>
-          <w:rPr>
-            <w:lang w:val="pt_PT" w:bidi="pt_PT"/>
-          </w:rPr>
-          <w:rPr>
-            <w:color w:val="0000EE"/>
-            <w:u w:val="single"/>
-          </w:rPr>
-          <w:t>1Tm 3.1</w:t>
-        </w:r>
-      </w:hyperlink>
+      <w:r>
+        <w:rPr>
+          <w:lang w:val="pt_PT" w:bidi="pt_PT"/>
+        </w:rPr>
+        <w:t>1Tm 3.1</w:t>
+      </w:r>
       <w:r>
         <w:rPr>
           <w:lang w:val="pt_PT" w:bidi="pt_PT"/>
         </w:rPr>
         <w:t xml:space="preserve">). • Somente com uma forte crença nas Boas Novas um ancião seria capaz de fornecer um ensino saudável. As preocupações específicas de Paulo são abordadas em </w:t>
       </w:r>
-      <w:hyperlink r:id="rId43">
-        <w:r>
-          <w:rPr>
-            <w:lang w:val="pt_PT" w:bidi="pt_PT"/>
-          </w:rPr>
-          <w:rPr>
-            <w:color w:val="0000EE"/>
-            <w:u w:val="single"/>
-          </w:rPr>
-          <w:t>Tito 2.1–3.11</w:t>
-        </w:r>
-      </w:hyperlink>
+      <w:r>
+        <w:rPr>
+          <w:lang w:val="pt_PT" w:bidi="pt_PT"/>
+        </w:rPr>
+        <w:t>Tito 2.1–3.11</w:t>
+      </w:r>
       <w:r>
         <w:rPr>
           <w:lang w:val="pt_PT" w:bidi="pt_PT"/>
         </w:rPr>
         <w:t xml:space="preserve">, à luz dos problemas mencionados em </w:t>
       </w:r>
-      <w:hyperlink r:id="rId33">
-        <w:r>
-          <w:rPr>
-            <w:lang w:val="pt_PT" w:bidi="pt_PT"/>
-          </w:rPr>
-          <w:rPr>
-            <w:color w:val="0000EE"/>
-            <w:u w:val="single"/>
-          </w:rPr>
-          <w:t>1.10–16</w:t>
-        </w:r>
-      </w:hyperlink>
+      <w:r>
+        <w:rPr>
+          <w:lang w:val="pt_PT" w:bidi="pt_PT"/>
+        </w:rPr>
+        <w:t>1.10–16</w:t>
+      </w:r>
       <w:r>
         <w:rPr>
           <w:lang w:val="pt_PT" w:bidi="pt_PT"/>
         </w:rPr>
         <w:t xml:space="preserve"> e </w:t>
       </w:r>
-      <w:hyperlink r:id="rId44">
-        <w:r>
-          <w:rPr>
-            <w:lang w:val="pt_PT" w:bidi="pt_PT"/>
-          </w:rPr>
-          <w:rPr>
-            <w:color w:val="0000EE"/>
-            <w:u w:val="single"/>
-          </w:rPr>
-          <w:t>3.9–11</w:t>
-        </w:r>
-      </w:hyperlink>
+      <w:r>
+        <w:rPr>
+          <w:lang w:val="pt_PT" w:bidi="pt_PT"/>
+        </w:rPr>
+        <w:t>3.9–11</w:t>
+      </w:r>
       <w:r>
         <w:rPr>
           <w:lang w:val="pt_PT" w:bidi="pt_PT"/>
         </w:rPr>
         <w:t xml:space="preserve"> (veja também </w:t>
       </w:r>
-      <w:hyperlink r:id="rId45">
-        <w:r>
-          <w:rPr>
-            <w:lang w:val="pt_PT" w:bidi="pt_PT"/>
-          </w:rPr>
-          <w:rPr>
-            <w:color w:val="0000EE"/>
-            <w:u w:val="single"/>
-          </w:rPr>
-          <w:t>1Tm 1.10</w:t>
-        </w:r>
-      </w:hyperlink>
+      <w:r>
+        <w:rPr>
+          <w:lang w:val="pt_PT" w:bidi="pt_PT"/>
+        </w:rPr>
+        <w:t>1Tm 1.10</w:t>
+      </w:r>
       <w:r>
         <w:rPr>
           <w:lang w:val="pt_PT" w:bidi="pt_PT"/>
         </w:rPr>
         <w:t xml:space="preserve">). • Tito tinha um papel semelhante (cp. </w:t>
       </w:r>
-      <w:hyperlink r:id="rId46">
-        <w:r>
-          <w:rPr>
-            <w:lang w:val="pt_PT" w:bidi="pt_PT"/>
-          </w:rPr>
-          <w:rPr>
-            <w:color w:val="0000EE"/>
-            <w:u w:val="single"/>
-          </w:rPr>
-          <w:t>Tito 1.13</w:t>
-        </w:r>
-      </w:hyperlink>
+      <w:r>
+        <w:rPr>
+          <w:lang w:val="pt_PT" w:bidi="pt_PT"/>
+        </w:rPr>
+        <w:t>Tito 1.13</w:t>
+      </w:r>
       <w:r>
         <w:rPr>
           <w:lang w:val="pt_PT" w:bidi="pt_PT"/>
         </w:rPr>
         <w:t xml:space="preserve">; </w:t>
       </w:r>
-      <w:hyperlink r:id="rId47">
-        <w:r>
-          <w:rPr>
-            <w:lang w:val="pt_PT" w:bidi="pt_PT"/>
-          </w:rPr>
-          <w:rPr>
-            <w:color w:val="0000EE"/>
-            <w:u w:val="single"/>
-          </w:rPr>
-          <w:t>2.15</w:t>
-        </w:r>
-      </w:hyperlink>
+      <w:r>
+        <w:rPr>
+          <w:lang w:val="pt_PT" w:bidi="pt_PT"/>
+        </w:rPr>
+        <w:t>2.15</w:t>
+      </w:r>
       <w:r>
         <w:rPr>
           <w:lang w:val="pt_PT" w:bidi="pt_PT"/>
         </w:rPr>
         <w:t xml:space="preserve">; </w:t>
       </w:r>
-      <w:hyperlink r:id="rId48">
-        <w:r>
-          <w:rPr>
-            <w:lang w:val="pt_PT" w:bidi="pt_PT"/>
-          </w:rPr>
-          <w:rPr>
-            <w:color w:val="0000EE"/>
-            <w:u w:val="single"/>
-          </w:rPr>
-          <w:t>3.10–11</w:t>
-        </w:r>
-      </w:hyperlink>
+      <w:r>
+        <w:rPr>
+          <w:lang w:val="pt_PT" w:bidi="pt_PT"/>
+        </w:rPr>
+        <w:t>3.10–11</w:t>
+      </w:r>
       <w:r>
         <w:rPr>
           <w:lang w:val="pt_PT" w:bidi="pt_PT"/>
         </w:rPr>
         <w:t xml:space="preserve">). A liderança local continuaria de onde Paulo e seus delegados pararam. • Aqueles que se opõem são descritos em </w:t>
       </w:r>
-      <w:hyperlink r:id="rId33">
-        <w:r>
-          <w:rPr>
-            <w:lang w:val="pt_PT" w:bidi="pt_PT"/>
-          </w:rPr>
-          <w:rPr>
-            <w:color w:val="0000EE"/>
-            <w:u w:val="single"/>
-          </w:rPr>
-          <w:t>1.10–16</w:t>
-        </w:r>
-      </w:hyperlink>
+      <w:r>
+        <w:rPr>
+          <w:lang w:val="pt_PT" w:bidi="pt_PT"/>
+        </w:rPr>
+        <w:t>1.10–16</w:t>
+      </w:r>
       <w:r>
         <w:rPr>
           <w:lang w:val="pt_PT" w:bidi="pt_PT"/>
@@ -1557,18 +1311,12 @@
         </w:rPr>
         <w:t xml:space="preserve">pessoas rebeldes: A mesma palavra grega é usada para crianças em </w:t>
       </w:r>
-      <w:hyperlink r:id="rId49">
-        <w:r>
-          <w:rPr>
-            <w:lang w:val="pt_PT" w:bidi="pt_PT"/>
-          </w:rPr>
-          <w:rPr>
-            <w:color w:val="0000EE"/>
-            <w:u w:val="single"/>
-          </w:rPr>
-          <w:t>1:6</w:t>
-        </w:r>
-      </w:hyperlink>
+      <w:r>
+        <w:rPr>
+          <w:lang w:val="pt_PT" w:bidi="pt_PT"/>
+        </w:rPr>
+        <w:t>1:6</w:t>
+      </w:r>
       <w:r>
         <w:rPr>
           <w:lang w:val="pt_PT" w:bidi="pt_PT"/>
@@ -1588,36 +1336,24 @@
         </w:rPr>
         <w:t xml:space="preserve">): Isso provavelmente se refere a cristãos judeus; a frase grega deixa em aberto se eles exigiam ou não a circuncisão dos gentios. A essência judaica deste ensinamento falso é sugerida em </w:t>
       </w:r>
-      <w:hyperlink r:id="rId50">
-        <w:r>
-          <w:rPr>
-            <w:lang w:val="pt_PT" w:bidi="pt_PT"/>
-          </w:rPr>
-          <w:rPr>
-            <w:color w:val="0000EE"/>
-            <w:u w:val="single"/>
-          </w:rPr>
-          <w:t>1:14–15</w:t>
-        </w:r>
-      </w:hyperlink>
+      <w:r>
+        <w:rPr>
+          <w:lang w:val="pt_PT" w:bidi="pt_PT"/>
+        </w:rPr>
+        <w:t>1:14–15</w:t>
+      </w:r>
       <w:r>
         <w:rPr>
           <w:lang w:val="pt_PT" w:bidi="pt_PT"/>
         </w:rPr>
         <w:t xml:space="preserve"> e </w:t>
       </w:r>
-      <w:hyperlink r:id="rId51">
-        <w:r>
-          <w:rPr>
-            <w:lang w:val="pt_PT" w:bidi="pt_PT"/>
-          </w:rPr>
-          <w:rPr>
-            <w:color w:val="0000EE"/>
-            <w:u w:val="single"/>
-          </w:rPr>
-          <w:t>3:9</w:t>
-        </w:r>
-      </w:hyperlink>
+      <w:r>
+        <w:rPr>
+          <w:lang w:val="pt_PT" w:bidi="pt_PT"/>
+        </w:rPr>
+        <w:t>3:9</w:t>
+      </w:r>
       <w:r>
         <w:rPr>
           <w:lang w:val="pt_PT" w:bidi="pt_PT"/>
@@ -1672,18 +1408,12 @@
         </w:rPr>
         <w:t>Em uma população nativa de arruaceiros, Tito precisaria ter pulso firme para livrar essas comunidades cristãs da corrupção e torná-las saudáveis na fé (</w:t>
       </w:r>
-      <w:hyperlink r:id="rId52">
-        <w:r>
-          <w:rPr>
-            <w:lang w:val="pt_PT" w:bidi="pt_PT"/>
-          </w:rPr>
-          <w:rPr>
-            <w:color w:val="0000EE"/>
-            <w:u w:val="single"/>
-          </w:rPr>
-          <w:t>1.13–16</w:t>
-        </w:r>
-      </w:hyperlink>
+      <w:r>
+        <w:rPr>
+          <w:lang w:val="pt_PT" w:bidi="pt_PT"/>
+        </w:rPr>
+        <w:t>1.13–16</w:t>
+      </w:r>
       <w:r>
         <w:rPr>
           <w:lang w:val="pt_PT" w:bidi="pt_PT"/>
@@ -1738,126 +1468,84 @@
         </w:rPr>
         <w:t xml:space="preserve">atrapalhando famílias inteiras: Isso também aconteceu em Éfeso (cp. </w:t>
       </w:r>
-      <w:hyperlink r:id="rId53">
-        <w:r>
-          <w:rPr>
-            <w:lang w:val="pt_PT" w:bidi="pt_PT"/>
-          </w:rPr>
-          <w:rPr>
-            <w:color w:val="0000EE"/>
-            <w:u w:val="single"/>
-          </w:rPr>
-          <w:t>1Tm 4.3</w:t>
-        </w:r>
-      </w:hyperlink>
+      <w:r>
+        <w:rPr>
+          <w:lang w:val="pt_PT" w:bidi="pt_PT"/>
+        </w:rPr>
+        <w:t>1Tm 4.3</w:t>
+      </w:r>
       <w:r>
         <w:rPr>
           <w:lang w:val="pt_PT" w:bidi="pt_PT"/>
         </w:rPr>
         <w:t xml:space="preserve">; </w:t>
       </w:r>
-      <w:hyperlink r:id="rId54">
-        <w:r>
-          <w:rPr>
-            <w:lang w:val="pt_PT" w:bidi="pt_PT"/>
-          </w:rPr>
-          <w:rPr>
-            <w:color w:val="0000EE"/>
-            <w:u w:val="single"/>
-          </w:rPr>
-          <w:t>2Tm 2.18</w:t>
-        </w:r>
-      </w:hyperlink>
+      <w:r>
+        <w:rPr>
+          <w:lang w:val="pt_PT" w:bidi="pt_PT"/>
+        </w:rPr>
+        <w:t>2Tm 2.18</w:t>
+      </w:r>
       <w:r>
         <w:rPr>
           <w:lang w:val="pt_PT" w:bidi="pt_PT"/>
         </w:rPr>
         <w:t xml:space="preserve">; </w:t>
       </w:r>
-      <w:hyperlink r:id="rId55">
-        <w:r>
-          <w:rPr>
-            <w:lang w:val="pt_PT" w:bidi="pt_PT"/>
-          </w:rPr>
-          <w:rPr>
-            <w:color w:val="0000EE"/>
-            <w:u w:val="single"/>
-          </w:rPr>
-          <w:t>3.6</w:t>
-        </w:r>
-      </w:hyperlink>
+      <w:r>
+        <w:rPr>
+          <w:lang w:val="pt_PT" w:bidi="pt_PT"/>
+        </w:rPr>
+        <w:t>3.6</w:t>
+      </w:r>
       <w:r>
         <w:rPr>
           <w:lang w:val="pt_PT" w:bidi="pt_PT"/>
         </w:rPr>
         <w:t>). • apenas por dinheiro: Os anciãos não devem ter essa característica (</w:t>
       </w:r>
-      <w:hyperlink r:id="rId56">
-        <w:r>
-          <w:rPr>
-            <w:lang w:val="pt_PT" w:bidi="pt_PT"/>
-          </w:rPr>
-          <w:rPr>
-            <w:color w:val="0000EE"/>
-            <w:u w:val="single"/>
-          </w:rPr>
-          <w:t>Tito 1.7</w:t>
-        </w:r>
-      </w:hyperlink>
+      <w:r>
+        <w:rPr>
+          <w:lang w:val="pt_PT" w:bidi="pt_PT"/>
+        </w:rPr>
+        <w:t>Tito 1.7</w:t>
+      </w:r>
       <w:r>
         <w:rPr>
           <w:lang w:val="pt_PT" w:bidi="pt_PT"/>
         </w:rPr>
         <w:t xml:space="preserve">; veja também </w:t>
       </w:r>
-      <w:hyperlink r:id="rId57">
-        <w:r>
-          <w:rPr>
-            <w:lang w:val="pt_PT" w:bidi="pt_PT"/>
-          </w:rPr>
-          <w:rPr>
-            <w:color w:val="0000EE"/>
-            <w:u w:val="single"/>
-          </w:rPr>
-          <w:t>1Tm 6.5–10</w:t>
-        </w:r>
-      </w:hyperlink>
+      <w:r>
+        <w:rPr>
+          <w:lang w:val="pt_PT" w:bidi="pt_PT"/>
+        </w:rPr>
+        <w:t>1Tm 6.5–10</w:t>
+      </w:r>
       <w:r>
         <w:rPr>
           <w:lang w:val="pt_PT" w:bidi="pt_PT"/>
         </w:rPr>
         <w:t xml:space="preserve">; </w:t>
       </w:r>
-      <w:hyperlink r:id="rId58">
-        <w:r>
-          <w:rPr>
-            <w:lang w:val="pt_PT" w:bidi="pt_PT"/>
-          </w:rPr>
-          <w:rPr>
-            <w:color w:val="0000EE"/>
-            <w:u w:val="single"/>
-          </w:rPr>
-          <w:t>2Co 2.17</w:t>
-        </w:r>
-      </w:hyperlink>
+      <w:r>
+        <w:rPr>
+          <w:lang w:val="pt_PT" w:bidi="pt_PT"/>
+        </w:rPr>
+        <w:t>2Co 2.17</w:t>
+      </w:r>
       <w:r>
         <w:rPr>
           <w:lang w:val="pt_PT" w:bidi="pt_PT"/>
         </w:rPr>
         <w:t xml:space="preserve">; </w:t>
       </w:r>
-      <w:hyperlink r:id="rId59">
-        <w:r>
-          <w:rPr>
-            <w:lang w:val="pt_PT" w:bidi="pt_PT"/>
-          </w:rPr>
-          <w:rPr>
-            <w:color w:val="0000EE"/>
-            <w:u w:val="single"/>
-          </w:rPr>
-          <w:t>1Pe 5.2</w:t>
-        </w:r>
-      </w:hyperlink>
+      <w:r>
+        <w:rPr>
+          <w:lang w:val="pt_PT" w:bidi="pt_PT"/>
+        </w:rPr>
+        <w:t>1Pe 5.2</w:t>
+      </w:r>
       <w:r>
         <w:rPr>
           <w:lang w:val="pt_PT" w:bidi="pt_PT"/>
@@ -1912,108 +1600,72 @@
         </w:rPr>
         <w:t>um dos seus próprios homens, um profeta de Creta, disse: Esta citação é de Epimênides de Cnossos, um filósofo que viveu em Creta por volta dos anos 500 a.C. • todos mentirosos: Esta acusação foi dirigida especificamente à alegação cretense de ter o túmulo de Zeus na ilha. Segundo a mitologia cretense, o deus Zeus foi uma vez um mero humano que viveu e morreu em Creta (seu túmulo dizia-se estar lá), mas que alcançou a divindade através de seu patrocínio (ou seja, presentes e benefícios) aos humanos. Alguns moralistas gregos se opuseram a essa lenda e a caracterizaram como uma mentira. Uma citação de Alexandria nos anos 200 a.C. diz: “Os cretenses são sempre mentirosos. Para um túmulo, ó Senhor, os cretenses constroem para você; mas você não morre, pois você é eterno.” Um dos próprios profetas de Creta (Epimênides) teve a mesma avaliação, e Paulo cita a voz de sua consciência aprovando (</w:t>
       </w:r>
-      <w:hyperlink r:id="rId46">
-        <w:r>
-          <w:rPr>
-            <w:lang w:val="pt_PT" w:bidi="pt_PT"/>
-          </w:rPr>
-          <w:rPr>
-            <w:color w:val="0000EE"/>
-            <w:u w:val="single"/>
-          </w:rPr>
-          <w:t>1.13</w:t>
-        </w:r>
-      </w:hyperlink>
+      <w:r>
+        <w:rPr>
+          <w:lang w:val="pt_PT" w:bidi="pt_PT"/>
+        </w:rPr>
+        <w:t>1.13</w:t>
+      </w:r>
       <w:r>
         <w:rPr>
           <w:lang w:val="pt_PT" w:bidi="pt_PT"/>
         </w:rPr>
         <w:t xml:space="preserve">; veja </w:t>
       </w:r>
-      <w:hyperlink r:id="rId60">
-        <w:r>
-          <w:rPr>
-            <w:lang w:val="pt_PT" w:bidi="pt_PT"/>
-          </w:rPr>
-          <w:rPr>
-            <w:color w:val="0000EE"/>
-            <w:u w:val="single"/>
-          </w:rPr>
-          <w:t>At 17.28</w:t>
-        </w:r>
-      </w:hyperlink>
+      <w:r>
+        <w:rPr>
+          <w:lang w:val="pt_PT" w:bidi="pt_PT"/>
+        </w:rPr>
+        <w:t>At 17.28</w:t>
+      </w:r>
       <w:r>
         <w:rPr>
           <w:lang w:val="pt_PT" w:bidi="pt_PT"/>
         </w:rPr>
         <w:t>), pois o Deus que não mente (</w:t>
       </w:r>
-      <w:hyperlink r:id="rId61">
-        <w:r>
-          <w:rPr>
-            <w:lang w:val="pt_PT" w:bidi="pt_PT"/>
-          </w:rPr>
-          <w:rPr>
-            <w:color w:val="0000EE"/>
-            <w:u w:val="single"/>
-          </w:rPr>
-          <w:t>Tt 1.2</w:t>
-        </w:r>
-      </w:hyperlink>
+      <w:r>
+        <w:rPr>
+          <w:lang w:val="pt_PT" w:bidi="pt_PT"/>
+        </w:rPr>
+        <w:t>Tt 1.2</w:t>
+      </w:r>
       <w:r>
         <w:rPr>
           <w:lang w:val="pt_PT" w:bidi="pt_PT"/>
         </w:rPr>
         <w:t>) se opõe às mentiras de tais mitos. • mentirosos... animais... glutões: Acreditava-se que a imoralidade cretense resultava de sua crença sobre Zeus; mentiras religiosas deram origem à corrupção moral. Paulo posteriormente contrasta esses vícios apresentando as virtudes opostas (</w:t>
       </w:r>
-      <w:hyperlink r:id="rId62">
-        <w:r>
-          <w:rPr>
-            <w:lang w:val="pt_PT" w:bidi="pt_PT"/>
-          </w:rPr>
-          <w:rPr>
-            <w:color w:val="0000EE"/>
-            <w:u w:val="single"/>
-          </w:rPr>
-          <w:t>2.12</w:t>
-        </w:r>
-      </w:hyperlink>
+      <w:r>
+        <w:rPr>
+          <w:lang w:val="pt_PT" w:bidi="pt_PT"/>
+        </w:rPr>
+        <w:t>2.12</w:t>
+      </w:r>
       <w:r>
         <w:rPr>
           <w:lang w:val="pt_PT" w:bidi="pt_PT"/>
         </w:rPr>
         <w:t>). Ele chama os cretenses a alcançarem ideais éticos que são exaltados na sociedade humana em geral, mas que estavam ausentes em Creta, como lamentado por seu próprio profeta. Eles alcançariam esses ideais apenas através do evangelho de Jesus Cristo (</w:t>
       </w:r>
-      <w:hyperlink r:id="rId13">
-        <w:r>
-          <w:rPr>
-            <w:lang w:val="pt_PT" w:bidi="pt_PT"/>
-          </w:rPr>
-          <w:rPr>
-            <w:color w:val="0000EE"/>
-            <w:u w:val="single"/>
-          </w:rPr>
-          <w:t>2.11–14</w:t>
-        </w:r>
-      </w:hyperlink>
+      <w:r>
+        <w:rPr>
+          <w:lang w:val="pt_PT" w:bidi="pt_PT"/>
+        </w:rPr>
+        <w:t>2.11–14</w:t>
+      </w:r>
       <w:r>
         <w:rPr>
           <w:lang w:val="pt_PT" w:bidi="pt_PT"/>
         </w:rPr>
         <w:t xml:space="preserve">). • glutões preguiçosos: Os cretenses eram conhecidos por fazer qualquer coisa por um pouco de dinheiro. Eles eram famosos como mercenários e como consumidores insaciáveis. Supostamente, eles não viam vergonha na ganância (veja </w:t>
       </w:r>
-      <w:hyperlink r:id="rId63">
-        <w:r>
-          <w:rPr>
-            <w:lang w:val="pt_PT" w:bidi="pt_PT"/>
-          </w:rPr>
-          <w:rPr>
-            <w:color w:val="0000EE"/>
-            <w:u w:val="single"/>
-          </w:rPr>
-          <w:t>Fl 3.19</w:t>
-        </w:r>
-      </w:hyperlink>
+      <w:r>
+        <w:rPr>
+          <w:lang w:val="pt_PT" w:bidi="pt_PT"/>
+        </w:rPr>
+        <w:t>Fl 3.19</w:t>
+      </w:r>
       <w:r>
         <w:rPr>
           <w:lang w:val="pt_PT" w:bidi="pt_PT"/>
@@ -2080,18 +1732,12 @@
         </w:rPr>
         <w:t xml:space="preserve">. • Ser forte na fé é aqui definido como rejeitar ensinamentos falsos (cp. </w:t>
       </w:r>
-      <w:hyperlink r:id="rId64">
-        <w:r>
-          <w:rPr>
-            <w:lang w:val="pt_PT" w:bidi="pt_PT"/>
-          </w:rPr>
-          <w:rPr>
-            <w:color w:val="0000EE"/>
-            <w:u w:val="single"/>
-          </w:rPr>
-          <w:t>1.9</w:t>
-        </w:r>
-      </w:hyperlink>
+      <w:r>
+        <w:rPr>
+          <w:lang w:val="pt_PT" w:bidi="pt_PT"/>
+        </w:rPr>
+        <w:t>1.9</w:t>
+      </w:r>
       <w:r>
         <w:rPr>
           <w:lang w:val="pt_PT" w:bidi="pt_PT"/>
@@ -2146,90 +1792,60 @@
         </w:rPr>
         <w:t xml:space="preserve">Mitos judaicos: Veja </w:t>
       </w:r>
-      <w:hyperlink r:id="rId51">
-        <w:r>
-          <w:rPr>
-            <w:lang w:val="pt_PT" w:bidi="pt_PT"/>
-          </w:rPr>
-          <w:rPr>
-            <w:color w:val="0000EE"/>
-            <w:u w:val="single"/>
-          </w:rPr>
-          <w:t>3.9</w:t>
-        </w:r>
-      </w:hyperlink>
+      <w:r>
+        <w:rPr>
+          <w:lang w:val="pt_PT" w:bidi="pt_PT"/>
+        </w:rPr>
+        <w:t>3.9</w:t>
+      </w:r>
       <w:r>
         <w:rPr>
           <w:lang w:val="pt_PT" w:bidi="pt_PT"/>
         </w:rPr>
         <w:t xml:space="preserve">; </w:t>
       </w:r>
-      <w:hyperlink r:id="rId38">
-        <w:r>
-          <w:rPr>
-            <w:lang w:val="pt_PT" w:bidi="pt_PT"/>
-          </w:rPr>
-          <w:rPr>
-            <w:color w:val="0000EE"/>
-            <w:u w:val="single"/>
-          </w:rPr>
-          <w:t>1Tm 1.4</w:t>
-        </w:r>
-      </w:hyperlink>
+      <w:r>
+        <w:rPr>
+          <w:lang w:val="pt_PT" w:bidi="pt_PT"/>
+        </w:rPr>
+        <w:t>1Tm 1.4</w:t>
+      </w:r>
       <w:r>
         <w:rPr>
           <w:lang w:val="pt_PT" w:bidi="pt_PT"/>
         </w:rPr>
         <w:t xml:space="preserve">; </w:t>
       </w:r>
-      <w:hyperlink r:id="rId65">
-        <w:r>
-          <w:rPr>
-            <w:lang w:val="pt_PT" w:bidi="pt_PT"/>
-          </w:rPr>
-          <w:rPr>
-            <w:color w:val="0000EE"/>
-            <w:u w:val="single"/>
-          </w:rPr>
-          <w:t>4.7</w:t>
-        </w:r>
-      </w:hyperlink>
+      <w:r>
+        <w:rPr>
+          <w:lang w:val="pt_PT" w:bidi="pt_PT"/>
+        </w:rPr>
+        <w:t>4.7</w:t>
+      </w:r>
       <w:r>
         <w:rPr>
           <w:lang w:val="pt_PT" w:bidi="pt_PT"/>
         </w:rPr>
         <w:t xml:space="preserve">; </w:t>
       </w:r>
-      <w:hyperlink r:id="rId66">
-        <w:r>
-          <w:rPr>
-            <w:lang w:val="pt_PT" w:bidi="pt_PT"/>
-          </w:rPr>
-          <w:rPr>
-            <w:color w:val="0000EE"/>
-            <w:u w:val="single"/>
-          </w:rPr>
-          <w:t>2Tm 4.4</w:t>
-        </w:r>
-      </w:hyperlink>
+      <w:r>
+        <w:rPr>
+          <w:lang w:val="pt_PT" w:bidi="pt_PT"/>
+        </w:rPr>
+        <w:t>2Tm 4.4</w:t>
+      </w:r>
       <w:r>
         <w:rPr>
           <w:lang w:val="pt_PT" w:bidi="pt_PT"/>
         </w:rPr>
         <w:t xml:space="preserve">. • se desviaram da verdade: Isso foi apostasia, não mera descrença. Veja </w:t>
       </w:r>
-      <w:hyperlink r:id="rId67">
-        <w:r>
-          <w:rPr>
-            <w:lang w:val="pt_PT" w:bidi="pt_PT"/>
-          </w:rPr>
-          <w:rPr>
-            <w:color w:val="0000EE"/>
-            <w:u w:val="single"/>
-          </w:rPr>
-          <w:t>1Tm 1.6–7</w:t>
-        </w:r>
-      </w:hyperlink>
+      <w:r>
+        <w:rPr>
+          <w:lang w:val="pt_PT" w:bidi="pt_PT"/>
+        </w:rPr>
+        <w:t>1Tm 1.6–7</w:t>
+      </w:r>
       <w:r>
         <w:rPr>
           <w:lang w:val="pt_PT" w:bidi="pt_PT"/>
@@ -2284,18 +1900,12 @@
         </w:rPr>
         <w:t xml:space="preserve">Cp. </w:t>
       </w:r>
-      <w:hyperlink r:id="rId68">
-        <w:r>
-          <w:rPr>
-            <w:lang w:val="pt_PT" w:bidi="pt_PT"/>
-          </w:rPr>
-          <w:rPr>
-            <w:color w:val="0000EE"/>
-            <w:u w:val="single"/>
-          </w:rPr>
-          <w:t>1Tm 4:3–5</w:t>
-        </w:r>
-      </w:hyperlink>
+      <w:r>
+        <w:rPr>
+          <w:lang w:val="pt_PT" w:bidi="pt_PT"/>
+        </w:rPr>
+        <w:t>1Tm 4:3–5</w:t>
+      </w:r>
       <w:r>
         <w:rPr>
           <w:lang w:val="pt_PT" w:bidi="pt_PT"/>
@@ -2350,36 +1960,24 @@
         </w:rPr>
         <w:t xml:space="preserve">Estes dois versículos comentam sobre o povo de </w:t>
       </w:r>
-      <w:hyperlink r:id="rId69">
-        <w:r>
-          <w:rPr>
-            <w:lang w:val="pt_PT" w:bidi="pt_PT"/>
-          </w:rPr>
-          <w:rPr>
-            <w:color w:val="0000EE"/>
-            <w:u w:val="single"/>
-          </w:rPr>
-          <w:t>1.14</w:t>
-        </w:r>
-      </w:hyperlink>
+      <w:r>
+        <w:rPr>
+          <w:lang w:val="pt_PT" w:bidi="pt_PT"/>
+        </w:rPr>
+        <w:t>1.14</w:t>
+      </w:r>
       <w:r>
         <w:rPr>
           <w:lang w:val="pt_PT" w:bidi="pt_PT"/>
         </w:rPr>
         <w:t xml:space="preserve"> e seus comandos, enquanto faz a transição para uma discussão sobre ensinamentos saudáveis (</w:t>
       </w:r>
-      <w:hyperlink r:id="rId43">
-        <w:r>
-          <w:rPr>
-            <w:lang w:val="pt_PT" w:bidi="pt_PT"/>
-          </w:rPr>
-          <w:rPr>
-            <w:color w:val="0000EE"/>
-            <w:u w:val="single"/>
-          </w:rPr>
-          <w:t>2.1–3.11</w:t>
-        </w:r>
-      </w:hyperlink>
+      <w:r>
+        <w:rPr>
+          <w:lang w:val="pt_PT" w:bidi="pt_PT"/>
+        </w:rPr>
+        <w:t>2.1–3.11</w:t>
+      </w:r>
       <w:r>
         <w:rPr>
           <w:lang w:val="pt_PT" w:bidi="pt_PT"/>
@@ -2434,108 +2032,72 @@
         </w:rPr>
         <w:t xml:space="preserve">O ensino saudável e a piedade estão sempre conectados nas cartas a Timóteo e Tito (veja </w:t>
       </w:r>
-      <w:hyperlink r:id="rId70">
-        <w:r>
-          <w:rPr>
-            <w:lang w:val="pt_PT" w:bidi="pt_PT"/>
-          </w:rPr>
-          <w:rPr>
-            <w:color w:val="0000EE"/>
-            <w:u w:val="single"/>
-          </w:rPr>
-          <w:t>1Tm 1.7–11</w:t>
-        </w:r>
-      </w:hyperlink>
+      <w:r>
+        <w:rPr>
+          <w:lang w:val="pt_PT" w:bidi="pt_PT"/>
+        </w:rPr>
+        <w:t>1Tm 1.7–11</w:t>
+      </w:r>
       <w:r>
         <w:rPr>
           <w:lang w:val="pt_PT" w:bidi="pt_PT"/>
         </w:rPr>
         <w:t xml:space="preserve">; </w:t>
       </w:r>
-      <w:hyperlink r:id="rId71">
-        <w:r>
-          <w:rPr>
-            <w:lang w:val="pt_PT" w:bidi="pt_PT"/>
-          </w:rPr>
-          <w:rPr>
-            <w:color w:val="0000EE"/>
-            <w:u w:val="single"/>
-          </w:rPr>
-          <w:t>3.15–16</w:t>
-        </w:r>
-      </w:hyperlink>
+      <w:r>
+        <w:rPr>
+          <w:lang w:val="pt_PT" w:bidi="pt_PT"/>
+        </w:rPr>
+        <w:t>3.15–16</w:t>
+      </w:r>
       <w:r>
         <w:rPr>
           <w:lang w:val="pt_PT" w:bidi="pt_PT"/>
         </w:rPr>
         <w:t xml:space="preserve">; </w:t>
       </w:r>
-      <w:hyperlink r:id="rId72">
-        <w:r>
-          <w:rPr>
-            <w:lang w:val="pt_PT" w:bidi="pt_PT"/>
-          </w:rPr>
-          <w:rPr>
-            <w:color w:val="0000EE"/>
-            <w:u w:val="single"/>
-          </w:rPr>
-          <w:t>5.24–25</w:t>
-        </w:r>
-      </w:hyperlink>
+      <w:r>
+        <w:rPr>
+          <w:lang w:val="pt_PT" w:bidi="pt_PT"/>
+        </w:rPr>
+        <w:t>5.24–25</w:t>
+      </w:r>
       <w:r>
         <w:rPr>
           <w:lang w:val="pt_PT" w:bidi="pt_PT"/>
         </w:rPr>
         <w:t xml:space="preserve">; </w:t>
       </w:r>
-      <w:hyperlink r:id="rId73">
-        <w:r>
-          <w:rPr>
-            <w:lang w:val="pt_PT" w:bidi="pt_PT"/>
-          </w:rPr>
-          <w:rPr>
-            <w:color w:val="0000EE"/>
-            <w:u w:val="single"/>
-          </w:rPr>
-          <w:t>2Tm 3.5</w:t>
-        </w:r>
-      </w:hyperlink>
+      <w:r>
+        <w:rPr>
+          <w:lang w:val="pt_PT" w:bidi="pt_PT"/>
+        </w:rPr>
+        <w:t>2Tm 3.5</w:t>
+      </w:r>
       <w:r>
         <w:rPr>
           <w:lang w:val="pt_PT" w:bidi="pt_PT"/>
         </w:rPr>
         <w:t>,</w:t>
       </w:r>
-      <w:hyperlink r:id="rId74">
-        <w:r>
-          <w:rPr>
-            <w:lang w:val="pt_PT" w:bidi="pt_PT"/>
-          </w:rPr>
-          <w:rPr>
-            <w:color w:val="0000EE"/>
-            <w:u w:val="single"/>
-          </w:rPr>
-          <w:t>9</w:t>
-        </w:r>
-      </w:hyperlink>
+      <w:r>
+        <w:rPr>
+          <w:lang w:val="pt_PT" w:bidi="pt_PT"/>
+        </w:rPr>
+        <w:t>9</w:t>
+      </w:r>
       <w:r>
         <w:rPr>
           <w:lang w:val="pt_PT" w:bidi="pt_PT"/>
         </w:rPr>
         <w:t xml:space="preserve">). Da mesma forma, a maneira ímpia como vivem está conectada com o falso ensino. • qualquer coisa boa: Isso contrasta com </w:t>
       </w:r>
-      <w:hyperlink r:id="rId75">
-        <w:r>
-          <w:rPr>
-            <w:lang w:val="pt_PT" w:bidi="pt_PT"/>
-          </w:rPr>
-          <w:rPr>
-            <w:color w:val="0000EE"/>
-            <w:u w:val="single"/>
-          </w:rPr>
-          <w:t>Tt 3.1</w:t>
-        </w:r>
-      </w:hyperlink>
+      <w:r>
+        <w:rPr>
+          <w:lang w:val="pt_PT" w:bidi="pt_PT"/>
+        </w:rPr>
+        <w:t>Tt 3.1</w:t>
+      </w:r>
       <w:r>
         <w:rPr>
           <w:lang w:val="pt_PT" w:bidi="pt_PT"/>
@@ -2590,144 +2152,96 @@
         </w:rPr>
         <w:t>O ensino saudável era especialmente urgente por causa dos falsos mestres, que haviam causado estragos em “famílias inteiras” (</w:t>
       </w:r>
-      <w:hyperlink r:id="rId36">
-        <w:r>
-          <w:rPr>
-            <w:lang w:val="pt_PT" w:bidi="pt_PT"/>
-          </w:rPr>
-          <w:rPr>
-            <w:color w:val="0000EE"/>
-            <w:u w:val="single"/>
-          </w:rPr>
-          <w:t>1.11</w:t>
-        </w:r>
-      </w:hyperlink>
+      <w:r>
+        <w:rPr>
+          <w:lang w:val="pt_PT" w:bidi="pt_PT"/>
+        </w:rPr>
+        <w:t>1.11</w:t>
+      </w:r>
       <w:r>
         <w:rPr>
           <w:lang w:val="pt_PT" w:bidi="pt_PT"/>
         </w:rPr>
         <w:t xml:space="preserve">). Em </w:t>
       </w:r>
-      <w:hyperlink r:id="rId76">
-        <w:r>
-          <w:rPr>
-            <w:lang w:val="pt_PT" w:bidi="pt_PT"/>
-          </w:rPr>
-          <w:rPr>
-            <w:color w:val="0000EE"/>
-            <w:u w:val="single"/>
-          </w:rPr>
-          <w:t>2.1–10</w:t>
-        </w:r>
-      </w:hyperlink>
+      <w:r>
+        <w:rPr>
+          <w:lang w:val="pt_PT" w:bidi="pt_PT"/>
+        </w:rPr>
+        <w:t>2.1–10</w:t>
+      </w:r>
       <w:r>
         <w:rPr>
           <w:lang w:val="pt_PT" w:bidi="pt_PT"/>
         </w:rPr>
         <w:t>, Paulo aborda diferentes grupos dentro da casa da fé, mostrando sua preocupação com o testemunho público da igreja (</w:t>
       </w:r>
-      <w:hyperlink r:id="rId77">
-        <w:r>
-          <w:rPr>
-            <w:lang w:val="pt_PT" w:bidi="pt_PT"/>
-          </w:rPr>
-          <w:rPr>
-            <w:color w:val="0000EE"/>
-            <w:u w:val="single"/>
-          </w:rPr>
-          <w:t>2.5</w:t>
-        </w:r>
-      </w:hyperlink>
+      <w:r>
+        <w:rPr>
+          <w:lang w:val="pt_PT" w:bidi="pt_PT"/>
+        </w:rPr>
+        <w:t>2.5</w:t>
+      </w:r>
       <w:r>
         <w:rPr>
           <w:lang w:val="pt_PT" w:bidi="pt_PT"/>
         </w:rPr>
         <w:t>,</w:t>
       </w:r>
-      <w:hyperlink r:id="rId78">
-        <w:r>
-          <w:rPr>
-            <w:lang w:val="pt_PT" w:bidi="pt_PT"/>
-          </w:rPr>
-          <w:rPr>
-            <w:color w:val="0000EE"/>
-            <w:u w:val="single"/>
-          </w:rPr>
-          <w:t>8</w:t>
-        </w:r>
-      </w:hyperlink>
+      <w:r>
+        <w:rPr>
+          <w:lang w:val="pt_PT" w:bidi="pt_PT"/>
+        </w:rPr>
+        <w:t>8</w:t>
+      </w:r>
       <w:r>
         <w:rPr>
           <w:lang w:val="pt_PT" w:bidi="pt_PT"/>
         </w:rPr>
         <w:t>,</w:t>
       </w:r>
-      <w:hyperlink r:id="rId25">
-        <w:r>
-          <w:rPr>
-            <w:lang w:val="pt_PT" w:bidi="pt_PT"/>
-          </w:rPr>
-          <w:rPr>
-            <w:color w:val="0000EE"/>
-            <w:u w:val="single"/>
-          </w:rPr>
-          <w:t>10</w:t>
-        </w:r>
-      </w:hyperlink>
+      <w:r>
+        <w:rPr>
+          <w:lang w:val="pt_PT" w:bidi="pt_PT"/>
+        </w:rPr>
+        <w:t>10</w:t>
+      </w:r>
       <w:r>
         <w:rPr>
           <w:lang w:val="pt_PT" w:bidi="pt_PT"/>
         </w:rPr>
         <w:t xml:space="preserve">; veja também </w:t>
       </w:r>
-      <w:hyperlink r:id="rId79">
-        <w:r>
-          <w:rPr>
-            <w:lang w:val="pt_PT" w:bidi="pt_PT"/>
-          </w:rPr>
-          <w:rPr>
-            <w:color w:val="0000EE"/>
-            <w:u w:val="single"/>
-          </w:rPr>
-          <w:t>1Tm 5.1–6.2</w:t>
-        </w:r>
-      </w:hyperlink>
+      <w:r>
+        <w:rPr>
+          <w:lang w:val="pt_PT" w:bidi="pt_PT"/>
+        </w:rPr>
+        <w:t>1Tm 5.1–6.2</w:t>
+      </w:r>
       <w:r>
         <w:rPr>
           <w:lang w:val="pt_PT" w:bidi="pt_PT"/>
         </w:rPr>
         <w:t>). Paulo então discorre sobre a vinda de Cristo (</w:t>
       </w:r>
-      <w:hyperlink r:id="rId13">
-        <w:r>
-          <w:rPr>
-            <w:lang w:val="pt_PT" w:bidi="pt_PT"/>
-          </w:rPr>
-          <w:rPr>
-            <w:color w:val="0000EE"/>
-            <w:u w:val="single"/>
-          </w:rPr>
-          <w:t>Tt 2.11–14</w:t>
-        </w:r>
-      </w:hyperlink>
+      <w:r>
+        <w:rPr>
+          <w:lang w:val="pt_PT" w:bidi="pt_PT"/>
+        </w:rPr>
+        <w:t>Tt 2.11–14</w:t>
+      </w:r>
       <w:r>
         <w:rPr>
           <w:lang w:val="pt_PT" w:bidi="pt_PT"/>
         </w:rPr>
         <w:t>) antes de dar uma ordem direta a Tito (</w:t>
       </w:r>
-      <w:hyperlink r:id="rId47">
-        <w:r>
-          <w:rPr>
-            <w:lang w:val="pt_PT" w:bidi="pt_PT"/>
-          </w:rPr>
-          <w:rPr>
-            <w:color w:val="0000EE"/>
-            <w:u w:val="single"/>
-          </w:rPr>
-          <w:t>2.15</w:t>
-        </w:r>
-      </w:hyperlink>
+      <w:r>
+        <w:rPr>
+          <w:lang w:val="pt_PT" w:bidi="pt_PT"/>
+        </w:rPr>
+        <w:t>2.15</w:t>
+      </w:r>
       <w:r>
         <w:rPr>
           <w:lang w:val="pt_PT" w:bidi="pt_PT"/>
@@ -2782,18 +2296,12 @@
         </w:rPr>
         <w:t xml:space="preserve">O objetivo destas ordens é tornar o ensino sobre Deus... atraente (ver </w:t>
       </w:r>
-      <w:hyperlink r:id="rId80">
-        <w:r>
-          <w:rPr>
-            <w:lang w:val="pt_PT" w:bidi="pt_PT"/>
-          </w:rPr>
-          <w:rPr>
-            <w:color w:val="0000EE"/>
-            <w:u w:val="single"/>
-          </w:rPr>
-          <w:t>1 Timóteo 6.1–2</w:t>
-        </w:r>
-      </w:hyperlink>
+      <w:r>
+        <w:rPr>
+          <w:lang w:val="pt_PT" w:bidi="pt_PT"/>
+        </w:rPr>
+        <w:t>1 Timóteo 6.1–2</w:t>
+      </w:r>
       <w:r>
         <w:rPr>
           <w:lang w:val="pt_PT" w:bidi="pt_PT"/>
@@ -2873,54 +2381,36 @@
         </w:rPr>
         <w:t>. • salvação para todas as pessoas: Paulo tem a intenção que a graça de Deus cumpra plenamente seus objetivos entre os cretenses e que, ao fazer isso, os aliste no trabalho salvador de evangelismo de Deus (</w:t>
       </w:r>
-      <w:hyperlink r:id="rId62">
-        <w:r>
-          <w:rPr>
-            <w:lang w:val="pt_PT" w:bidi="pt_PT"/>
-          </w:rPr>
-          <w:rPr>
-            <w:color w:val="0000EE"/>
-            <w:u w:val="single"/>
-          </w:rPr>
-          <w:t>Tt 2.12</w:t>
-        </w:r>
-      </w:hyperlink>
+      <w:r>
+        <w:rPr>
+          <w:lang w:val="pt_PT" w:bidi="pt_PT"/>
+        </w:rPr>
+        <w:t>Tt 2.12</w:t>
+      </w:r>
       <w:r>
         <w:rPr>
           <w:lang w:val="pt_PT" w:bidi="pt_PT"/>
         </w:rPr>
         <w:t xml:space="preserve">; veja </w:t>
       </w:r>
-      <w:hyperlink r:id="rId81">
-        <w:r>
-          <w:rPr>
-            <w:lang w:val="pt_PT" w:bidi="pt_PT"/>
-          </w:rPr>
-          <w:rPr>
-            <w:color w:val="0000EE"/>
-            <w:u w:val="single"/>
-          </w:rPr>
-          <w:t>1Tm 2.1–7</w:t>
-        </w:r>
-      </w:hyperlink>
+      <w:r>
+        <w:rPr>
+          <w:lang w:val="pt_PT" w:bidi="pt_PT"/>
+        </w:rPr>
+        <w:t>1Tm 2.1–7</w:t>
+      </w:r>
       <w:r>
         <w:rPr>
           <w:lang w:val="pt_PT" w:bidi="pt_PT"/>
         </w:rPr>
         <w:t xml:space="preserve">; </w:t>
       </w:r>
-      <w:hyperlink r:id="rId82">
-        <w:r>
-          <w:rPr>
-            <w:lang w:val="pt_PT" w:bidi="pt_PT"/>
-          </w:rPr>
-          <w:rPr>
-            <w:color w:val="0000EE"/>
-            <w:u w:val="single"/>
-          </w:rPr>
-          <w:t>4.10</w:t>
-        </w:r>
-      </w:hyperlink>
+      <w:r>
+        <w:rPr>
+          <w:lang w:val="pt_PT" w:bidi="pt_PT"/>
+        </w:rPr>
+        <w:t>4.10</w:t>
+      </w:r>
       <w:r>
         <w:rPr>
           <w:lang w:val="pt_PT" w:bidi="pt_PT"/>
@@ -2975,36 +2465,24 @@
         </w:rPr>
         <w:t xml:space="preserve">Para: As ordens de </w:t>
       </w:r>
-      <w:hyperlink r:id="rId76">
-        <w:r>
-          <w:rPr>
-            <w:lang w:val="pt_PT" w:bidi="pt_PT"/>
-          </w:rPr>
-          <w:rPr>
-            <w:color w:val="0000EE"/>
-            <w:u w:val="single"/>
-          </w:rPr>
-          <w:t xml:space="preserve">2:1–10 </w:t>
-        </w:r>
-      </w:hyperlink>
+      <w:r>
+        <w:rPr>
+          <w:lang w:val="pt_PT" w:bidi="pt_PT"/>
+        </w:rPr>
+        <w:t xml:space="preserve">2:1–10 </w:t>
+      </w:r>
       <w:r>
         <w:rPr>
           <w:lang w:val="pt_PT" w:bidi="pt_PT"/>
         </w:rPr>
         <w:t xml:space="preserve">estão aqui fundamentadas na passada e na futura vinda de Cristo. A graça de Deus é um modelo para a conduta da igreja, assim como a salvação pela graça torna uma boa vida possível e cria pessoas dedicadas a boas obras (ver também </w:t>
       </w:r>
-      <w:hyperlink r:id="rId83">
-        <w:r>
-          <w:rPr>
-            <w:lang w:val="pt_PT" w:bidi="pt_PT"/>
-          </w:rPr>
-          <w:rPr>
-            <w:color w:val="0000EE"/>
-            <w:u w:val="single"/>
-          </w:rPr>
-          <w:t>3:3–7</w:t>
-        </w:r>
-      </w:hyperlink>
+      <w:r>
+        <w:rPr>
+          <w:lang w:val="pt_PT" w:bidi="pt_PT"/>
+        </w:rPr>
+        <w:t>3:3–7</w:t>
+      </w:r>
       <w:r>
         <w:rPr>
           <w:lang w:val="pt_PT" w:bidi="pt_PT"/>
@@ -3059,36 +2537,24 @@
         </w:rPr>
         <w:t xml:space="preserve">somos instruídos: A ênfase desta instrução recai sobre as virtudes positivas: sabedoria, retidão e devoção a Deus. Nos escritos greco-romanos, essas três virtudes representam conduta virtuosa em geral. Essas virtudes combatem os vícios cretenses listados em </w:t>
       </w:r>
-      <w:hyperlink r:id="rId35">
-        <w:r>
-          <w:rPr>
-            <w:lang w:val="pt_PT" w:bidi="pt_PT"/>
-          </w:rPr>
-          <w:rPr>
-            <w:color w:val="0000EE"/>
-            <w:u w:val="single"/>
-          </w:rPr>
-          <w:t>1:12</w:t>
-        </w:r>
-      </w:hyperlink>
+      <w:r>
+        <w:rPr>
+          <w:lang w:val="pt_PT" w:bidi="pt_PT"/>
+        </w:rPr>
+        <w:t>1:12</w:t>
+      </w:r>
       <w:r>
         <w:rPr>
           <w:lang w:val="pt_PT" w:bidi="pt_PT"/>
         </w:rPr>
         <w:t xml:space="preserve"> e são transformados em qualidades totalmente cristãs (ver </w:t>
       </w:r>
-      <w:hyperlink r:id="rId26">
-        <w:r>
-          <w:rPr>
-            <w:lang w:val="pt_PT" w:bidi="pt_PT"/>
-          </w:rPr>
-          <w:rPr>
-            <w:color w:val="0000EE"/>
-            <w:u w:val="single"/>
-          </w:rPr>
-          <w:t>2:13</w:t>
-        </w:r>
-      </w:hyperlink>
+      <w:r>
+        <w:rPr>
+          <w:lang w:val="pt_PT" w:bidi="pt_PT"/>
+        </w:rPr>
+        <w:t>2:13</w:t>
+      </w:r>
       <w:r>
         <w:rPr>
           <w:lang w:val="pt_PT" w:bidi="pt_PT"/>
@@ -3143,18 +2609,12 @@
         </w:rPr>
         <w:t xml:space="preserve">ficamos esperando: Isso implica esperança, bem como responsabilidade futura, ambos estimulando a conduta piedosa no presente. • em que aparecerá: Esta frase traduz uma palavra grega proeminente nas cartas a Timóteo e Tito (“epifania” ou “aparição”; também </w:t>
       </w:r>
-      <w:hyperlink r:id="rId84">
-        <w:r>
-          <w:rPr>
-            <w:lang w:val="pt_PT" w:bidi="pt_PT"/>
-          </w:rPr>
-          <w:rPr>
-            <w:color w:val="0000EE"/>
-            <w:u w:val="single"/>
-          </w:rPr>
-          <w:t>2.11</w:t>
-        </w:r>
-      </w:hyperlink>
+      <w:r>
+        <w:rPr>
+          <w:lang w:val="pt_PT" w:bidi="pt_PT"/>
+        </w:rPr>
+        <w:t>2.11</w:t>
+      </w:r>
       <w:r>
         <w:rPr>
           <w:lang w:val="pt_PT" w:bidi="pt_PT"/>
@@ -3173,108 +2633,72 @@
         </w:rPr>
         <w:t xml:space="preserve">). • grande Deus e Salvador: Este é um dos poucos lugares no Novo Testamento onde Jesus Cristo é chamado diretamente de “Deus” (ver também </w:t>
       </w:r>
-      <w:hyperlink r:id="rId85">
-        <w:r>
-          <w:rPr>
-            <w:lang w:val="pt_PT" w:bidi="pt_PT"/>
-          </w:rPr>
-          <w:rPr>
-            <w:color w:val="0000EE"/>
-            <w:u w:val="single"/>
-          </w:rPr>
-          <w:t>João 1.1</w:t>
-        </w:r>
-      </w:hyperlink>
+      <w:r>
+        <w:rPr>
+          <w:lang w:val="pt_PT" w:bidi="pt_PT"/>
+        </w:rPr>
+        <w:t>João 1.1</w:t>
+      </w:r>
       <w:r>
         <w:rPr>
           <w:lang w:val="pt_PT" w:bidi="pt_PT"/>
         </w:rPr>
         <w:t xml:space="preserve">; </w:t>
       </w:r>
-      <w:hyperlink r:id="rId86">
-        <w:r>
-          <w:rPr>
-            <w:lang w:val="pt_PT" w:bidi="pt_PT"/>
-          </w:rPr>
-          <w:rPr>
-            <w:color w:val="0000EE"/>
-            <w:u w:val="single"/>
-          </w:rPr>
-          <w:t>20.28</w:t>
-        </w:r>
-      </w:hyperlink>
+      <w:r>
+        <w:rPr>
+          <w:lang w:val="pt_PT" w:bidi="pt_PT"/>
+        </w:rPr>
+        <w:t>20.28</w:t>
+      </w:r>
       <w:r>
         <w:rPr>
           <w:lang w:val="pt_PT" w:bidi="pt_PT"/>
         </w:rPr>
         <w:t xml:space="preserve">; </w:t>
       </w:r>
-      <w:hyperlink r:id="rId87">
-        <w:r>
-          <w:rPr>
-            <w:lang w:val="pt_PT" w:bidi="pt_PT"/>
-          </w:rPr>
-          <w:rPr>
-            <w:color w:val="0000EE"/>
-            <w:u w:val="single"/>
-          </w:rPr>
-          <w:t>Romanos 9.5</w:t>
-        </w:r>
-      </w:hyperlink>
+      <w:r>
+        <w:rPr>
+          <w:lang w:val="pt_PT" w:bidi="pt_PT"/>
+        </w:rPr>
+        <w:t>Romanos 9.5</w:t>
+      </w:r>
       <w:r>
         <w:rPr>
           <w:lang w:val="pt_PT" w:bidi="pt_PT"/>
         </w:rPr>
         <w:t xml:space="preserve">; </w:t>
       </w:r>
-      <w:hyperlink r:id="rId88">
-        <w:r>
-          <w:rPr>
-            <w:lang w:val="pt_PT" w:bidi="pt_PT"/>
-          </w:rPr>
-          <w:rPr>
-            <w:color w:val="0000EE"/>
-            <w:u w:val="single"/>
-          </w:rPr>
-          <w:t>Hebreus 1.8</w:t>
-        </w:r>
-      </w:hyperlink>
+      <w:r>
+        <w:rPr>
+          <w:lang w:val="pt_PT" w:bidi="pt_PT"/>
+        </w:rPr>
+        <w:t>Hebreus 1.8</w:t>
+      </w:r>
       <w:r>
         <w:rPr>
           <w:lang w:val="pt_PT" w:bidi="pt_PT"/>
         </w:rPr>
         <w:t xml:space="preserve">; </w:t>
       </w:r>
-      <w:hyperlink r:id="rId89">
-        <w:r>
-          <w:rPr>
-            <w:lang w:val="pt_PT" w:bidi="pt_PT"/>
-          </w:rPr>
-          <w:rPr>
-            <w:color w:val="0000EE"/>
-            <w:u w:val="single"/>
-          </w:rPr>
-          <w:t>2 Pedro 1.1</w:t>
-        </w:r>
-      </w:hyperlink>
+      <w:r>
+        <w:rPr>
+          <w:lang w:val="pt_PT" w:bidi="pt_PT"/>
+        </w:rPr>
+        <w:t>2 Pedro 1.1</w:t>
+      </w:r>
       <w:r>
         <w:rPr>
           <w:lang w:val="pt_PT" w:bidi="pt_PT"/>
         </w:rPr>
         <w:t xml:space="preserve">; possivelmente </w:t>
       </w:r>
-      <w:hyperlink r:id="rId90">
-        <w:r>
-          <w:rPr>
-            <w:lang w:val="pt_PT" w:bidi="pt_PT"/>
-          </w:rPr>
-          <w:rPr>
-            <w:color w:val="0000EE"/>
-            <w:u w:val="single"/>
-          </w:rPr>
-          <w:t>João 1.18</w:t>
-        </w:r>
-      </w:hyperlink>
+      <w:r>
+        <w:rPr>
+          <w:lang w:val="pt_PT" w:bidi="pt_PT"/>
+        </w:rPr>
+        <w:t>João 1.18</w:t>
+      </w:r>
       <w:r>
         <w:rPr>
           <w:lang w:val="pt_PT" w:bidi="pt_PT"/>
@@ -3341,180 +2765,120 @@
         </w:rPr>
         <w:t xml:space="preserve">A salvação produz um povo que tem o desejo e a capacidade para as boas obras delineadas em </w:t>
       </w:r>
-      <w:hyperlink r:id="rId37">
-        <w:r>
-          <w:rPr>
-            <w:lang w:val="pt_PT" w:bidi="pt_PT"/>
-          </w:rPr>
-          <w:rPr>
-            <w:color w:val="0000EE"/>
-            <w:u w:val="single"/>
-          </w:rPr>
-          <w:t>2:2–10</w:t>
-        </w:r>
-      </w:hyperlink>
+      <w:r>
+        <w:rPr>
+          <w:lang w:val="pt_PT" w:bidi="pt_PT"/>
+        </w:rPr>
+        <w:t>2:2–10</w:t>
+      </w:r>
       <w:r>
         <w:rPr>
           <w:lang w:val="pt_PT" w:bidi="pt_PT"/>
         </w:rPr>
         <w:t xml:space="preserve">. • deu a si mesmo: Ver também </w:t>
       </w:r>
-      <w:hyperlink r:id="rId22">
-        <w:r>
-          <w:rPr>
-            <w:lang w:val="pt_PT" w:bidi="pt_PT"/>
-          </w:rPr>
-          <w:rPr>
-            <w:color w:val="0000EE"/>
-            <w:u w:val="single"/>
-          </w:rPr>
-          <w:t>1Tm 2.6</w:t>
-        </w:r>
-      </w:hyperlink>
+      <w:r>
+        <w:rPr>
+          <w:lang w:val="pt_PT" w:bidi="pt_PT"/>
+        </w:rPr>
+        <w:t>1Tm 2.6</w:t>
+      </w:r>
       <w:r>
         <w:rPr>
           <w:lang w:val="pt_PT" w:bidi="pt_PT"/>
         </w:rPr>
         <w:t xml:space="preserve">. • a fim de nos livrar: Ver </w:t>
       </w:r>
-      <w:hyperlink r:id="rId91">
-        <w:r>
-          <w:rPr>
-            <w:lang w:val="pt_PT" w:bidi="pt_PT"/>
-          </w:rPr>
-          <w:rPr>
-            <w:color w:val="0000EE"/>
-            <w:u w:val="single"/>
-          </w:rPr>
-          <w:t>Gl 3.22</w:t>
-        </w:r>
-      </w:hyperlink>
+      <w:r>
+        <w:rPr>
+          <w:lang w:val="pt_PT" w:bidi="pt_PT"/>
+        </w:rPr>
+        <w:t>Gl 3.22</w:t>
+      </w:r>
       <w:r>
         <w:rPr>
           <w:lang w:val="pt_PT" w:bidi="pt_PT"/>
         </w:rPr>
         <w:t xml:space="preserve">; </w:t>
       </w:r>
-      <w:hyperlink r:id="rId92">
-        <w:r>
-          <w:rPr>
-            <w:lang w:val="pt_PT" w:bidi="pt_PT"/>
-          </w:rPr>
-          <w:rPr>
-            <w:color w:val="0000EE"/>
-            <w:u w:val="single"/>
-          </w:rPr>
-          <w:t>4.4–5</w:t>
-        </w:r>
-      </w:hyperlink>
+      <w:r>
+        <w:rPr>
+          <w:lang w:val="pt_PT" w:bidi="pt_PT"/>
+        </w:rPr>
+        <w:t>4.4–5</w:t>
+      </w:r>
       <w:r>
         <w:rPr>
           <w:lang w:val="pt_PT" w:bidi="pt_PT"/>
         </w:rPr>
         <w:t xml:space="preserve">; cp. </w:t>
       </w:r>
-      <w:hyperlink r:id="rId93">
-        <w:r>
-          <w:rPr>
-            <w:lang w:val="pt_PT" w:bidi="pt_PT"/>
-          </w:rPr>
-          <w:rPr>
-            <w:color w:val="0000EE"/>
-            <w:u w:val="single"/>
-          </w:rPr>
-          <w:t>Êx 6.6–8</w:t>
-        </w:r>
-      </w:hyperlink>
+      <w:r>
+        <w:rPr>
+          <w:lang w:val="pt_PT" w:bidi="pt_PT"/>
+        </w:rPr>
+        <w:t>Êx 6.6–8</w:t>
+      </w:r>
       <w:r>
         <w:rPr>
           <w:lang w:val="pt_PT" w:bidi="pt_PT"/>
         </w:rPr>
         <w:t xml:space="preserve">. • A frase um povo que pertence somente a ele lembra a formação de Israel como nação (ver </w:t>
       </w:r>
-      <w:hyperlink r:id="rId94">
-        <w:r>
-          <w:rPr>
-            <w:lang w:val="pt_PT" w:bidi="pt_PT"/>
-          </w:rPr>
-          <w:rPr>
-            <w:color w:val="0000EE"/>
-            <w:u w:val="single"/>
-          </w:rPr>
-          <w:t>Êx 19.5</w:t>
-        </w:r>
-      </w:hyperlink>
+      <w:r>
+        <w:rPr>
+          <w:lang w:val="pt_PT" w:bidi="pt_PT"/>
+        </w:rPr>
+        <w:t>Êx 19.5</w:t>
+      </w:r>
       <w:r>
         <w:rPr>
           <w:lang w:val="pt_PT" w:bidi="pt_PT"/>
         </w:rPr>
         <w:t xml:space="preserve">; </w:t>
       </w:r>
-      <w:hyperlink r:id="rId95">
-        <w:r>
-          <w:rPr>
-            <w:lang w:val="pt_PT" w:bidi="pt_PT"/>
-          </w:rPr>
-          <w:rPr>
-            <w:color w:val="0000EE"/>
-            <w:u w:val="single"/>
-          </w:rPr>
-          <w:t>Dt 7.6</w:t>
-        </w:r>
-      </w:hyperlink>
+      <w:r>
+        <w:rPr>
+          <w:lang w:val="pt_PT" w:bidi="pt_PT"/>
+        </w:rPr>
+        <w:t>Dt 7.6</w:t>
+      </w:r>
       <w:r>
         <w:rPr>
           <w:lang w:val="pt_PT" w:bidi="pt_PT"/>
         </w:rPr>
         <w:t xml:space="preserve">; </w:t>
       </w:r>
-      <w:hyperlink r:id="rId96">
-        <w:r>
-          <w:rPr>
-            <w:lang w:val="pt_PT" w:bidi="pt_PT"/>
-          </w:rPr>
-          <w:rPr>
-            <w:color w:val="0000EE"/>
-            <w:u w:val="single"/>
-          </w:rPr>
-          <w:t>14.2</w:t>
-        </w:r>
-      </w:hyperlink>
+      <w:r>
+        <w:rPr>
+          <w:lang w:val="pt_PT" w:bidi="pt_PT"/>
+        </w:rPr>
+        <w:t>14.2</w:t>
+      </w:r>
       <w:r>
         <w:rPr>
           <w:lang w:val="pt_PT" w:bidi="pt_PT"/>
         </w:rPr>
         <w:t xml:space="preserve">). Aqueles que seguem a Cristo agora são o povo de Deus - sua nação - e o Espírito os guia para manter a aliança de Deus. • que se dedica a fazer o bem: Ver </w:t>
       </w:r>
-      <w:hyperlink r:id="rId97">
-        <w:r>
-          <w:rPr>
-            <w:lang w:val="pt_PT" w:bidi="pt_PT"/>
-          </w:rPr>
-          <w:rPr>
-            <w:color w:val="0000EE"/>
-            <w:u w:val="single"/>
-          </w:rPr>
-          <w:t>Tito 1.16</w:t>
-        </w:r>
-      </w:hyperlink>
+      <w:r>
+        <w:rPr>
+          <w:lang w:val="pt_PT" w:bidi="pt_PT"/>
+        </w:rPr>
+        <w:t>Tito 1.16</w:t>
+      </w:r>
       <w:r>
         <w:rPr>
           <w:lang w:val="pt_PT" w:bidi="pt_PT"/>
         </w:rPr>
         <w:t xml:space="preserve">; </w:t>
       </w:r>
-      <w:hyperlink r:id="rId98">
-        <w:r>
-          <w:rPr>
-            <w:lang w:val="pt_PT" w:bidi="pt_PT"/>
-          </w:rPr>
-          <w:rPr>
-            <w:color w:val="0000EE"/>
-            <w:u w:val="single"/>
-          </w:rPr>
-          <w:t>Ef 2.10</w:t>
-        </w:r>
-      </w:hyperlink>
+      <w:r>
+        <w:rPr>
+          <w:lang w:val="pt_PT" w:bidi="pt_PT"/>
+        </w:rPr>
+        <w:t>Ef 2.10</w:t>
+      </w:r>
       <w:r>
         <w:rPr>
           <w:lang w:val="pt_PT" w:bidi="pt_PT"/>
@@ -3569,54 +2933,36 @@
         </w:rPr>
         <w:t>Paulo pode estar dizendo aos crentes para fazerem uma clara distinção entre eles e as massas comuns desordeiras. Alternativamente, os arruaceiros (</w:t>
       </w:r>
-      <w:hyperlink r:id="rId99">
-        <w:r>
-          <w:rPr>
-            <w:lang w:val="pt_PT" w:bidi="pt_PT"/>
-          </w:rPr>
-          <w:rPr>
-            <w:color w:val="0000EE"/>
-            <w:u w:val="single"/>
-          </w:rPr>
-          <w:t>1.10–15</w:t>
-        </w:r>
-      </w:hyperlink>
+      <w:r>
+        <w:rPr>
+          <w:lang w:val="pt_PT" w:bidi="pt_PT"/>
+        </w:rPr>
+        <w:t>1.10–15</w:t>
+      </w:r>
       <w:r>
         <w:rPr>
           <w:lang w:val="pt_PT" w:bidi="pt_PT"/>
         </w:rPr>
         <w:t xml:space="preserve">; </w:t>
       </w:r>
-      <w:hyperlink r:id="rId100">
-        <w:r>
-          <w:rPr>
-            <w:lang w:val="pt_PT" w:bidi="pt_PT"/>
-          </w:rPr>
-          <w:rPr>
-            <w:color w:val="0000EE"/>
-            <w:u w:val="single"/>
-          </w:rPr>
-          <w:t>3.10</w:t>
-        </w:r>
-      </w:hyperlink>
+      <w:r>
+        <w:rPr>
+          <w:lang w:val="pt_PT" w:bidi="pt_PT"/>
+        </w:rPr>
+        <w:t>3.10</w:t>
+      </w:r>
       <w:r>
         <w:rPr>
           <w:lang w:val="pt_PT" w:bidi="pt_PT"/>
         </w:rPr>
         <w:t xml:space="preserve">) podem ter adotado comportamentos desordeiros que surgiram de seus ensinamentos errôneos (como é provavelmente o caso em </w:t>
       </w:r>
-      <w:hyperlink r:id="rId81">
-        <w:r>
-          <w:rPr>
-            <w:lang w:val="pt_PT" w:bidi="pt_PT"/>
-          </w:rPr>
-          <w:rPr>
-            <w:color w:val="0000EE"/>
-            <w:u w:val="single"/>
-          </w:rPr>
-          <w:t>1Tm 2.1–7</w:t>
-        </w:r>
-      </w:hyperlink>
+      <w:r>
+        <w:rPr>
+          <w:lang w:val="pt_PT" w:bidi="pt_PT"/>
+        </w:rPr>
+        <w:t>1Tm 2.1–7</w:t>
+      </w:r>
       <w:r>
         <w:rPr>
           <w:lang w:val="pt_PT" w:bidi="pt_PT"/>
@@ -3636,36 +2982,24 @@
         </w:rPr>
         <w:t xml:space="preserve"> veja </w:t>
       </w:r>
-      <w:hyperlink r:id="rId101">
-        <w:r>
-          <w:rPr>
-            <w:lang w:val="pt_PT" w:bidi="pt_PT"/>
-          </w:rPr>
-          <w:rPr>
-            <w:color w:val="0000EE"/>
-            <w:u w:val="single"/>
-          </w:rPr>
-          <w:t>1Tm 2.2</w:t>
-        </w:r>
-      </w:hyperlink>
+      <w:r>
+        <w:rPr>
+          <w:lang w:val="pt_PT" w:bidi="pt_PT"/>
+        </w:rPr>
+        <w:t>1Tm 2.2</w:t>
+      </w:r>
       <w:r>
         <w:rPr>
           <w:lang w:val="pt_PT" w:bidi="pt_PT"/>
         </w:rPr>
         <w:t xml:space="preserve">; </w:t>
       </w:r>
-      <w:hyperlink r:id="rId102">
-        <w:r>
-          <w:rPr>
-            <w:lang w:val="pt_PT" w:bidi="pt_PT"/>
-          </w:rPr>
-          <w:rPr>
-            <w:color w:val="0000EE"/>
-            <w:u w:val="single"/>
-          </w:rPr>
-          <w:t>Rm 13.1–7</w:t>
-        </w:r>
-      </w:hyperlink>
+      <w:r>
+        <w:rPr>
+          <w:lang w:val="pt_PT" w:bidi="pt_PT"/>
+        </w:rPr>
+        <w:t>Rm 13.1–7</w:t>
+      </w:r>
       <w:r>
         <w:rPr>
           <w:lang w:val="pt_PT" w:bidi="pt_PT"/>
@@ -3720,108 +3054,72 @@
         </w:rPr>
         <w:t>O destaque para o ensino saudável (</w:t>
       </w:r>
-      <w:hyperlink r:id="rId64">
-        <w:r>
-          <w:rPr>
-            <w:lang w:val="pt_PT" w:bidi="pt_PT"/>
-          </w:rPr>
-          <w:rPr>
-            <w:color w:val="0000EE"/>
-            <w:u w:val="single"/>
-          </w:rPr>
-          <w:t>1.9</w:t>
-        </w:r>
-      </w:hyperlink>
+      <w:r>
+        <w:rPr>
+          <w:lang w:val="pt_PT" w:bidi="pt_PT"/>
+        </w:rPr>
+        <w:t>1.9</w:t>
+      </w:r>
       <w:r>
         <w:rPr>
           <w:lang w:val="pt_PT" w:bidi="pt_PT"/>
         </w:rPr>
         <w:t xml:space="preserve">; </w:t>
       </w:r>
-      <w:hyperlink r:id="rId103">
-        <w:r>
-          <w:rPr>
-            <w:lang w:val="pt_PT" w:bidi="pt_PT"/>
-          </w:rPr>
-          <w:rPr>
-            <w:color w:val="0000EE"/>
-            <w:u w:val="single"/>
-          </w:rPr>
-          <w:t>2.1</w:t>
-        </w:r>
-      </w:hyperlink>
+      <w:r>
+        <w:rPr>
+          <w:lang w:val="pt_PT" w:bidi="pt_PT"/>
+        </w:rPr>
+        <w:t>2.1</w:t>
+      </w:r>
       <w:r>
         <w:rPr>
           <w:lang w:val="pt_PT" w:bidi="pt_PT"/>
         </w:rPr>
         <w:t xml:space="preserve">) continua; Paulo agora se volta para a relação da comunidade cristã com a sociedade em geral (cp. </w:t>
       </w:r>
-      <w:hyperlink r:id="rId104">
-        <w:r>
-          <w:rPr>
-            <w:lang w:val="pt_PT" w:bidi="pt_PT"/>
-          </w:rPr>
-          <w:rPr>
-            <w:color w:val="0000EE"/>
-            <w:u w:val="single"/>
-          </w:rPr>
-          <w:t>1 Tm 2.2–4</w:t>
-        </w:r>
-      </w:hyperlink>
+      <w:r>
+        <w:rPr>
+          <w:lang w:val="pt_PT" w:bidi="pt_PT"/>
+        </w:rPr>
+        <w:t>1 Tm 2.2–4</w:t>
+      </w:r>
       <w:r>
         <w:rPr>
           <w:lang w:val="pt_PT" w:bidi="pt_PT"/>
         </w:rPr>
         <w:t xml:space="preserve">). Assim como em </w:t>
       </w:r>
-      <w:hyperlink r:id="rId105">
-        <w:r>
-          <w:rPr>
-            <w:lang w:val="pt_PT" w:bidi="pt_PT"/>
-          </w:rPr>
-          <w:rPr>
-            <w:color w:val="0000EE"/>
-            <w:u w:val="single"/>
-          </w:rPr>
-          <w:t>Tito 2.1–15</w:t>
-        </w:r>
-      </w:hyperlink>
+      <w:r>
+        <w:rPr>
+          <w:lang w:val="pt_PT" w:bidi="pt_PT"/>
+        </w:rPr>
+        <w:t>Tito 2.1–15</w:t>
+      </w:r>
       <w:r>
         <w:rPr>
           <w:lang w:val="pt_PT" w:bidi="pt_PT"/>
         </w:rPr>
         <w:t>, as instruções de Deus para o seu povo (</w:t>
       </w:r>
-      <w:hyperlink r:id="rId106">
-        <w:r>
-          <w:rPr>
-            <w:lang w:val="pt_PT" w:bidi="pt_PT"/>
-          </w:rPr>
-          <w:rPr>
-            <w:color w:val="0000EE"/>
-            <w:u w:val="single"/>
-          </w:rPr>
-          <w:t>3.1–2</w:t>
-        </w:r>
-      </w:hyperlink>
+      <w:r>
+        <w:rPr>
+          <w:lang w:val="pt_PT" w:bidi="pt_PT"/>
+        </w:rPr>
+        <w:t>3.1–2</w:t>
+      </w:r>
       <w:r>
         <w:rPr>
           <w:lang w:val="pt_PT" w:bidi="pt_PT"/>
         </w:rPr>
         <w:t>) são baseadas em seu relacionamento com eles (</w:t>
       </w:r>
-      <w:hyperlink r:id="rId83">
-        <w:r>
-          <w:rPr>
-            <w:lang w:val="pt_PT" w:bidi="pt_PT"/>
-          </w:rPr>
-          <w:rPr>
-            <w:color w:val="0000EE"/>
-            <w:u w:val="single"/>
-          </w:rPr>
-          <w:t>3.3–7</w:t>
-        </w:r>
-      </w:hyperlink>
+      <w:r>
+        <w:rPr>
+          <w:lang w:val="pt_PT" w:bidi="pt_PT"/>
+        </w:rPr>
+        <w:t>3.3–7</w:t>
+      </w:r>
       <w:r>
         <w:rPr>
           <w:lang w:val="pt_PT" w:bidi="pt_PT"/>
@@ -3840,18 +3138,12 @@
         </w:rPr>
         <w:t>). Paulo então instrui Tito a evitar disputas infrutíferas e insistir em um ensino benéfico (</w:t>
       </w:r>
-      <w:hyperlink r:id="rId107">
-        <w:r>
-          <w:rPr>
-            <w:lang w:val="pt_PT" w:bidi="pt_PT"/>
-          </w:rPr>
-          <w:rPr>
-            <w:color w:val="0000EE"/>
-            <w:u w:val="single"/>
-          </w:rPr>
-          <w:t>3.8–11</w:t>
-        </w:r>
-      </w:hyperlink>
+      <w:r>
+        <w:rPr>
+          <w:lang w:val="pt_PT" w:bidi="pt_PT"/>
+        </w:rPr>
+        <w:t>3.8–11</w:t>
+      </w:r>
       <w:r>
         <w:rPr>
           <w:lang w:val="pt_PT" w:bidi="pt_PT"/>
@@ -3906,108 +3198,72 @@
         </w:rPr>
         <w:t>A humildade (</w:t>
       </w:r>
-      <w:hyperlink r:id="rId108">
-        <w:r>
-          <w:rPr>
-            <w:lang w:val="pt_PT" w:bidi="pt_PT"/>
-          </w:rPr>
-          <w:rPr>
-            <w:color w:val="0000EE"/>
-            <w:u w:val="single"/>
-          </w:rPr>
-          <w:t>3.2</w:t>
-        </w:r>
-      </w:hyperlink>
+      <w:r>
+        <w:rPr>
+          <w:lang w:val="pt_PT" w:bidi="pt_PT"/>
+        </w:rPr>
+        <w:t>3.2</w:t>
+      </w:r>
       <w:r>
         <w:rPr>
           <w:lang w:val="pt_PT" w:bidi="pt_PT"/>
         </w:rPr>
         <w:t>) é apropriada, considerando nosso estado quando a bondade e o amor de Deus vieram até nós (</w:t>
       </w:r>
-      <w:hyperlink r:id="rId27">
-        <w:r>
-          <w:rPr>
-            <w:lang w:val="pt_PT" w:bidi="pt_PT"/>
-          </w:rPr>
-          <w:rPr>
-            <w:color w:val="0000EE"/>
-            <w:u w:val="single"/>
-          </w:rPr>
-          <w:t>3.4</w:t>
-        </w:r>
-      </w:hyperlink>
+      <w:r>
+        <w:rPr>
+          <w:lang w:val="pt_PT" w:bidi="pt_PT"/>
+        </w:rPr>
+        <w:t>3.4</w:t>
+      </w:r>
       <w:r>
         <w:rPr>
           <w:lang w:val="pt_PT" w:bidi="pt_PT"/>
         </w:rPr>
         <w:t xml:space="preserve">; ver </w:t>
       </w:r>
-      <w:hyperlink r:id="rId109">
-        <w:r>
-          <w:rPr>
-            <w:lang w:val="pt_PT" w:bidi="pt_PT"/>
-          </w:rPr>
-          <w:rPr>
-            <w:color w:val="0000EE"/>
-            <w:u w:val="single"/>
-          </w:rPr>
-          <w:t>Ef 2.1–4</w:t>
-        </w:r>
-      </w:hyperlink>
+      <w:r>
+        <w:rPr>
+          <w:lang w:val="pt_PT" w:bidi="pt_PT"/>
+        </w:rPr>
+        <w:t>Ef 2.1–4</w:t>
+      </w:r>
       <w:r>
         <w:rPr>
           <w:lang w:val="pt_PT" w:bidi="pt_PT"/>
         </w:rPr>
         <w:t xml:space="preserve">; </w:t>
       </w:r>
-      <w:hyperlink r:id="rId110">
-        <w:r>
-          <w:rPr>
-            <w:lang w:val="pt_PT" w:bidi="pt_PT"/>
-          </w:rPr>
-          <w:rPr>
-            <w:color w:val="0000EE"/>
-            <w:u w:val="single"/>
-          </w:rPr>
-          <w:t>5.8</w:t>
-        </w:r>
-      </w:hyperlink>
+      <w:r>
+        <w:rPr>
+          <w:lang w:val="pt_PT" w:bidi="pt_PT"/>
+        </w:rPr>
+        <w:t>5.8</w:t>
+      </w:r>
       <w:r>
         <w:rPr>
           <w:lang w:val="pt_PT" w:bidi="pt_PT"/>
         </w:rPr>
         <w:t xml:space="preserve">; </w:t>
       </w:r>
-      <w:hyperlink r:id="rId111">
-        <w:r>
-          <w:rPr>
-            <w:lang w:val="pt_PT" w:bidi="pt_PT"/>
-          </w:rPr>
-          <w:rPr>
-            <w:color w:val="0000EE"/>
-            <w:u w:val="single"/>
-          </w:rPr>
-          <w:t>Cl 3.7</w:t>
-        </w:r>
-      </w:hyperlink>
+      <w:r>
+        <w:rPr>
+          <w:lang w:val="pt_PT" w:bidi="pt_PT"/>
+        </w:rPr>
+        <w:t>Cl 3.7</w:t>
+      </w:r>
       <w:r>
         <w:rPr>
           <w:lang w:val="pt_PT" w:bidi="pt_PT"/>
         </w:rPr>
         <w:t xml:space="preserve">; </w:t>
       </w:r>
-      <w:hyperlink r:id="rId112">
-        <w:r>
-          <w:rPr>
-            <w:lang w:val="pt_PT" w:bidi="pt_PT"/>
-          </w:rPr>
-          <w:rPr>
-            <w:color w:val="0000EE"/>
-            <w:u w:val="single"/>
-          </w:rPr>
-          <w:t>1Pe 4.3</w:t>
-        </w:r>
-      </w:hyperlink>
+      <w:r>
+        <w:rPr>
+          <w:lang w:val="pt_PT" w:bidi="pt_PT"/>
+        </w:rPr>
+        <w:t>1Pe 4.3</w:t>
+      </w:r>
       <w:r>
         <w:rPr>
           <w:lang w:val="pt_PT" w:bidi="pt_PT"/>
@@ -4075,36 +3331,24 @@
         </w:rPr>
         <w:t xml:space="preserve">): A palavra grega se relaciona com a vinda de Cristo (também em </w:t>
       </w:r>
-      <w:hyperlink r:id="rId84">
-        <w:r>
-          <w:rPr>
-            <w:lang w:val="pt_PT" w:bidi="pt_PT"/>
-          </w:rPr>
-          <w:rPr>
-            <w:color w:val="0000EE"/>
-            <w:u w:val="single"/>
-          </w:rPr>
-          <w:t>2.11</w:t>
-        </w:r>
-      </w:hyperlink>
+      <w:r>
+        <w:rPr>
+          <w:lang w:val="pt_PT" w:bidi="pt_PT"/>
+        </w:rPr>
+        <w:t>2.11</w:t>
+      </w:r>
       <w:r>
         <w:rPr>
           <w:lang w:val="pt_PT" w:bidi="pt_PT"/>
         </w:rPr>
         <w:t xml:space="preserve">, </w:t>
       </w:r>
-      <w:hyperlink r:id="rId26">
-        <w:r>
-          <w:rPr>
-            <w:lang w:val="pt_PT" w:bidi="pt_PT"/>
-          </w:rPr>
-          <w:rPr>
-            <w:color w:val="0000EE"/>
-            <w:u w:val="single"/>
-          </w:rPr>
-          <w:t>13</w:t>
-        </w:r>
-      </w:hyperlink>
+      <w:r>
+        <w:rPr>
+          <w:lang w:val="pt_PT" w:bidi="pt_PT"/>
+        </w:rPr>
+        <w:t>13</w:t>
+      </w:r>
       <w:r>
         <w:rPr>
           <w:lang w:val="pt_PT" w:bidi="pt_PT"/>
@@ -4171,36 +3415,24 @@
         </w:rPr>
         <w:t xml:space="preserve">Este trecho pode ser um resumo ou citação de ensinamentos tradicionais (ver </w:t>
       </w:r>
-      <w:hyperlink r:id="rId113">
-        <w:r>
-          <w:rPr>
-            <w:lang w:val="pt_PT" w:bidi="pt_PT"/>
-          </w:rPr>
-          <w:rPr>
-            <w:color w:val="0000EE"/>
-            <w:u w:val="single"/>
-          </w:rPr>
-          <w:t>1Tm 1.15</w:t>
-        </w:r>
-      </w:hyperlink>
+      <w:r>
+        <w:rPr>
+          <w:lang w:val="pt_PT" w:bidi="pt_PT"/>
+        </w:rPr>
+        <w:t>1Tm 1.15</w:t>
+      </w:r>
       <w:r>
         <w:rPr>
           <w:lang w:val="pt_PT" w:bidi="pt_PT"/>
         </w:rPr>
         <w:t xml:space="preserve">; </w:t>
       </w:r>
-      <w:hyperlink r:id="rId114">
-        <w:r>
-          <w:rPr>
-            <w:lang w:val="pt_PT" w:bidi="pt_PT"/>
-          </w:rPr>
-          <w:rPr>
-            <w:color w:val="0000EE"/>
-            <w:u w:val="single"/>
-          </w:rPr>
-          <w:t>2.5–6</w:t>
-        </w:r>
-      </w:hyperlink>
+      <w:r>
+        <w:rPr>
+          <w:lang w:val="pt_PT" w:bidi="pt_PT"/>
+        </w:rPr>
+        <w:t>2.5–6</w:t>
+      </w:r>
       <w:r>
         <w:rPr>
           <w:lang w:val="pt_PT" w:bidi="pt_PT"/>
@@ -4255,180 +3487,120 @@
         </w:rPr>
         <w:t xml:space="preserve">não porque . . . mas porque: O contraste está entre ações humanas que poderiam ser consideradas merecedoras de salvação e a graça de Deus (ver </w:t>
       </w:r>
-      <w:hyperlink r:id="rId115">
-        <w:r>
-          <w:rPr>
-            <w:lang w:val="pt_PT" w:bidi="pt_PT"/>
-          </w:rPr>
-          <w:rPr>
-            <w:color w:val="0000EE"/>
-            <w:u w:val="single"/>
-          </w:rPr>
-          <w:t>Gl 2.16</w:t>
-        </w:r>
-      </w:hyperlink>
+      <w:r>
+        <w:rPr>
+          <w:lang w:val="pt_PT" w:bidi="pt_PT"/>
+        </w:rPr>
+        <w:t>Gl 2.16</w:t>
+      </w:r>
       <w:r>
         <w:rPr>
           <w:lang w:val="pt_PT" w:bidi="pt_PT"/>
         </w:rPr>
         <w:t>). A salvação é pela fé na misericórdia de Deus sozinha (</w:t>
       </w:r>
-      <w:hyperlink r:id="rId116">
-        <w:r>
-          <w:rPr>
-            <w:lang w:val="pt_PT" w:bidi="pt_PT"/>
-          </w:rPr>
-          <w:rPr>
-            <w:color w:val="0000EE"/>
-            <w:u w:val="single"/>
-          </w:rPr>
-          <w:t>Ef 2.8</w:t>
-        </w:r>
-      </w:hyperlink>
+      <w:r>
+        <w:rPr>
+          <w:lang w:val="pt_PT" w:bidi="pt_PT"/>
+        </w:rPr>
+        <w:t>Ef 2.8</w:t>
+      </w:r>
       <w:r>
         <w:rPr>
           <w:lang w:val="pt_PT" w:bidi="pt_PT"/>
         </w:rPr>
         <w:t xml:space="preserve">). • Ele nos purificou dos nossos pecados, nos dando um novo nascimento: Ver </w:t>
       </w:r>
-      <w:hyperlink r:id="rId117">
-        <w:r>
-          <w:rPr>
-            <w:lang w:val="pt_PT" w:bidi="pt_PT"/>
-          </w:rPr>
-          <w:rPr>
-            <w:color w:val="0000EE"/>
-            <w:u w:val="single"/>
-          </w:rPr>
-          <w:t>Ez 16.9</w:t>
-        </w:r>
-      </w:hyperlink>
+      <w:r>
+        <w:rPr>
+          <w:lang w:val="pt_PT" w:bidi="pt_PT"/>
+        </w:rPr>
+        <w:t>Ez 16.9</w:t>
+      </w:r>
       <w:r>
         <w:rPr>
           <w:lang w:val="pt_PT" w:bidi="pt_PT"/>
         </w:rPr>
         <w:t xml:space="preserve">; </w:t>
       </w:r>
-      <w:hyperlink r:id="rId118">
-        <w:r>
-          <w:rPr>
-            <w:lang w:val="pt_PT" w:bidi="pt_PT"/>
-          </w:rPr>
-          <w:rPr>
-            <w:color w:val="0000EE"/>
-            <w:u w:val="single"/>
-          </w:rPr>
-          <w:t>Jo 3.1–15</w:t>
-        </w:r>
-      </w:hyperlink>
+      <w:r>
+        <w:rPr>
+          <w:lang w:val="pt_PT" w:bidi="pt_PT"/>
+        </w:rPr>
+        <w:t>Jo 3.1–15</w:t>
+      </w:r>
       <w:r>
         <w:rPr>
           <w:lang w:val="pt_PT" w:bidi="pt_PT"/>
         </w:rPr>
         <w:t xml:space="preserve">; </w:t>
       </w:r>
-      <w:hyperlink r:id="rId119">
-        <w:r>
-          <w:rPr>
-            <w:lang w:val="pt_PT" w:bidi="pt_PT"/>
-          </w:rPr>
-          <w:rPr>
-            <w:color w:val="0000EE"/>
-            <w:u w:val="single"/>
-          </w:rPr>
-          <w:t>Ef 5.26</w:t>
-        </w:r>
-      </w:hyperlink>
+      <w:r>
+        <w:rPr>
+          <w:lang w:val="pt_PT" w:bidi="pt_PT"/>
+        </w:rPr>
+        <w:t>Ef 5.26</w:t>
+      </w:r>
       <w:r>
         <w:rPr>
           <w:lang w:val="pt_PT" w:bidi="pt_PT"/>
         </w:rPr>
         <w:t xml:space="preserve">; </w:t>
       </w:r>
-      <w:hyperlink r:id="rId120">
-        <w:r>
-          <w:rPr>
-            <w:lang w:val="pt_PT" w:bidi="pt_PT"/>
-          </w:rPr>
-          <w:rPr>
-            <w:color w:val="0000EE"/>
-            <w:u w:val="single"/>
-          </w:rPr>
-          <w:t>Hb 10.22</w:t>
-        </w:r>
-      </w:hyperlink>
+      <w:r>
+        <w:rPr>
+          <w:lang w:val="pt_PT" w:bidi="pt_PT"/>
+        </w:rPr>
+        <w:t>Hb 10.22</w:t>
+      </w:r>
       <w:r>
         <w:rPr>
           <w:lang w:val="pt_PT" w:bidi="pt_PT"/>
         </w:rPr>
         <w:t xml:space="preserve">; </w:t>
       </w:r>
-      <w:hyperlink r:id="rId121">
-        <w:r>
-          <w:rPr>
-            <w:lang w:val="pt_PT" w:bidi="pt_PT"/>
-          </w:rPr>
-          <w:rPr>
-            <w:color w:val="0000EE"/>
-            <w:u w:val="single"/>
-          </w:rPr>
-          <w:t>2Pe 1.9</w:t>
-        </w:r>
-      </w:hyperlink>
+      <w:r>
+        <w:rPr>
+          <w:lang w:val="pt_PT" w:bidi="pt_PT"/>
+        </w:rPr>
+        <w:t>2Pe 1.9</w:t>
+      </w:r>
       <w:r>
         <w:rPr>
           <w:lang w:val="pt_PT" w:bidi="pt_PT"/>
         </w:rPr>
         <w:t xml:space="preserve">. • e nova vida através do Espírito Santo: Isso significa uma completa separação da vida de pecado e morte e uma transferência para o reino da vida e pureza (ver também </w:t>
       </w:r>
-      <w:hyperlink r:id="rId122">
-        <w:r>
-          <w:rPr>
-            <w:lang w:val="pt_PT" w:bidi="pt_PT"/>
-          </w:rPr>
-          <w:rPr>
-            <w:color w:val="0000EE"/>
-            <w:u w:val="single"/>
-          </w:rPr>
-          <w:t>Rm 12.2</w:t>
-        </w:r>
-      </w:hyperlink>
+      <w:r>
+        <w:rPr>
+          <w:lang w:val="pt_PT" w:bidi="pt_PT"/>
+        </w:rPr>
+        <w:t>Rm 12.2</w:t>
+      </w:r>
       <w:r>
         <w:rPr>
           <w:lang w:val="pt_PT" w:bidi="pt_PT"/>
         </w:rPr>
         <w:t xml:space="preserve">; </w:t>
       </w:r>
-      <w:hyperlink r:id="rId123">
-        <w:r>
-          <w:rPr>
-            <w:lang w:val="pt_PT" w:bidi="pt_PT"/>
-          </w:rPr>
-          <w:rPr>
-            <w:color w:val="0000EE"/>
-            <w:u w:val="single"/>
-          </w:rPr>
-          <w:t>2Co 5.17</w:t>
-        </w:r>
-      </w:hyperlink>
+      <w:r>
+        <w:rPr>
+          <w:lang w:val="pt_PT" w:bidi="pt_PT"/>
+        </w:rPr>
+        <w:t>2Co 5.17</w:t>
+      </w:r>
       <w:r>
         <w:rPr>
           <w:lang w:val="pt_PT" w:bidi="pt_PT"/>
         </w:rPr>
         <w:t xml:space="preserve">; </w:t>
       </w:r>
-      <w:hyperlink r:id="rId124">
-        <w:r>
-          <w:rPr>
-            <w:lang w:val="pt_PT" w:bidi="pt_PT"/>
-          </w:rPr>
-          <w:rPr>
-            <w:color w:val="0000EE"/>
-            <w:u w:val="single"/>
-          </w:rPr>
-          <w:t>Cl 3.10</w:t>
-        </w:r>
-      </w:hyperlink>
+      <w:r>
+        <w:rPr>
+          <w:lang w:val="pt_PT" w:bidi="pt_PT"/>
+        </w:rPr>
+        <w:t>Cl 3.10</w:t>
+      </w:r>
       <w:r>
         <w:rPr>
           <w:lang w:val="pt_PT" w:bidi="pt_PT"/>
@@ -4483,144 +3655,96 @@
         </w:rPr>
         <w:t xml:space="preserve">A primeira metade deste versículo resume </w:t>
       </w:r>
-      <w:hyperlink r:id="rId125">
-        <w:r>
-          <w:rPr>
-            <w:lang w:val="pt_PT" w:bidi="pt_PT"/>
-          </w:rPr>
-          <w:rPr>
-            <w:color w:val="0000EE"/>
-            <w:u w:val="single"/>
-          </w:rPr>
-          <w:t>3:4–6</w:t>
-        </w:r>
-      </w:hyperlink>
+      <w:r>
+        <w:rPr>
+          <w:lang w:val="pt_PT" w:bidi="pt_PT"/>
+        </w:rPr>
+        <w:t>3:4–6</w:t>
+      </w:r>
       <w:r>
         <w:rPr>
           <w:lang w:val="pt_PT" w:bidi="pt_PT"/>
         </w:rPr>
         <w:t xml:space="preserve">. A segunda metade fornece o propósito do que Deus fez. • nos tornou justos aos seus olhos: Veja </w:t>
       </w:r>
-      <w:hyperlink r:id="rId126">
-        <w:r>
-          <w:rPr>
-            <w:lang w:val="pt_PT" w:bidi="pt_PT"/>
-          </w:rPr>
-          <w:rPr>
-            <w:color w:val="0000EE"/>
-            <w:u w:val="single"/>
-          </w:rPr>
-          <w:t>Rm 3:20–28</w:t>
-        </w:r>
-      </w:hyperlink>
+      <w:r>
+        <w:rPr>
+          <w:lang w:val="pt_PT" w:bidi="pt_PT"/>
+        </w:rPr>
+        <w:t>Rm 3:20–28</w:t>
+      </w:r>
       <w:r>
         <w:rPr>
           <w:lang w:val="pt_PT" w:bidi="pt_PT"/>
         </w:rPr>
         <w:t xml:space="preserve">; </w:t>
       </w:r>
-      <w:hyperlink r:id="rId127">
-        <w:r>
-          <w:rPr>
-            <w:lang w:val="pt_PT" w:bidi="pt_PT"/>
-          </w:rPr>
-          <w:rPr>
-            <w:color w:val="0000EE"/>
-            <w:u w:val="single"/>
-          </w:rPr>
-          <w:t>Gl 2:16–17</w:t>
-        </w:r>
-      </w:hyperlink>
+      <w:r>
+        <w:rPr>
+          <w:lang w:val="pt_PT" w:bidi="pt_PT"/>
+        </w:rPr>
+        <w:t>Gl 2:16–17</w:t>
+      </w:r>
       <w:r>
         <w:rPr>
           <w:lang w:val="pt_PT" w:bidi="pt_PT"/>
         </w:rPr>
         <w:t>. • herdar a vida eterna: O Espírito (</w:t>
       </w:r>
-      <w:hyperlink r:id="rId21">
-        <w:r>
-          <w:rPr>
-            <w:lang w:val="pt_PT" w:bidi="pt_PT"/>
-          </w:rPr>
-          <w:rPr>
-            <w:color w:val="0000EE"/>
-            <w:u w:val="single"/>
-          </w:rPr>
-          <w:t>Tito 3:5</w:t>
-        </w:r>
-      </w:hyperlink>
+      <w:r>
+        <w:rPr>
+          <w:lang w:val="pt_PT" w:bidi="pt_PT"/>
+        </w:rPr>
+        <w:t>Tito 3:5</w:t>
+      </w:r>
       <w:r>
         <w:rPr>
           <w:lang w:val="pt_PT" w:bidi="pt_PT"/>
         </w:rPr>
         <w:t xml:space="preserve">) frequentemente está ligado ao nosso status como herdeiros (veja </w:t>
       </w:r>
-      <w:hyperlink r:id="rId128">
-        <w:r>
-          <w:rPr>
-            <w:lang w:val="pt_PT" w:bidi="pt_PT"/>
-          </w:rPr>
-          <w:rPr>
-            <w:color w:val="0000EE"/>
-            <w:u w:val="single"/>
-          </w:rPr>
-          <w:t>Rm 8:15–17</w:t>
-        </w:r>
-      </w:hyperlink>
+      <w:r>
+        <w:rPr>
+          <w:lang w:val="pt_PT" w:bidi="pt_PT"/>
+        </w:rPr>
+        <w:t>Rm 8:15–17</w:t>
+      </w:r>
       <w:r>
         <w:rPr>
           <w:lang w:val="pt_PT" w:bidi="pt_PT"/>
         </w:rPr>
         <w:t xml:space="preserve">; </w:t>
       </w:r>
-      <w:hyperlink r:id="rId129">
-        <w:r>
-          <w:rPr>
-            <w:lang w:val="pt_PT" w:bidi="pt_PT"/>
-          </w:rPr>
-          <w:rPr>
-            <w:color w:val="0000EE"/>
-            <w:u w:val="single"/>
-          </w:rPr>
-          <w:t>1Co 6:9–11</w:t>
-        </w:r>
-      </w:hyperlink>
+      <w:r>
+        <w:rPr>
+          <w:lang w:val="pt_PT" w:bidi="pt_PT"/>
+        </w:rPr>
+        <w:t>1Co 6:9–11</w:t>
+      </w:r>
       <w:r>
         <w:rPr>
           <w:lang w:val="pt_PT" w:bidi="pt_PT"/>
         </w:rPr>
         <w:t xml:space="preserve">; </w:t>
       </w:r>
-      <w:hyperlink r:id="rId130">
-        <w:r>
-          <w:rPr>
-            <w:lang w:val="pt_PT" w:bidi="pt_PT"/>
-          </w:rPr>
-          <w:rPr>
-            <w:color w:val="0000EE"/>
-            <w:u w:val="single"/>
-          </w:rPr>
-          <w:t>Gl 4:6–7</w:t>
-        </w:r>
-      </w:hyperlink>
+      <w:r>
+        <w:rPr>
+          <w:lang w:val="pt_PT" w:bidi="pt_PT"/>
+        </w:rPr>
+        <w:t>Gl 4:6–7</w:t>
+      </w:r>
       <w:r>
         <w:rPr>
           <w:lang w:val="pt_PT" w:bidi="pt_PT"/>
         </w:rPr>
         <w:t xml:space="preserve">; </w:t>
       </w:r>
-      <w:hyperlink r:id="rId131">
-        <w:r>
-          <w:rPr>
-            <w:lang w:val="pt_PT" w:bidi="pt_PT"/>
-          </w:rPr>
-          <w:rPr>
-            <w:color w:val="0000EE"/>
-            <w:u w:val="single"/>
-          </w:rPr>
-          <w:t>Ef 1:13–14</w:t>
-        </w:r>
-      </w:hyperlink>
+      <w:r>
+        <w:rPr>
+          <w:lang w:val="pt_PT" w:bidi="pt_PT"/>
+        </w:rPr>
+        <w:t>Ef 1:13–14</w:t>
+      </w:r>
       <w:r>
         <w:rPr>
           <w:lang w:val="pt_PT" w:bidi="pt_PT"/>
@@ -4675,36 +3799,24 @@
         </w:rPr>
         <w:t xml:space="preserve">O ensinamento verdadeiro é </w:t>
       </w:r>
-      <w:hyperlink r:id="rId132">
-        <w:r>
-          <w:rPr>
-            <w:lang w:val="pt_PT" w:bidi="pt_PT"/>
-          </w:rPr>
-          <w:rPr>
-            <w:color w:val="0000EE"/>
-            <w:u w:val="single"/>
-          </w:rPr>
-          <w:t>3:4–7</w:t>
-        </w:r>
-      </w:hyperlink>
+      <w:r>
+        <w:rPr>
+          <w:lang w:val="pt_PT" w:bidi="pt_PT"/>
+        </w:rPr>
+        <w:t>3:4–7</w:t>
+      </w:r>
       <w:r>
         <w:rPr>
           <w:lang w:val="pt_PT" w:bidi="pt_PT"/>
         </w:rPr>
         <w:t xml:space="preserve"> (cp. </w:t>
       </w:r>
-      <w:hyperlink r:id="rId113">
-        <w:r>
-          <w:rPr>
-            <w:lang w:val="pt_PT" w:bidi="pt_PT"/>
-          </w:rPr>
-          <w:rPr>
-            <w:color w:val="0000EE"/>
-            <w:u w:val="single"/>
-          </w:rPr>
-          <w:t>1 Tim 1:15</w:t>
-        </w:r>
-      </w:hyperlink>
+      <w:r>
+        <w:rPr>
+          <w:lang w:val="pt_PT" w:bidi="pt_PT"/>
+        </w:rPr>
+        <w:t>1 Tim 1:15</w:t>
+      </w:r>
       <w:r>
         <w:rPr>
           <w:lang w:val="pt_PT" w:bidi="pt_PT"/>
@@ -4759,36 +3871,24 @@
         </w:rPr>
         <w:t xml:space="preserve">não tenha mais nada a ver com... pessoas assim: Isso se refere a pessoas incorrigivelmente briguentas e divisivas (ver </w:t>
       </w:r>
-      <w:hyperlink r:id="rId36">
-        <w:r>
-          <w:rPr>
-            <w:lang w:val="pt_PT" w:bidi="pt_PT"/>
-          </w:rPr>
-          <w:rPr>
-            <w:color w:val="0000EE"/>
-            <w:u w:val="single"/>
-          </w:rPr>
-          <w:t>1.11</w:t>
-        </w:r>
-      </w:hyperlink>
+      <w:r>
+        <w:rPr>
+          <w:lang w:val="pt_PT" w:bidi="pt_PT"/>
+        </w:rPr>
+        <w:t>1.11</w:t>
+      </w:r>
       <w:r>
         <w:rPr>
           <w:lang w:val="pt_PT" w:bidi="pt_PT"/>
         </w:rPr>
         <w:t xml:space="preserve">, </w:t>
       </w:r>
-      <w:hyperlink r:id="rId46">
-        <w:r>
-          <w:rPr>
-            <w:lang w:val="pt_PT" w:bidi="pt_PT"/>
-          </w:rPr>
-          <w:rPr>
-            <w:color w:val="0000EE"/>
-            <w:u w:val="single"/>
-          </w:rPr>
-          <w:t>13</w:t>
-        </w:r>
-      </w:hyperlink>
+      <w:r>
+        <w:rPr>
+          <w:lang w:val="pt_PT" w:bidi="pt_PT"/>
+        </w:rPr>
+        <w:t>13</w:t>
+      </w:r>
       <w:r>
         <w:rPr>
           <w:lang w:val="pt_PT" w:bidi="pt_PT"/>
@@ -4843,36 +3943,24 @@
         </w:rPr>
         <w:t xml:space="preserve">Evidentemente, Artemas ou Tíquico seriam o substituto de Tito em Creta. Como Tíquico foi de fato enviado a Éfeso (ver </w:t>
       </w:r>
-      <w:hyperlink r:id="rId133">
-        <w:r>
-          <w:rPr>
-            <w:lang w:val="pt_PT" w:bidi="pt_PT"/>
-          </w:rPr>
-          <w:rPr>
-            <w:color w:val="0000EE"/>
-            <w:u w:val="single"/>
-          </w:rPr>
-          <w:t>2Tm 4.12</w:t>
-        </w:r>
-      </w:hyperlink>
+      <w:r>
+        <w:rPr>
+          <w:lang w:val="pt_PT" w:bidi="pt_PT"/>
+        </w:rPr>
+        <w:t>2Tm 4.12</w:t>
+      </w:r>
       <w:r>
         <w:rPr>
           <w:lang w:val="pt_PT" w:bidi="pt_PT"/>
         </w:rPr>
         <w:t xml:space="preserve">), Artemas pode ter sido aquele que foi para Creta. • Nicópolis: Várias cidades tinham esse nome; essa era muito provavelmente uma cidade importante na costa oeste da península grega. Paulo possivelmente havia trabalhado aqui antes (ver </w:t>
       </w:r>
-      <w:hyperlink r:id="rId134">
-        <w:r>
-          <w:rPr>
-            <w:lang w:val="pt_PT" w:bidi="pt_PT"/>
-          </w:rPr>
-          <w:rPr>
-            <w:color w:val="0000EE"/>
-            <w:u w:val="single"/>
-          </w:rPr>
-          <w:t>Rm 15.19</w:t>
-        </w:r>
-      </w:hyperlink>
+      <w:r>
+        <w:rPr>
+          <w:lang w:val="pt_PT" w:bidi="pt_PT"/>
+        </w:rPr>
+        <w:t>Rm 15.19</w:t>
+      </w:r>
       <w:r>
         <w:rPr>
           <w:lang w:val="pt_PT" w:bidi="pt_PT"/>
@@ -4927,54 +4015,36 @@
         </w:rPr>
         <w:t>A carta se encerra com notícias (</w:t>
       </w:r>
-      <w:hyperlink r:id="rId135">
-        <w:r>
-          <w:rPr>
-            <w:lang w:val="pt_PT" w:bidi="pt_PT"/>
-          </w:rPr>
-          <w:rPr>
-            <w:color w:val="0000EE"/>
-            <w:u w:val="single"/>
-          </w:rPr>
-          <w:t>3.12</w:t>
-        </w:r>
-      </w:hyperlink>
+      <w:r>
+        <w:rPr>
+          <w:lang w:val="pt_PT" w:bidi="pt_PT"/>
+        </w:rPr>
+        <w:t>3.12</w:t>
+      </w:r>
       <w:r>
         <w:rPr>
           <w:lang w:val="pt_PT" w:bidi="pt_PT"/>
         </w:rPr>
         <w:t>), uma exortação final (</w:t>
       </w:r>
-      <w:hyperlink r:id="rId136">
-        <w:r>
-          <w:rPr>
-            <w:lang w:val="pt_PT" w:bidi="pt_PT"/>
-          </w:rPr>
-          <w:rPr>
-            <w:color w:val="0000EE"/>
-            <w:u w:val="single"/>
-          </w:rPr>
-          <w:t>3.13–14</w:t>
-        </w:r>
-      </w:hyperlink>
+      <w:r>
+        <w:rPr>
+          <w:lang w:val="pt_PT" w:bidi="pt_PT"/>
+        </w:rPr>
+        <w:t>3.13–14</w:t>
+      </w:r>
       <w:r>
         <w:rPr>
           <w:lang w:val="pt_PT" w:bidi="pt_PT"/>
         </w:rPr>
         <w:t>), saudações e uma benção (</w:t>
       </w:r>
-      <w:hyperlink r:id="rId137">
-        <w:r>
-          <w:rPr>
-            <w:lang w:val="pt_PT" w:bidi="pt_PT"/>
-          </w:rPr>
-          <w:rPr>
-            <w:color w:val="0000EE"/>
-            <w:u w:val="single"/>
-          </w:rPr>
-          <w:t>3.15</w:t>
-        </w:r>
-      </w:hyperlink>
+      <w:r>
+        <w:rPr>
+          <w:lang w:val="pt_PT" w:bidi="pt_PT"/>
+        </w:rPr>
+        <w:t>3.15</w:t>
+      </w:r>
       <w:r>
         <w:rPr>
           <w:lang w:val="pt_PT" w:bidi="pt_PT"/>
@@ -5029,270 +4099,180 @@
         </w:rPr>
         <w:t xml:space="preserve">Zenas e Apolo estavam envolvidos na divulgação das Boas Novas, e eles podem ter sido os mensageiros desta carta para Tito. • Zenas provavelmente era um especialista em direito romano ou um jurista romano (a mesma palavra para advogado está em </w:t>
       </w:r>
-      <w:hyperlink r:id="rId138">
-        <w:r>
-          <w:rPr>
-            <w:lang w:val="pt_PT" w:bidi="pt_PT"/>
-          </w:rPr>
-          <w:rPr>
-            <w:color w:val="0000EE"/>
-            <w:u w:val="single"/>
-          </w:rPr>
-          <w:t>Lucas 7.30</w:t>
-        </w:r>
-      </w:hyperlink>
+      <w:r>
+        <w:rPr>
+          <w:lang w:val="pt_PT" w:bidi="pt_PT"/>
+        </w:rPr>
+        <w:t>Lucas 7.30</w:t>
+      </w:r>
       <w:r>
         <w:rPr>
           <w:lang w:val="pt_PT" w:bidi="pt_PT"/>
         </w:rPr>
         <w:t xml:space="preserve">; </w:t>
       </w:r>
-      <w:hyperlink r:id="rId139">
-        <w:r>
-          <w:rPr>
-            <w:lang w:val="pt_PT" w:bidi="pt_PT"/>
-          </w:rPr>
-          <w:rPr>
-            <w:color w:val="0000EE"/>
-            <w:u w:val="single"/>
-          </w:rPr>
-          <w:t>10.25</w:t>
-        </w:r>
-      </w:hyperlink>
+      <w:r>
+        <w:rPr>
+          <w:lang w:val="pt_PT" w:bidi="pt_PT"/>
+        </w:rPr>
+        <w:t>10.25</w:t>
+      </w:r>
       <w:r>
         <w:rPr>
           <w:lang w:val="pt_PT" w:bidi="pt_PT"/>
         </w:rPr>
         <w:t xml:space="preserve">); seu nome pagão ("dádiva de Zeus") torna improvável que ele fosse um especialista na lei judaica. • Apolo é presumivelmente o mesmo homem de </w:t>
       </w:r>
-      <w:hyperlink r:id="rId140">
-        <w:r>
-          <w:rPr>
-            <w:lang w:val="pt_PT" w:bidi="pt_PT"/>
-          </w:rPr>
-          <w:rPr>
-            <w:color w:val="0000EE"/>
-            <w:u w:val="single"/>
-          </w:rPr>
-          <w:t>Atos 18.24</w:t>
-        </w:r>
-      </w:hyperlink>
+      <w:r>
+        <w:rPr>
+          <w:lang w:val="pt_PT" w:bidi="pt_PT"/>
+        </w:rPr>
+        <w:t>Atos 18.24</w:t>
+      </w:r>
       <w:r>
         <w:rPr>
           <w:lang w:val="pt_PT" w:bidi="pt_PT"/>
         </w:rPr>
         <w:t xml:space="preserve">; </w:t>
       </w:r>
-      <w:hyperlink r:id="rId141">
-        <w:r>
-          <w:rPr>
-            <w:lang w:val="pt_PT" w:bidi="pt_PT"/>
-          </w:rPr>
-          <w:rPr>
-            <w:color w:val="0000EE"/>
-            <w:u w:val="single"/>
-          </w:rPr>
-          <w:t>19.1</w:t>
-        </w:r>
-      </w:hyperlink>
+      <w:r>
+        <w:rPr>
+          <w:lang w:val="pt_PT" w:bidi="pt_PT"/>
+        </w:rPr>
+        <w:t>19.1</w:t>
+      </w:r>
       <w:r>
         <w:rPr>
           <w:lang w:val="pt_PT" w:bidi="pt_PT"/>
         </w:rPr>
         <w:t xml:space="preserve">; </w:t>
       </w:r>
-      <w:hyperlink r:id="rId142">
-        <w:r>
-          <w:rPr>
-            <w:lang w:val="pt_PT" w:bidi="pt_PT"/>
-          </w:rPr>
-          <w:rPr>
-            <w:color w:val="0000EE"/>
-            <w:u w:val="single"/>
-          </w:rPr>
-          <w:t>1Co 1.12</w:t>
-        </w:r>
-      </w:hyperlink>
+      <w:r>
+        <w:rPr>
+          <w:lang w:val="pt_PT" w:bidi="pt_PT"/>
+        </w:rPr>
+        <w:t>1Co 1.12</w:t>
+      </w:r>
       <w:r>
         <w:rPr>
           <w:lang w:val="pt_PT" w:bidi="pt_PT"/>
         </w:rPr>
         <w:t xml:space="preserve">; </w:t>
       </w:r>
-      <w:hyperlink r:id="rId143">
-        <w:r>
-          <w:rPr>
-            <w:lang w:val="pt_PT" w:bidi="pt_PT"/>
-          </w:rPr>
-          <w:rPr>
-            <w:color w:val="0000EE"/>
-            <w:u w:val="single"/>
-          </w:rPr>
-          <w:t>3.4–6</w:t>
-        </w:r>
-      </w:hyperlink>
+      <w:r>
+        <w:rPr>
+          <w:lang w:val="pt_PT" w:bidi="pt_PT"/>
+        </w:rPr>
+        <w:t>3.4–6</w:t>
+      </w:r>
       <w:r>
         <w:rPr>
           <w:lang w:val="pt_PT" w:bidi="pt_PT"/>
         </w:rPr>
         <w:t>,</w:t>
       </w:r>
-      <w:hyperlink r:id="rId144">
-        <w:r>
-          <w:rPr>
-            <w:lang w:val="pt_PT" w:bidi="pt_PT"/>
-          </w:rPr>
-          <w:rPr>
-            <w:color w:val="0000EE"/>
-            <w:u w:val="single"/>
-          </w:rPr>
-          <w:t>22</w:t>
-        </w:r>
-      </w:hyperlink>
+      <w:r>
+        <w:rPr>
+          <w:lang w:val="pt_PT" w:bidi="pt_PT"/>
+        </w:rPr>
+        <w:t>22</w:t>
+      </w:r>
       <w:r>
         <w:rPr>
           <w:lang w:val="pt_PT" w:bidi="pt_PT"/>
         </w:rPr>
         <w:t xml:space="preserve">; </w:t>
       </w:r>
-      <w:hyperlink r:id="rId145">
-        <w:r>
-          <w:rPr>
-            <w:lang w:val="pt_PT" w:bidi="pt_PT"/>
-          </w:rPr>
-          <w:rPr>
-            <w:color w:val="0000EE"/>
-            <w:u w:val="single"/>
-          </w:rPr>
-          <w:t>4.6</w:t>
-        </w:r>
-      </w:hyperlink>
+      <w:r>
+        <w:rPr>
+          <w:lang w:val="pt_PT" w:bidi="pt_PT"/>
+        </w:rPr>
+        <w:t>4.6</w:t>
+      </w:r>
       <w:r>
         <w:rPr>
           <w:lang w:val="pt_PT" w:bidi="pt_PT"/>
         </w:rPr>
         <w:t xml:space="preserve">; </w:t>
       </w:r>
-      <w:hyperlink r:id="rId146">
-        <w:r>
-          <w:rPr>
-            <w:lang w:val="pt_PT" w:bidi="pt_PT"/>
-          </w:rPr>
-          <w:rPr>
-            <w:color w:val="0000EE"/>
-            <w:u w:val="single"/>
-          </w:rPr>
-          <w:t>16.12</w:t>
-        </w:r>
-      </w:hyperlink>
+      <w:r>
+        <w:rPr>
+          <w:lang w:val="pt_PT" w:bidi="pt_PT"/>
+        </w:rPr>
+        <w:t>16.12</w:t>
+      </w:r>
       <w:r>
         <w:rPr>
           <w:lang w:val="pt_PT" w:bidi="pt_PT"/>
         </w:rPr>
         <w:t xml:space="preserve">. • tudo o que precisam: Veja </w:t>
       </w:r>
-      <w:hyperlink r:id="rId147">
-        <w:r>
-          <w:rPr>
-            <w:lang w:val="pt_PT" w:bidi="pt_PT"/>
-          </w:rPr>
-          <w:rPr>
-            <w:color w:val="0000EE"/>
-            <w:u w:val="single"/>
-          </w:rPr>
-          <w:t>1Tm 3.2</w:t>
-        </w:r>
-      </w:hyperlink>
+      <w:r>
+        <w:rPr>
+          <w:lang w:val="pt_PT" w:bidi="pt_PT"/>
+        </w:rPr>
+        <w:t>1Tm 3.2</w:t>
+      </w:r>
       <w:r>
         <w:rPr>
           <w:lang w:val="pt_PT" w:bidi="pt_PT"/>
         </w:rPr>
         <w:t xml:space="preserve">; </w:t>
       </w:r>
-      <w:hyperlink r:id="rId148">
-        <w:r>
-          <w:rPr>
-            <w:lang w:val="pt_PT" w:bidi="pt_PT"/>
-          </w:rPr>
-          <w:rPr>
-            <w:color w:val="0000EE"/>
-            <w:u w:val="single"/>
-          </w:rPr>
-          <w:t>3Jo 1.5–8</w:t>
-        </w:r>
-      </w:hyperlink>
+      <w:r>
+        <w:rPr>
+          <w:lang w:val="pt_PT" w:bidi="pt_PT"/>
+        </w:rPr>
+        <w:t>3Jo 1.5–8</w:t>
+      </w:r>
       <w:r>
         <w:rPr>
           <w:lang w:val="pt_PT" w:bidi="pt_PT"/>
         </w:rPr>
         <w:t xml:space="preserve">; cp. </w:t>
       </w:r>
-      <w:hyperlink r:id="rId149">
-        <w:r>
-          <w:rPr>
-            <w:lang w:val="pt_PT" w:bidi="pt_PT"/>
-          </w:rPr>
-          <w:rPr>
-            <w:color w:val="0000EE"/>
-            <w:u w:val="single"/>
-          </w:rPr>
-          <w:t>Rm 15:24</w:t>
-        </w:r>
-      </w:hyperlink>
+      <w:r>
+        <w:rPr>
+          <w:lang w:val="pt_PT" w:bidi="pt_PT"/>
+        </w:rPr>
+        <w:t>Rm 15:24</w:t>
+      </w:r>
       <w:r>
         <w:rPr>
           <w:lang w:val="pt_PT" w:bidi="pt_PT"/>
         </w:rPr>
         <w:t xml:space="preserve">; </w:t>
       </w:r>
-      <w:hyperlink r:id="rId150">
-        <w:r>
-          <w:rPr>
-            <w:lang w:val="pt_PT" w:bidi="pt_PT"/>
-          </w:rPr>
-          <w:rPr>
-            <w:color w:val="0000EE"/>
-            <w:u w:val="single"/>
-          </w:rPr>
-          <w:t>1Co 16.6</w:t>
-        </w:r>
-      </w:hyperlink>
+      <w:r>
+        <w:rPr>
+          <w:lang w:val="pt_PT" w:bidi="pt_PT"/>
+        </w:rPr>
+        <w:t>1Co 16.6</w:t>
+      </w:r>
       <w:r>
         <w:rPr>
           <w:lang w:val="pt_PT" w:bidi="pt_PT"/>
         </w:rPr>
         <w:t>,</w:t>
       </w:r>
-      <w:hyperlink r:id="rId151">
-        <w:r>
-          <w:rPr>
-            <w:lang w:val="pt_PT" w:bidi="pt_PT"/>
-          </w:rPr>
-          <w:rPr>
-            <w:color w:val="0000EE"/>
-            <w:u w:val="single"/>
-          </w:rPr>
-          <w:t>11</w:t>
-        </w:r>
-      </w:hyperlink>
+      <w:r>
+        <w:rPr>
+          <w:lang w:val="pt_PT" w:bidi="pt_PT"/>
+        </w:rPr>
+        <w:t>11</w:t>
+      </w:r>
       <w:r>
         <w:rPr>
           <w:lang w:val="pt_PT" w:bidi="pt_PT"/>
         </w:rPr>
         <w:t xml:space="preserve">; </w:t>
       </w:r>
-      <w:hyperlink r:id="rId152">
-        <w:r>
-          <w:rPr>
-            <w:lang w:val="pt_PT" w:bidi="pt_PT"/>
-          </w:rPr>
-          <w:rPr>
-            <w:color w:val="0000EE"/>
-            <w:u w:val="single"/>
-          </w:rPr>
-          <w:t>2Co 1.16</w:t>
-        </w:r>
-      </w:hyperlink>
+      <w:r>
+        <w:rPr>
+          <w:lang w:val="pt_PT" w:bidi="pt_PT"/>
+        </w:rPr>
+        <w:t>2Co 1.16</w:t>
+      </w:r>
       <w:r>
         <w:rPr>
           <w:lang w:val="pt_PT" w:bidi="pt_PT"/>
@@ -5347,108 +4327,72 @@
         </w:rPr>
         <w:t xml:space="preserve">Esta exortação final está relacionada à responsabilidade de cuidar de Zenas e Apolo (ver </w:t>
       </w:r>
-      <w:hyperlink r:id="rId153">
-        <w:r>
-          <w:rPr>
-            <w:lang w:val="pt_PT" w:bidi="pt_PT"/>
-          </w:rPr>
-          <w:rPr>
-            <w:color w:val="0000EE"/>
-            <w:u w:val="single"/>
-          </w:rPr>
-          <w:t>Rm 12.13</w:t>
-        </w:r>
-      </w:hyperlink>
+      <w:r>
+        <w:rPr>
+          <w:lang w:val="pt_PT" w:bidi="pt_PT"/>
+        </w:rPr>
+        <w:t>Rm 12.13</w:t>
+      </w:r>
       <w:r>
         <w:rPr>
           <w:lang w:val="pt_PT" w:bidi="pt_PT"/>
         </w:rPr>
         <w:t xml:space="preserve">; </w:t>
       </w:r>
-      <w:hyperlink r:id="rId154">
-        <w:r>
-          <w:rPr>
-            <w:lang w:val="pt_PT" w:bidi="pt_PT"/>
-          </w:rPr>
-          <w:rPr>
-            <w:color w:val="0000EE"/>
-            <w:u w:val="single"/>
-          </w:rPr>
-          <w:t>Ef 4.28</w:t>
-        </w:r>
-      </w:hyperlink>
+      <w:r>
+        <w:rPr>
+          <w:lang w:val="pt_PT" w:bidi="pt_PT"/>
+        </w:rPr>
+        <w:t>Ef 4.28</w:t>
+      </w:r>
       <w:r>
         <w:rPr>
           <w:lang w:val="pt_PT" w:bidi="pt_PT"/>
         </w:rPr>
         <w:t xml:space="preserve">; </w:t>
       </w:r>
-      <w:hyperlink r:id="rId155">
-        <w:r>
-          <w:rPr>
-            <w:lang w:val="pt_PT" w:bidi="pt_PT"/>
-          </w:rPr>
-          <w:rPr>
-            <w:color w:val="0000EE"/>
-            <w:u w:val="single"/>
-          </w:rPr>
-          <w:t>1Ts 4.11</w:t>
-        </w:r>
-      </w:hyperlink>
+      <w:r>
+        <w:rPr>
+          <w:lang w:val="pt_PT" w:bidi="pt_PT"/>
+        </w:rPr>
+        <w:t>1Ts 4.11</w:t>
+      </w:r>
       <w:r>
         <w:rPr>
           <w:lang w:val="pt_PT" w:bidi="pt_PT"/>
         </w:rPr>
         <w:t xml:space="preserve">; </w:t>
       </w:r>
-      <w:hyperlink r:id="rId156">
-        <w:r>
-          <w:rPr>
-            <w:lang w:val="pt_PT" w:bidi="pt_PT"/>
-          </w:rPr>
-          <w:rPr>
-            <w:color w:val="0000EE"/>
-            <w:u w:val="single"/>
-          </w:rPr>
-          <w:t>1Tm 5.8</w:t>
-        </w:r>
-      </w:hyperlink>
+      <w:r>
+        <w:rPr>
+          <w:lang w:val="pt_PT" w:bidi="pt_PT"/>
+        </w:rPr>
+        <w:t>1Tm 5.8</w:t>
+      </w:r>
       <w:r>
         <w:rPr>
           <w:lang w:val="pt_PT" w:bidi="pt_PT"/>
         </w:rPr>
         <w:t>,</w:t>
       </w:r>
-      <w:hyperlink r:id="rId157">
-        <w:r>
-          <w:rPr>
-            <w:lang w:val="pt_PT" w:bidi="pt_PT"/>
-          </w:rPr>
-          <w:rPr>
-            <w:color w:val="0000EE"/>
-            <w:u w:val="single"/>
-          </w:rPr>
-          <w:t>16</w:t>
-        </w:r>
-      </w:hyperlink>
+      <w:r>
+        <w:rPr>
+          <w:lang w:val="pt_PT" w:bidi="pt_PT"/>
+        </w:rPr>
+        <w:t>16</w:t>
+      </w:r>
       <w:r>
         <w:rPr>
           <w:lang w:val="pt_PT" w:bidi="pt_PT"/>
         </w:rPr>
         <w:t xml:space="preserve">; </w:t>
       </w:r>
-      <w:hyperlink r:id="rId158">
-        <w:r>
-          <w:rPr>
-            <w:lang w:val="pt_PT" w:bidi="pt_PT"/>
-          </w:rPr>
-          <w:rPr>
-            <w:color w:val="0000EE"/>
-            <w:u w:val="single"/>
-          </w:rPr>
-          <w:t>6.18</w:t>
-        </w:r>
-      </w:hyperlink>
+      <w:r>
+        <w:rPr>
+          <w:lang w:val="pt_PT" w:bidi="pt_PT"/>
+        </w:rPr>
+        <w:t>6.18</w:t>
+      </w:r>
       <w:r>
         <w:rPr>
           <w:lang w:val="pt_PT" w:bidi="pt_PT"/>
@@ -5503,18 +4447,12 @@
         </w:rPr>
         <w:t>todos vocês: A carta foi endereçada a Tito (</w:t>
       </w:r>
-      <w:hyperlink r:id="rId24">
-        <w:r>
-          <w:rPr>
-            <w:lang w:val="pt_PT" w:bidi="pt_PT"/>
-          </w:rPr>
-          <w:rPr>
-            <w:color w:val="0000EE"/>
-            <w:u w:val="single"/>
-          </w:rPr>
-          <w:t>1:4</w:t>
-        </w:r>
-      </w:hyperlink>
+      <w:r>
+        <w:rPr>
+          <w:lang w:val="pt_PT" w:bidi="pt_PT"/>
+        </w:rPr>
+        <w:t>1:4</w:t>
+      </w:r>
       <w:r>
         <w:rPr>
           <w:lang w:val="pt_PT" w:bidi="pt_PT"/>
